--- a/SDE_ROLES/Yaswanth_Muppalla_SDE_Resume.docx
+++ b/SDE_ROLES/Yaswanth_Muppalla_SDE_Resume.docx
@@ -118,264 +118,66 @@
       </w:pPr>
       <w:r>
         <w:rPr>
-          <w:rFonts w:ascii="Calibri" w:hAnsi="Calibri" w:eastAsia="Calibri"/>
           <w:b/>
           <w:i/>
-          <w:color w:val="141820"/>
-          <w:sz w:val="18"/>
-        </w:rPr>
-      </w:r>
-      <w:r>
-        <w:rPr>
-          <w:rFonts w:ascii="Calibri" w:hAnsi="Calibri" w:eastAsia="Calibri"/>
+        </w:rPr>
+        <w:t>Senior Software Engineer</w:t>
+      </w:r>
+      <w:r>
+        <w:rPr>
           <w:b w:val="0"/>
           <w:i/>
-          <w:color w:val="141820"/>
-          <w:sz w:val="18"/>
-        </w:rPr>
-      </w:r>
-      <w:r>
-        <w:rPr>
-          <w:rFonts w:ascii="Calibri" w:hAnsi="Calibri" w:eastAsia="Calibri"/>
+        </w:rPr>
+        <w:t xml:space="preserve"> | </w:t>
+      </w:r>
+      <w:r>
+        <w:rPr>
           <w:b/>
           <w:i/>
-          <w:color w:val="141820"/>
-          <w:sz w:val="18"/>
-        </w:rPr>
-      </w:r>
-      <w:r>
-        <w:rPr>
-          <w:rFonts w:ascii="Calibri" w:hAnsi="Calibri" w:eastAsia="Calibri"/>
+        </w:rPr>
+        <w:t>Java/Python Backend</w:t>
+      </w:r>
+      <w:r>
+        <w:rPr>
           <w:b w:val="0"/>
           <w:i/>
-          <w:color w:val="141820"/>
-          <w:sz w:val="18"/>
-        </w:rPr>
-      </w:r>
-      <w:r>
-        <w:rPr>
-          <w:rFonts w:ascii="Calibri" w:hAnsi="Calibri"/>
+        </w:rPr>
+        <w:t xml:space="preserve"> | </w:t>
+      </w:r>
+      <w:r>
+        <w:rPr>
           <w:b/>
           <w:i/>
-          <w:sz w:val="18"/>
-        </w:rPr>
-      </w:r>
-      <w:r>
-        <w:rPr>
-          <w:rFonts w:ascii="Calibri" w:hAnsi="Calibri"/>
+        </w:rPr>
+        <w:t>Distributed Systems &amp; APIs</w:t>
+      </w:r>
+      <w:r>
+        <w:rPr>
           <w:b w:val="0"/>
           <w:i/>
-          <w:sz w:val="18"/>
-        </w:rPr>
-      </w:r>
-      <w:r>
-        <w:rPr>
-          <w:rFonts w:ascii="Calibri" w:hAnsi="Calibri"/>
+        </w:rPr>
+        <w:t xml:space="preserve"> | </w:t>
+      </w:r>
+      <w:r>
+        <w:rPr>
           <w:b/>
           <w:i/>
-          <w:sz w:val="18"/>
-        </w:rPr>
-      </w:r>
-      <w:r>
-        <w:rPr>
-          <w:rFonts w:ascii="Calibri" w:hAnsi="Calibri"/>
+        </w:rPr>
+        <w:t>AWS/GCP</w:t>
+      </w:r>
+      <w:r>
+        <w:rPr>
           <w:b w:val="0"/>
           <w:i/>
-          <w:sz w:val="18"/>
-        </w:rPr>
-      </w:r>
-      <w:r>
-        <w:rPr>
-          <w:rFonts w:ascii="Calibri" w:hAnsi="Calibri"/>
-          <w:b w:val="0"/>
-          <w:i/>
-          <w:sz w:val="18"/>
-        </w:rPr>
-      </w:r>
-      <w:r>
-        <w:rPr>
-          <w:rFonts w:ascii="Calibri" w:hAnsi="Calibri"/>
-          <w:b w:val="0"/>
-          <w:i/>
-          <w:sz w:val="18"/>
-        </w:rPr>
-      </w:r>
-      <w:r>
-        <w:rPr>
-          <w:rFonts w:ascii="Calibri" w:hAnsi="Calibri"/>
+        </w:rPr>
+        <w:t xml:space="preserve"> | </w:t>
+      </w:r>
+      <w:r>
+        <w:rPr>
           <w:b/>
           <w:i/>
-          <w:sz w:val="18"/>
-        </w:rPr>
-      </w:r>
-      <w:r>
-        <w:rPr>
-          <w:rFonts w:ascii="Calibri" w:hAnsi="Calibri"/>
-          <w:b w:val="0"/>
-          <w:i/>
-          <w:sz w:val="18"/>
-        </w:rPr>
-      </w:r>
-      <w:r>
-        <w:rPr>
-          <w:rFonts w:ascii="Calibri" w:hAnsi="Calibri"/>
-          <w:b w:val="0"/>
-          <w:i/>
-          <w:sz w:val="18"/>
-        </w:rPr>
-      </w:r>
-      <w:r>
-        <w:rPr>
-          <w:rFonts w:ascii="Calibri" w:hAnsi="Calibri"/>
-          <w:b/>
-          <w:i/>
-          <w:sz w:val="18"/>
-        </w:rPr>
-      </w:r>
-      <w:r>
-        <w:rPr>
-          <w:rFonts w:ascii="Calibri" w:hAnsi="Calibri"/>
-          <w:b w:val="0"/>
-          <w:i/>
-          <w:sz w:val="18"/>
-        </w:rPr>
-      </w:r>
-      <w:r>
-        <w:rPr>
-          <w:rFonts w:ascii="Calibri" w:hAnsi="Calibri"/>
-          <w:b/>
-          <w:i/>
-          <w:sz w:val="18"/>
-        </w:rPr>
-      </w:r>
-      <w:r>
-        <w:rPr>
-          <w:rFonts w:ascii="Calibri" w:hAnsi="Calibri"/>
-          <w:b w:val="0"/>
-          <w:i/>
-          <w:sz w:val="18"/>
-        </w:rPr>
-      </w:r>
-      <w:r>
-        <w:rPr>
-          <w:rFonts w:ascii="Calibri" w:hAnsi="Calibri"/>
-          <w:b/>
-          <w:i/>
-          <w:sz w:val="18"/>
-        </w:rPr>
-      </w:r>
-      <w:r>
-        <w:rPr>
-          <w:rFonts w:ascii="Calibri" w:hAnsi="Calibri"/>
-          <w:b w:val="0"/>
-          <w:i/>
-          <w:sz w:val="18"/>
-        </w:rPr>
-      </w:r>
-      <w:r>
-        <w:rPr>
-          <w:rFonts w:ascii="Calibri" w:hAnsi="Calibri"/>
-          <w:b/>
-          <w:i/>
-          <w:sz w:val="18"/>
-        </w:rPr>
-      </w:r>
-      <w:r>
-        <w:rPr>
-          <w:rFonts w:ascii="Calibri" w:hAnsi="Calibri"/>
-          <w:b w:val="0"/>
-          <w:i/>
-          <w:sz w:val="18"/>
-        </w:rPr>
-      </w:r>
-      <w:r>
-        <w:rPr>
-          <w:rFonts w:ascii="Calibri" w:hAnsi="Calibri"/>
-          <w:b/>
-          <w:i/>
-          <w:sz w:val="18"/>
-        </w:rPr>
-      </w:r>
-      <w:r>
-        <w:rPr>
-          <w:rFonts w:ascii="Calibri" w:hAnsi="Calibri"/>
-          <w:b/>
-          <w:i/>
-          <w:sz w:val="18"/>
-        </w:rPr>
-        <w:t>Senior Software Engineer</w:t>
-      </w:r>
-      <w:r>
-        <w:rPr>
-          <w:rFonts w:ascii="Calibri" w:hAnsi="Calibri"/>
-          <w:b w:val="0"/>
-          <w:i/>
-          <w:sz w:val="18"/>
-        </w:rPr>
-        <w:t xml:space="preserve"> | </w:t>
-      </w:r>
-      <w:r>
-        <w:rPr>
-          <w:rFonts w:ascii="Calibri" w:hAnsi="Calibri"/>
-          <w:b/>
-          <w:i/>
-          <w:sz w:val="18"/>
-        </w:rPr>
-        <w:t>Java/Python Backend</w:t>
-      </w:r>
-      <w:r>
-        <w:rPr>
-          <w:rFonts w:ascii="Calibri" w:hAnsi="Calibri"/>
-          <w:b w:val="0"/>
-          <w:i/>
-          <w:sz w:val="18"/>
-        </w:rPr>
-        <w:t xml:space="preserve"> | </w:t>
-      </w:r>
-      <w:r>
-        <w:rPr>
-          <w:rFonts w:ascii="Calibri" w:hAnsi="Calibri"/>
-          <w:b/>
-          <w:i/>
-          <w:sz w:val="18"/>
-        </w:rPr>
-        <w:t>APIs &amp; Distributed Systems</w:t>
-      </w:r>
-      <w:r>
-        <w:rPr>
-          <w:rFonts w:ascii="Calibri" w:hAnsi="Calibri"/>
-          <w:b w:val="0"/>
-          <w:i/>
-          <w:sz w:val="18"/>
-        </w:rPr>
-        <w:t xml:space="preserve"> | </w:t>
-      </w:r>
-      <w:r>
-        <w:rPr>
-          <w:rFonts w:ascii="Calibri" w:hAnsi="Calibri"/>
-          <w:b/>
-          <w:i/>
-          <w:sz w:val="18"/>
-        </w:rPr>
-        <w:t>AWS</w:t>
-      </w:r>
-      <w:r>
-        <w:rPr>
-          <w:rFonts w:ascii="Calibri" w:hAnsi="Calibri"/>
-          <w:b w:val="0"/>
-          <w:i/>
-          <w:sz w:val="18"/>
-        </w:rPr>
-        <w:t xml:space="preserve"> | </w:t>
-      </w:r>
-      <w:r>
-        <w:rPr>
-          <w:rFonts w:ascii="Calibri" w:hAnsi="Calibri"/>
-          <w:b/>
-          <w:i/>
-          <w:sz w:val="18"/>
-        </w:rPr>
-        <w:t>AI-Enabled Platforms</w:t>
+        </w:rPr>
+        <w:t>AI Platforms</w:t>
       </w:r>
     </w:p>
     <w:p>
@@ -516,372 +318,85 @@
       </w:pPr>
       <w:r>
         <w:rPr>
-          <w:rFonts w:ascii="Calibri" w:hAnsi="Calibri" w:eastAsia="Calibri"/>
           <w:b/>
-          <w:i/>
-          <w:color w:val="141820"/>
-          <w:sz w:val="17"/>
-        </w:rPr>
-      </w:r>
-      <w:r>
-        <w:rPr>
-          <w:rFonts w:ascii="Calibri" w:hAnsi="Calibri" w:eastAsia="Calibri"/>
+          <w:i w:val="0"/>
+        </w:rPr>
+        <w:t>Impact:</w:t>
+      </w:r>
+      <w:r>
+        <w:rPr>
           <w:b w:val="0"/>
-          <w:i/>
-          <w:color w:val="141820"/>
-          <w:sz w:val="17"/>
-        </w:rPr>
-      </w:r>
-      <w:r>
-        <w:rPr>
-          <w:rFonts w:ascii="Calibri" w:hAnsi="Calibri" w:eastAsia="Calibri"/>
+          <w:i w:val="0"/>
+        </w:rPr>
+        <w:t xml:space="preserve"> Built a </w:t>
+      </w:r>
+      <w:r>
+        <w:rPr>
           <w:b/>
-          <w:i/>
-          <w:color w:val="141820"/>
-          <w:sz w:val="17"/>
-        </w:rPr>
-      </w:r>
-      <w:r>
-        <w:rPr>
-          <w:rFonts w:ascii="Calibri" w:hAnsi="Calibri" w:eastAsia="Calibri"/>
+          <w:i w:val="0"/>
+        </w:rPr>
+        <w:t>cross-cloud GCP-to-AWS data and API platform</w:t>
+      </w:r>
+      <w:r>
+        <w:rPr>
           <w:b w:val="0"/>
-          <w:i/>
-          <w:color w:val="141820"/>
-          <w:sz w:val="17"/>
-        </w:rPr>
-      </w:r>
-      <w:r>
-        <w:rPr>
-          <w:rFonts w:ascii="Calibri" w:hAnsi="Calibri" w:eastAsia="Calibri"/>
+          <w:i w:val="0"/>
+        </w:rPr>
+        <w:t xml:space="preserve"> processing </w:t>
+      </w:r>
+      <w:r>
+        <w:rPr>
           <w:b/>
-          <w:i/>
-          <w:color w:val="141820"/>
-          <w:sz w:val="17"/>
-        </w:rPr>
-      </w:r>
-      <w:r>
-        <w:rPr>
-          <w:rFonts w:ascii="Calibri" w:hAnsi="Calibri" w:eastAsia="Calibri"/>
+          <w:i w:val="0"/>
+        </w:rPr>
+        <w:t>10M+ financial records</w:t>
+      </w:r>
+      <w:r>
+        <w:rPr>
           <w:b w:val="0"/>
-          <w:i/>
-          <w:color w:val="141820"/>
-          <w:sz w:val="17"/>
-        </w:rPr>
-      </w:r>
-      <w:r>
-        <w:rPr>
-          <w:rFonts w:ascii="Calibri" w:hAnsi="Calibri" w:eastAsia="Calibri"/>
+          <w:i w:val="0"/>
+        </w:rPr>
+        <w:t xml:space="preserve">, improving reporting efficiency by </w:t>
+      </w:r>
+      <w:r>
+        <w:rPr>
           <w:b/>
-          <w:i/>
-          <w:color w:val="141820"/>
-          <w:sz w:val="17"/>
-        </w:rPr>
-      </w:r>
-      <w:r>
-        <w:rPr>
-          <w:rFonts w:ascii="Calibri" w:hAnsi="Calibri" w:eastAsia="Calibri"/>
+          <w:i w:val="0"/>
+        </w:rPr>
+        <w:t>35%</w:t>
+      </w:r>
+      <w:r>
+        <w:rPr>
           <w:b w:val="0"/>
-          <w:i/>
-          <w:color w:val="141820"/>
-          <w:sz w:val="17"/>
-        </w:rPr>
-      </w:r>
-      <w:r>
-        <w:rPr>
-          <w:rFonts w:ascii="Calibri" w:hAnsi="Calibri" w:eastAsia="Calibri"/>
+          <w:i w:val="0"/>
+        </w:rPr>
+        <w:t xml:space="preserve">, achieving </w:t>
+      </w:r>
+      <w:r>
+        <w:rPr>
           <w:b/>
-          <w:i/>
-          <w:color w:val="141820"/>
-          <w:sz w:val="17"/>
-        </w:rPr>
-      </w:r>
-      <w:r>
-        <w:rPr>
-          <w:rFonts w:ascii="Calibri" w:hAnsi="Calibri" w:eastAsia="Calibri"/>
+          <w:i w:val="0"/>
+        </w:rPr>
+        <w:t>99% data accuracy</w:t>
+      </w:r>
+      <w:r>
+        <w:rPr>
           <w:b w:val="0"/>
-          <w:i/>
-          <w:color w:val="141820"/>
-          <w:sz w:val="17"/>
-        </w:rPr>
-      </w:r>
-      <w:r>
-        <w:rPr>
-          <w:rFonts w:ascii="Calibri" w:hAnsi="Calibri" w:eastAsia="Calibri"/>
+          <w:i w:val="0"/>
+        </w:rPr>
+        <w:t xml:space="preserve">, and reducing rerun/debug cycles by </w:t>
+      </w:r>
+      <w:r>
+        <w:rPr>
           <w:b/>
-          <w:i/>
-          <w:color w:val="141820"/>
-          <w:sz w:val="17"/>
-        </w:rPr>
-      </w:r>
-      <w:r>
-        <w:rPr>
-          <w:rFonts w:ascii="Calibri" w:hAnsi="Calibri" w:eastAsia="Calibri"/>
+          <w:i w:val="0"/>
+        </w:rPr>
+        <w:t>3x</w:t>
+      </w:r>
+      <w:r>
+        <w:rPr>
           <w:b w:val="0"/>
-          <w:i/>
-          <w:color w:val="141820"/>
-          <w:sz w:val="17"/>
-        </w:rPr>
-      </w:r>
-      <w:r>
-        <w:rPr>
-          <w:rFonts w:ascii="Calibri" w:hAnsi="Calibri" w:eastAsia="Calibri"/>
-          <w:b w:val="0"/>
-          <w:i/>
-          <w:color w:val="141820"/>
-          <w:sz w:val="17"/>
-        </w:rPr>
-      </w:r>
-      <w:r>
-        <w:rPr>
-          <w:rFonts w:ascii="Calibri" w:hAnsi="Calibri"/>
-          <w:b/>
-          <w:i/>
-          <w:sz w:val="17"/>
-        </w:rPr>
-      </w:r>
-      <w:r>
-        <w:rPr>
-          <w:rFonts w:ascii="Calibri" w:hAnsi="Calibri"/>
-          <w:b w:val="0"/>
-          <w:i/>
-          <w:sz w:val="17"/>
-        </w:rPr>
-      </w:r>
-      <w:r>
-        <w:rPr>
-          <w:rFonts w:ascii="Calibri" w:hAnsi="Calibri"/>
-          <w:b/>
-          <w:i/>
-          <w:sz w:val="17"/>
-        </w:rPr>
-      </w:r>
-      <w:r>
-        <w:rPr>
-          <w:rFonts w:ascii="Calibri" w:hAnsi="Calibri"/>
-          <w:b w:val="0"/>
-          <w:i/>
-          <w:sz w:val="17"/>
-        </w:rPr>
-      </w:r>
-      <w:r>
-        <w:rPr>
-          <w:rFonts w:ascii="Calibri" w:hAnsi="Calibri"/>
-          <w:b/>
-          <w:i/>
-          <w:sz w:val="17"/>
-        </w:rPr>
-      </w:r>
-      <w:r>
-        <w:rPr>
-          <w:rFonts w:ascii="Calibri" w:hAnsi="Calibri"/>
-          <w:b w:val="0"/>
-          <w:i/>
-          <w:sz w:val="17"/>
-        </w:rPr>
-      </w:r>
-      <w:r>
-        <w:rPr>
-          <w:rFonts w:ascii="Calibri" w:hAnsi="Calibri"/>
-          <w:b/>
-          <w:i/>
-          <w:sz w:val="17"/>
-        </w:rPr>
-      </w:r>
-      <w:r>
-        <w:rPr>
-          <w:rFonts w:ascii="Calibri" w:hAnsi="Calibri"/>
-          <w:b w:val="0"/>
-          <w:i/>
-          <w:sz w:val="17"/>
-        </w:rPr>
-      </w:r>
-      <w:r>
-        <w:rPr>
-          <w:rFonts w:ascii="Calibri" w:hAnsi="Calibri"/>
-          <w:b/>
-          <w:i/>
-          <w:sz w:val="17"/>
-        </w:rPr>
-      </w:r>
-      <w:r>
-        <w:rPr>
-          <w:rFonts w:ascii="Calibri" w:hAnsi="Calibri"/>
-          <w:b w:val="0"/>
-          <w:i/>
-          <w:sz w:val="17"/>
-        </w:rPr>
-      </w:r>
-      <w:r>
-        <w:rPr>
-          <w:rFonts w:ascii="Calibri" w:hAnsi="Calibri"/>
-          <w:b/>
-          <w:i/>
-          <w:sz w:val="17"/>
-        </w:rPr>
-      </w:r>
-      <w:r>
-        <w:rPr>
-          <w:rFonts w:ascii="Calibri" w:hAnsi="Calibri"/>
-          <w:b w:val="0"/>
-          <w:i/>
-          <w:sz w:val="17"/>
-        </w:rPr>
-      </w:r>
-      <w:r>
-        <w:rPr>
-          <w:rFonts w:ascii="Calibri" w:hAnsi="Calibri"/>
-          <w:b/>
-          <w:i/>
-          <w:sz w:val="17"/>
-        </w:rPr>
-      </w:r>
-      <w:r>
-        <w:rPr>
-          <w:rFonts w:ascii="Calibri" w:hAnsi="Calibri"/>
-          <w:b w:val="0"/>
-          <w:i/>
-          <w:sz w:val="17"/>
-        </w:rPr>
-      </w:r>
-      <w:r>
-        <w:rPr>
-          <w:rFonts w:ascii="Calibri" w:hAnsi="Calibri"/>
-          <w:b/>
-          <w:i/>
-          <w:sz w:val="17"/>
-        </w:rPr>
-      </w:r>
-      <w:r>
-        <w:rPr>
-          <w:rFonts w:ascii="Calibri" w:hAnsi="Calibri"/>
-          <w:b w:val="0"/>
-          <w:i/>
-          <w:sz w:val="17"/>
-        </w:rPr>
-      </w:r>
-      <w:r>
-        <w:rPr>
-          <w:rFonts w:ascii="Calibri" w:hAnsi="Calibri"/>
-          <w:b/>
-          <w:i/>
-          <w:sz w:val="17"/>
-        </w:rPr>
-        <w:t>Impact:</w:t>
-      </w:r>
-      <w:r>
-        <w:rPr>
-          <w:rFonts w:ascii="Calibri" w:hAnsi="Calibri"/>
-          <w:b w:val="0"/>
-          <w:i/>
-          <w:sz w:val="17"/>
-        </w:rPr>
-        <w:t xml:space="preserve"> Built </w:t>
-      </w:r>
-      <w:r>
-        <w:rPr>
-          <w:rFonts w:ascii="Calibri" w:hAnsi="Calibri"/>
-          <w:b/>
-          <w:i/>
-          <w:sz w:val="17"/>
-        </w:rPr>
-        <w:t>Java/Python backend platform services</w:t>
-      </w:r>
-      <w:r>
-        <w:rPr>
-          <w:rFonts w:ascii="Calibri" w:hAnsi="Calibri"/>
-          <w:b w:val="0"/>
-          <w:i/>
-          <w:sz w:val="17"/>
-        </w:rPr>
-        <w:t xml:space="preserve"> and </w:t>
-      </w:r>
-      <w:r>
-        <w:rPr>
-          <w:rFonts w:ascii="Calibri" w:hAnsi="Calibri"/>
-          <w:b/>
-          <w:i/>
-          <w:sz w:val="17"/>
-        </w:rPr>
-        <w:t>internal APIs</w:t>
-      </w:r>
-      <w:r>
-        <w:rPr>
-          <w:rFonts w:ascii="Calibri" w:hAnsi="Calibri"/>
-          <w:b w:val="0"/>
-          <w:i/>
-          <w:sz w:val="17"/>
-        </w:rPr>
-        <w:t xml:space="preserve"> processing </w:t>
-      </w:r>
-      <w:r>
-        <w:rPr>
-          <w:rFonts w:ascii="Calibri" w:hAnsi="Calibri"/>
-          <w:b/>
-          <w:i/>
-          <w:sz w:val="17"/>
-        </w:rPr>
-        <w:t>10M+ financial records</w:t>
-      </w:r>
-      <w:r>
-        <w:rPr>
-          <w:rFonts w:ascii="Calibri" w:hAnsi="Calibri"/>
-          <w:b w:val="0"/>
-          <w:i/>
-          <w:sz w:val="17"/>
-        </w:rPr>
-        <w:t xml:space="preserve">, improved reporting efficiency by </w:t>
-      </w:r>
-      <w:r>
-        <w:rPr>
-          <w:rFonts w:ascii="Calibri" w:hAnsi="Calibri"/>
-          <w:b/>
-          <w:i/>
-          <w:sz w:val="17"/>
-        </w:rPr>
-        <w:t>35%</w:t>
-      </w:r>
-      <w:r>
-        <w:rPr>
-          <w:rFonts w:ascii="Calibri" w:hAnsi="Calibri"/>
-          <w:b w:val="0"/>
-          <w:i/>
-          <w:sz w:val="17"/>
-        </w:rPr>
-        <w:t xml:space="preserve">, achieved </w:t>
-      </w:r>
-      <w:r>
-        <w:rPr>
-          <w:rFonts w:ascii="Calibri" w:hAnsi="Calibri"/>
-          <w:b/>
-          <w:i/>
-          <w:sz w:val="17"/>
-        </w:rPr>
-        <w:t>99% data accuracy</w:t>
-      </w:r>
-      <w:r>
-        <w:rPr>
-          <w:rFonts w:ascii="Calibri" w:hAnsi="Calibri"/>
-          <w:b w:val="0"/>
-          <w:i/>
-          <w:sz w:val="17"/>
-        </w:rPr>
-        <w:t xml:space="preserve">, and reduced rerun/debug cycles by </w:t>
-      </w:r>
-      <w:r>
-        <w:rPr>
-          <w:rFonts w:ascii="Calibri" w:hAnsi="Calibri"/>
-          <w:b/>
-          <w:i/>
-          <w:sz w:val="17"/>
-        </w:rPr>
-        <w:t>3x</w:t>
-      </w:r>
-      <w:r>
-        <w:rPr>
-          <w:rFonts w:ascii="Calibri" w:hAnsi="Calibri"/>
-          <w:b w:val="0"/>
-          <w:i/>
-          <w:sz w:val="17"/>
+          <w:i w:val="0"/>
         </w:rPr>
         <w:t>.</w:t>
       </w:r>
@@ -898,293 +413,64 @@
       </w:pPr>
       <w:r>
         <w:rPr>
-          <w:rFonts w:ascii="Calibri" w:hAnsi="Calibri" w:eastAsia="Calibri"/>
           <w:b w:val="0"/>
           <w:i w:val="0"/>
-          <w:color w:val="141820"/>
-          <w:sz w:val="18"/>
-        </w:rPr>
-      </w:r>
-      <w:r>
-        <w:rPr>
-          <w:rFonts w:ascii="Calibri" w:hAnsi="Calibri" w:eastAsia="Calibri"/>
+        </w:rPr>
+        <w:t xml:space="preserve">Built </w:t>
+      </w:r>
+      <w:r>
+        <w:rPr>
           <w:b/>
           <w:i w:val="0"/>
-          <w:color w:val="141820"/>
-          <w:sz w:val="18"/>
-        </w:rPr>
-      </w:r>
-      <w:r>
-        <w:rPr>
-          <w:rFonts w:ascii="Calibri" w:hAnsi="Calibri" w:eastAsia="Calibri"/>
+        </w:rPr>
+        <w:t>JSON-configurable GCP ingestion pipelines</w:t>
+      </w:r>
+      <w:r>
+        <w:rPr>
           <w:b w:val="0"/>
           <w:i w:val="0"/>
-          <w:color w:val="141820"/>
-          <w:sz w:val="18"/>
-        </w:rPr>
-      </w:r>
-      <w:r>
-        <w:rPr>
-          <w:rFonts w:ascii="Calibri" w:hAnsi="Calibri" w:eastAsia="Calibri"/>
+        </w:rPr>
+        <w:t xml:space="preserve"> for </w:t>
+      </w:r>
+      <w:r>
+        <w:rPr>
           <w:b/>
           <w:i w:val="0"/>
-          <w:color w:val="141820"/>
-          <w:sz w:val="18"/>
-        </w:rPr>
-      </w:r>
-      <w:r>
-        <w:rPr>
-          <w:rFonts w:ascii="Calibri" w:hAnsi="Calibri" w:eastAsia="Calibri"/>
+        </w:rPr>
+        <w:t>FIS files</w:t>
+      </w:r>
+      <w:r>
+        <w:rPr>
           <w:b w:val="0"/>
           <w:i w:val="0"/>
-          <w:color w:val="141820"/>
-          <w:sz w:val="18"/>
-        </w:rPr>
-      </w:r>
-      <w:r>
-        <w:rPr>
-          <w:rFonts w:ascii="Calibri" w:hAnsi="Calibri" w:eastAsia="Calibri"/>
+        </w:rPr>
+        <w:t xml:space="preserve">, translating BCA/CCA reporting and reconciliation rules into reusable processing components and </w:t>
+      </w:r>
+      <w:r>
+        <w:rPr>
           <w:b/>
           <w:i w:val="0"/>
-          <w:color w:val="141820"/>
-          <w:sz w:val="18"/>
-        </w:rPr>
-      </w:r>
-      <w:r>
-        <w:rPr>
-          <w:rFonts w:ascii="Calibri" w:hAnsi="Calibri" w:eastAsia="Calibri"/>
+        </w:rPr>
+        <w:t>AI-ready data contracts</w:t>
+      </w:r>
+      <w:r>
+        <w:rPr>
           <w:b w:val="0"/>
           <w:i w:val="0"/>
-          <w:color w:val="141820"/>
-          <w:sz w:val="18"/>
-        </w:rPr>
-      </w:r>
-      <w:r>
-        <w:rPr>
-          <w:rFonts w:ascii="Calibri" w:hAnsi="Calibri"/>
+        </w:rPr>
+        <w:t xml:space="preserve"> for governed retrieval, reporting, and </w:t>
+      </w:r>
+      <w:r>
+        <w:rPr>
+          <w:b/>
+          <w:i w:val="0"/>
+        </w:rPr>
+        <w:t>downstream copilot APIs</w:t>
+      </w:r>
+      <w:r>
+        <w:rPr>
           <w:b w:val="0"/>
           <w:i w:val="0"/>
-          <w:sz w:val="18"/>
-        </w:rPr>
-      </w:r>
-      <w:r>
-        <w:rPr>
-          <w:rFonts w:ascii="Calibri" w:hAnsi="Calibri"/>
-          <w:b w:val="0"/>
-          <w:i w:val="0"/>
-          <w:sz w:val="18"/>
-        </w:rPr>
-      </w:r>
-      <w:r>
-        <w:rPr>
-          <w:rFonts w:ascii="Calibri" w:hAnsi="Calibri"/>
-          <w:b/>
-          <w:i w:val="0"/>
-          <w:sz w:val="18"/>
-        </w:rPr>
-      </w:r>
-      <w:r>
-        <w:rPr>
-          <w:rFonts w:ascii="Calibri" w:hAnsi="Calibri"/>
-          <w:b w:val="0"/>
-          <w:i w:val="0"/>
-          <w:sz w:val="18"/>
-        </w:rPr>
-      </w:r>
-      <w:r>
-        <w:rPr>
-          <w:rFonts w:ascii="Calibri" w:hAnsi="Calibri"/>
-          <w:b/>
-          <w:i w:val="0"/>
-          <w:sz w:val="18"/>
-        </w:rPr>
-      </w:r>
-      <w:r>
-        <w:rPr>
-          <w:rFonts w:ascii="Calibri" w:hAnsi="Calibri"/>
-          <w:b w:val="0"/>
-          <w:i w:val="0"/>
-          <w:sz w:val="18"/>
-        </w:rPr>
-      </w:r>
-      <w:r>
-        <w:rPr>
-          <w:rFonts w:ascii="Calibri" w:hAnsi="Calibri"/>
-          <w:b/>
-          <w:i w:val="0"/>
-          <w:sz w:val="18"/>
-        </w:rPr>
-      </w:r>
-      <w:r>
-        <w:rPr>
-          <w:rFonts w:ascii="Calibri" w:hAnsi="Calibri"/>
-          <w:b w:val="0"/>
-          <w:i w:val="0"/>
-          <w:sz w:val="18"/>
-        </w:rPr>
-      </w:r>
-      <w:r>
-        <w:rPr>
-          <w:rFonts w:ascii="Calibri" w:hAnsi="Calibri"/>
-          <w:b/>
-          <w:i w:val="0"/>
-          <w:sz w:val="18"/>
-        </w:rPr>
-      </w:r>
-      <w:r>
-        <w:rPr>
-          <w:rFonts w:ascii="Calibri" w:hAnsi="Calibri"/>
-          <w:b w:val="0"/>
-          <w:i w:val="0"/>
-          <w:sz w:val="18"/>
-        </w:rPr>
-      </w:r>
-      <w:r>
-        <w:rPr>
-          <w:rFonts w:ascii="Calibri" w:hAnsi="Calibri"/>
-          <w:b/>
-          <w:i w:val="0"/>
-          <w:sz w:val="18"/>
-        </w:rPr>
-      </w:r>
-      <w:r>
-        <w:rPr>
-          <w:rFonts w:ascii="Calibri" w:hAnsi="Calibri"/>
-          <w:b w:val="0"/>
-          <w:i w:val="0"/>
-          <w:sz w:val="18"/>
-        </w:rPr>
-      </w:r>
-      <w:r>
-        <w:rPr>
-          <w:rFonts w:ascii="Calibri" w:hAnsi="Calibri"/>
-          <w:b/>
-          <w:i w:val="0"/>
-          <w:sz w:val="18"/>
-        </w:rPr>
-      </w:r>
-      <w:r>
-        <w:rPr>
-          <w:rFonts w:ascii="Calibri" w:hAnsi="Calibri"/>
-          <w:b w:val="0"/>
-          <w:i w:val="0"/>
-          <w:sz w:val="18"/>
-        </w:rPr>
-      </w:r>
-      <w:r>
-        <w:rPr>
-          <w:rFonts w:ascii="Calibri" w:hAnsi="Calibri"/>
-          <w:b w:val="0"/>
-          <w:i w:val="0"/>
-          <w:sz w:val="18"/>
-        </w:rPr>
-        <w:t xml:space="preserve">Built </w:t>
-      </w:r>
-      <w:r>
-        <w:rPr>
-          <w:rFonts w:ascii="Calibri" w:hAnsi="Calibri"/>
-          <w:b/>
-          <w:i w:val="0"/>
-          <w:sz w:val="18"/>
-        </w:rPr>
-        <w:t>Java/Python backend services</w:t>
-      </w:r>
-      <w:r>
-        <w:rPr>
-          <w:rFonts w:ascii="Calibri" w:hAnsi="Calibri"/>
-          <w:b w:val="0"/>
-          <w:i w:val="0"/>
-          <w:sz w:val="18"/>
-        </w:rPr>
-        <w:t xml:space="preserve"> and </w:t>
-      </w:r>
-      <w:r>
-        <w:rPr>
-          <w:rFonts w:ascii="Calibri" w:hAnsi="Calibri"/>
-          <w:b/>
-          <w:i w:val="0"/>
-          <w:sz w:val="18"/>
-        </w:rPr>
-        <w:t>internal APIs</w:t>
-      </w:r>
-      <w:r>
-        <w:rPr>
-          <w:rFonts w:ascii="Calibri" w:hAnsi="Calibri"/>
-          <w:b w:val="0"/>
-          <w:i w:val="0"/>
-          <w:sz w:val="18"/>
-        </w:rPr>
-        <w:t xml:space="preserve"> over </w:t>
-      </w:r>
-      <w:r>
-        <w:rPr>
-          <w:rFonts w:ascii="Calibri" w:hAnsi="Calibri"/>
-          <w:b/>
-          <w:i w:val="0"/>
-          <w:sz w:val="18"/>
-        </w:rPr>
-        <w:t>SQL</w:t>
-      </w:r>
-      <w:r>
-        <w:rPr>
-          <w:rFonts w:ascii="Calibri" w:hAnsi="Calibri"/>
-          <w:b w:val="0"/>
-          <w:i w:val="0"/>
-          <w:sz w:val="18"/>
-        </w:rPr>
-        <w:t xml:space="preserve"> and </w:t>
-      </w:r>
-      <w:r>
-        <w:rPr>
-          <w:rFonts w:ascii="Calibri" w:hAnsi="Calibri"/>
-          <w:b/>
-          <w:i w:val="0"/>
-          <w:sz w:val="18"/>
-        </w:rPr>
-        <w:t>MemSQL</w:t>
-      </w:r>
-      <w:r>
-        <w:rPr>
-          <w:rFonts w:ascii="Calibri" w:hAnsi="Calibri"/>
-          <w:b w:val="0"/>
-          <w:i w:val="0"/>
-          <w:sz w:val="18"/>
-        </w:rPr>
-        <w:t xml:space="preserve"> to consolidate </w:t>
-      </w:r>
-      <w:r>
-        <w:rPr>
-          <w:rFonts w:ascii="Calibri" w:hAnsi="Calibri"/>
-          <w:b/>
-          <w:i w:val="0"/>
-          <w:sz w:val="18"/>
-        </w:rPr>
-        <w:t>10M+ financial records</w:t>
-      </w:r>
-      <w:r>
-        <w:rPr>
-          <w:rFonts w:ascii="Calibri" w:hAnsi="Calibri"/>
-          <w:b w:val="0"/>
-          <w:i w:val="0"/>
-          <w:sz w:val="18"/>
-        </w:rPr>
-        <w:t xml:space="preserve"> across </w:t>
-      </w:r>
-      <w:r>
-        <w:rPr>
-          <w:rFonts w:ascii="Calibri" w:hAnsi="Calibri"/>
-          <w:b/>
-          <w:i w:val="0"/>
-          <w:sz w:val="18"/>
-        </w:rPr>
-        <w:t>reporting and reconciliation workflows</w:t>
-      </w:r>
-      <w:r>
-        <w:rPr>
-          <w:rFonts w:ascii="Calibri" w:hAnsi="Calibri"/>
-          <w:b w:val="0"/>
-          <w:i w:val="0"/>
-          <w:sz w:val="18"/>
         </w:rPr>
         <w:t>.</w:t>
       </w:r>
@@ -1201,171 +487,106 @@
       </w:pPr>
       <w:r>
         <w:rPr>
-          <w:rFonts w:ascii="Calibri" w:hAnsi="Calibri" w:eastAsia="Calibri"/>
           <w:b w:val="0"/>
           <w:i w:val="0"/>
-          <w:color w:val="141820"/>
-          <w:sz w:val="18"/>
-        </w:rPr>
-      </w:r>
-      <w:r>
-        <w:rPr>
-          <w:rFonts w:ascii="Calibri" w:hAnsi="Calibri" w:eastAsia="Calibri"/>
+        </w:rPr>
+        <w:t xml:space="preserve">Implemented </w:t>
+      </w:r>
+      <w:r>
+        <w:rPr>
           <w:b/>
           <w:i w:val="0"/>
-          <w:color w:val="141820"/>
-          <w:sz w:val="18"/>
-        </w:rPr>
-      </w:r>
-      <w:r>
-        <w:rPr>
-          <w:rFonts w:ascii="Calibri" w:hAnsi="Calibri" w:eastAsia="Calibri"/>
+        </w:rPr>
+        <w:t>Kafka-backed ingestion</w:t>
+      </w:r>
+      <w:r>
+        <w:rPr>
           <w:b w:val="0"/>
           <w:i w:val="0"/>
-          <w:color w:val="141820"/>
-          <w:sz w:val="18"/>
-        </w:rPr>
-      </w:r>
-      <w:r>
-        <w:rPr>
-          <w:rFonts w:ascii="Calibri" w:hAnsi="Calibri"/>
+        </w:rPr>
+        <w:t xml:space="preserve">, </w:t>
+      </w:r>
+      <w:r>
+        <w:rPr>
+          <w:b/>
+          <w:i w:val="0"/>
+        </w:rPr>
+        <w:t>Apache Flink processing</w:t>
+      </w:r>
+      <w:r>
+        <w:rPr>
           <w:b w:val="0"/>
           <w:i w:val="0"/>
-          <w:sz w:val="18"/>
-        </w:rPr>
-      </w:r>
-      <w:r>
-        <w:rPr>
-          <w:rFonts w:ascii="Calibri" w:hAnsi="Calibri"/>
+        </w:rPr>
+        <w:t xml:space="preserve">, and </w:t>
+      </w:r>
+      <w:r>
+        <w:rPr>
+          <w:b/>
+          <w:i w:val="0"/>
+        </w:rPr>
+        <w:t>Airflow orchestration</w:t>
+      </w:r>
+      <w:r>
+        <w:rPr>
           <w:b w:val="0"/>
           <w:i w:val="0"/>
-          <w:sz w:val="18"/>
-        </w:rPr>
-      </w:r>
-      <w:r>
-        <w:rPr>
-          <w:rFonts w:ascii="Calibri" w:hAnsi="Calibri"/>
+        </w:rPr>
+        <w:t xml:space="preserve"> for </w:t>
+      </w:r>
+      <w:r>
+        <w:rPr>
           <w:b/>
           <w:i w:val="0"/>
-          <w:sz w:val="18"/>
-        </w:rPr>
-      </w:r>
-      <w:r>
-        <w:rPr>
-          <w:rFonts w:ascii="Calibri" w:hAnsi="Calibri"/>
+        </w:rPr>
+        <w:t>validation, joins, deduplication, enrichment</w:t>
+      </w:r>
+      <w:r>
+        <w:rPr>
           <w:b w:val="0"/>
           <w:i w:val="0"/>
-          <w:sz w:val="18"/>
-        </w:rPr>
-      </w:r>
-      <w:r>
-        <w:rPr>
-          <w:rFonts w:ascii="Calibri" w:hAnsi="Calibri"/>
+        </w:rPr>
+        <w:t xml:space="preserve">, dependency controls, reruns, and </w:t>
+      </w:r>
+      <w:r>
+        <w:rPr>
           <w:b/>
           <w:i w:val="0"/>
-          <w:sz w:val="18"/>
-        </w:rPr>
-      </w:r>
-      <w:r>
-        <w:rPr>
-          <w:rFonts w:ascii="Calibri" w:hAnsi="Calibri"/>
+        </w:rPr>
+        <w:t>failure recovery</w:t>
+      </w:r>
+      <w:r>
+        <w:rPr>
           <w:b w:val="0"/>
           <w:i w:val="0"/>
-          <w:sz w:val="18"/>
-        </w:rPr>
-      </w:r>
-      <w:r>
-        <w:rPr>
-          <w:rFonts w:ascii="Calibri" w:hAnsi="Calibri"/>
+        </w:rPr>
+        <w:t xml:space="preserve"> across reporting and </w:t>
+      </w:r>
+      <w:r>
+        <w:rPr>
           <w:b/>
           <w:i w:val="0"/>
-          <w:sz w:val="18"/>
-        </w:rPr>
-      </w:r>
-      <w:r>
-        <w:rPr>
-          <w:rFonts w:ascii="Calibri" w:hAnsi="Calibri"/>
+        </w:rPr>
+        <w:t>AI workloads</w:t>
+      </w:r>
+      <w:r>
+        <w:rPr>
           <w:b w:val="0"/>
           <w:i w:val="0"/>
-          <w:sz w:val="18"/>
-        </w:rPr>
-      </w:r>
-      <w:r>
-        <w:rPr>
-          <w:rFonts w:ascii="Calibri" w:hAnsi="Calibri"/>
+        </w:rPr>
+        <w:t xml:space="preserve"> with </w:t>
+      </w:r>
+      <w:r>
+        <w:rPr>
           <w:b/>
           <w:i w:val="0"/>
-          <w:sz w:val="18"/>
-        </w:rPr>
-      </w:r>
-      <w:r>
-        <w:rPr>
-          <w:rFonts w:ascii="Calibri" w:hAnsi="Calibri"/>
+        </w:rPr>
+        <w:t>audit-ready execution</w:t>
+      </w:r>
+      <w:r>
+        <w:rPr>
           <w:b w:val="0"/>
           <w:i w:val="0"/>
-          <w:sz w:val="18"/>
-        </w:rPr>
-      </w:r>
-      <w:r>
-        <w:rPr>
-          <w:rFonts w:ascii="Calibri" w:hAnsi="Calibri"/>
-          <w:b w:val="0"/>
-          <w:i w:val="0"/>
-          <w:sz w:val="18"/>
-        </w:rPr>
-        <w:t xml:space="preserve">Designed </w:t>
-      </w:r>
-      <w:r>
-        <w:rPr>
-          <w:rFonts w:ascii="Calibri" w:hAnsi="Calibri"/>
-          <w:b/>
-          <w:i w:val="0"/>
-          <w:sz w:val="18"/>
-        </w:rPr>
-        <w:t>JSON-configurable service components</w:t>
-      </w:r>
-      <w:r>
-        <w:rPr>
-          <w:rFonts w:ascii="Calibri" w:hAnsi="Calibri"/>
-          <w:b w:val="0"/>
-          <w:i w:val="0"/>
-          <w:sz w:val="18"/>
-        </w:rPr>
-        <w:t xml:space="preserve"> for </w:t>
-      </w:r>
-      <w:r>
-        <w:rPr>
-          <w:rFonts w:ascii="Calibri" w:hAnsi="Calibri"/>
-          <w:b/>
-          <w:i w:val="0"/>
-          <w:sz w:val="18"/>
-        </w:rPr>
-        <w:t>ingestion, validation, transformation, and reconciliation</w:t>
-      </w:r>
-      <w:r>
-        <w:rPr>
-          <w:rFonts w:ascii="Calibri" w:hAnsi="Calibri"/>
-          <w:b w:val="0"/>
-          <w:i w:val="0"/>
-          <w:sz w:val="18"/>
-        </w:rPr>
-        <w:t xml:space="preserve">, reducing repeated </w:t>
-      </w:r>
-      <w:r>
-        <w:rPr>
-          <w:rFonts w:ascii="Calibri" w:hAnsi="Calibri"/>
-          <w:b/>
-          <w:i w:val="0"/>
-          <w:sz w:val="18"/>
-        </w:rPr>
-        <w:t>backend code changes</w:t>
-      </w:r>
-      <w:r>
-        <w:rPr>
-          <w:rFonts w:ascii="Calibri" w:hAnsi="Calibri"/>
-          <w:b w:val="0"/>
-          <w:i w:val="0"/>
-          <w:sz w:val="18"/>
         </w:rPr>
         <w:t>.</w:t>
       </w:r>
@@ -1382,225 +603,66 @@
       </w:pPr>
       <w:r>
         <w:rPr>
-          <w:rFonts w:ascii="Calibri" w:hAnsi="Calibri" w:eastAsia="Calibri"/>
           <w:b w:val="0"/>
           <w:i w:val="0"/>
-          <w:color w:val="141820"/>
-          <w:sz w:val="18"/>
-        </w:rPr>
-      </w:r>
-      <w:r>
-        <w:rPr>
-          <w:rFonts w:ascii="Calibri" w:hAnsi="Calibri" w:eastAsia="Calibri"/>
+        </w:rPr>
+        <w:t xml:space="preserve">Published governed outputs to </w:t>
+      </w:r>
+      <w:r>
+        <w:rPr>
           <w:b/>
           <w:i w:val="0"/>
-          <w:color w:val="141820"/>
-          <w:sz w:val="18"/>
-        </w:rPr>
-      </w:r>
-      <w:r>
-        <w:rPr>
-          <w:rFonts w:ascii="Calibri" w:hAnsi="Calibri" w:eastAsia="Calibri"/>
+        </w:rPr>
+        <w:t>BigQuery curated tables</w:t>
+      </w:r>
+      <w:r>
+        <w:rPr>
           <w:b w:val="0"/>
           <w:i w:val="0"/>
-          <w:color w:val="141820"/>
-          <w:sz w:val="18"/>
-        </w:rPr>
-      </w:r>
-      <w:r>
-        <w:rPr>
-          <w:rFonts w:ascii="Calibri" w:hAnsi="Calibri" w:eastAsia="Calibri"/>
+        </w:rPr>
+        <w:t xml:space="preserve"> with </w:t>
+      </w:r>
+      <w:r>
+        <w:rPr>
           <w:b/>
           <w:i w:val="0"/>
-          <w:color w:val="141820"/>
-          <w:sz w:val="18"/>
-        </w:rPr>
-      </w:r>
-      <w:r>
-        <w:rPr>
-          <w:rFonts w:ascii="Calibri" w:hAnsi="Calibri" w:eastAsia="Calibri"/>
+        </w:rPr>
+        <w:t>quality checks, lineage, and audit controls</w:t>
+      </w:r>
+      <w:r>
+        <w:rPr>
           <w:b w:val="0"/>
           <w:i w:val="0"/>
-          <w:color w:val="141820"/>
-          <w:sz w:val="18"/>
-        </w:rPr>
-      </w:r>
-      <w:r>
-        <w:rPr>
-          <w:rFonts w:ascii="Calibri" w:hAnsi="Calibri"/>
+        </w:rPr>
+        <w:t xml:space="preserve"> for consumption by APIs, reporting applications, and </w:t>
+      </w:r>
+      <w:r>
+        <w:rPr>
+          <w:b/>
+          <w:i w:val="0"/>
+        </w:rPr>
+        <w:t>downstream AI copilots</w:t>
+      </w:r>
+      <w:r>
+        <w:rPr>
           <w:b w:val="0"/>
           <w:i w:val="0"/>
-          <w:sz w:val="18"/>
-        </w:rPr>
-      </w:r>
-      <w:r>
-        <w:rPr>
-          <w:rFonts w:ascii="Calibri" w:hAnsi="Calibri"/>
+        </w:rPr>
+        <w:t xml:space="preserve"> through </w:t>
+      </w:r>
+      <w:r>
+        <w:rPr>
+          <w:b/>
+          <w:i w:val="0"/>
+        </w:rPr>
+        <w:t>stable service contracts</w:t>
+      </w:r>
+      <w:r>
+        <w:rPr>
           <w:b w:val="0"/>
           <w:i w:val="0"/>
-          <w:sz w:val="18"/>
-        </w:rPr>
-      </w:r>
-      <w:r>
-        <w:rPr>
-          <w:rFonts w:ascii="Calibri" w:hAnsi="Calibri"/>
-          <w:b/>
-          <w:i w:val="0"/>
-          <w:sz w:val="18"/>
-        </w:rPr>
-      </w:r>
-      <w:r>
-        <w:rPr>
-          <w:rFonts w:ascii="Calibri" w:hAnsi="Calibri"/>
-          <w:b w:val="0"/>
-          <w:i w:val="0"/>
-          <w:sz w:val="18"/>
-        </w:rPr>
-      </w:r>
-      <w:r>
-        <w:rPr>
-          <w:rFonts w:ascii="Calibri" w:hAnsi="Calibri"/>
-          <w:b/>
-          <w:i w:val="0"/>
-          <w:sz w:val="18"/>
-        </w:rPr>
-      </w:r>
-      <w:r>
-        <w:rPr>
-          <w:rFonts w:ascii="Calibri" w:hAnsi="Calibri"/>
-          <w:b w:val="0"/>
-          <w:i w:val="0"/>
-          <w:sz w:val="18"/>
-        </w:rPr>
-      </w:r>
-      <w:r>
-        <w:rPr>
-          <w:rFonts w:ascii="Calibri" w:hAnsi="Calibri"/>
-          <w:b/>
-          <w:i w:val="0"/>
-          <w:sz w:val="18"/>
-        </w:rPr>
-      </w:r>
-      <w:r>
-        <w:rPr>
-          <w:rFonts w:ascii="Calibri" w:hAnsi="Calibri"/>
-          <w:b w:val="0"/>
-          <w:i w:val="0"/>
-          <w:sz w:val="18"/>
-        </w:rPr>
-      </w:r>
-      <w:r>
-        <w:rPr>
-          <w:rFonts w:ascii="Calibri" w:hAnsi="Calibri"/>
-          <w:b/>
-          <w:i w:val="0"/>
-          <w:sz w:val="18"/>
-        </w:rPr>
-      </w:r>
-      <w:r>
-        <w:rPr>
-          <w:rFonts w:ascii="Calibri" w:hAnsi="Calibri"/>
-          <w:b w:val="0"/>
-          <w:i w:val="0"/>
-          <w:sz w:val="18"/>
-        </w:rPr>
-      </w:r>
-      <w:r>
-        <w:rPr>
-          <w:rFonts w:ascii="Calibri" w:hAnsi="Calibri"/>
-          <w:b/>
-          <w:i w:val="0"/>
-          <w:sz w:val="18"/>
-        </w:rPr>
-      </w:r>
-      <w:r>
-        <w:rPr>
-          <w:rFonts w:ascii="Calibri" w:hAnsi="Calibri"/>
-          <w:b w:val="0"/>
-          <w:i w:val="0"/>
-          <w:sz w:val="18"/>
-        </w:rPr>
-      </w:r>
-      <w:r>
-        <w:rPr>
-          <w:rFonts w:ascii="Calibri" w:hAnsi="Calibri"/>
-          <w:b w:val="0"/>
-          <w:i w:val="0"/>
-          <w:sz w:val="18"/>
-        </w:rPr>
-        <w:t xml:space="preserve">Implemented </w:t>
-      </w:r>
-      <w:r>
-        <w:rPr>
-          <w:rFonts w:ascii="Calibri" w:hAnsi="Calibri"/>
-          <w:b/>
-          <w:i w:val="0"/>
-          <w:sz w:val="18"/>
-        </w:rPr>
-        <w:t>Apache Flink</w:t>
-      </w:r>
-      <w:r>
-        <w:rPr>
-          <w:rFonts w:ascii="Calibri" w:hAnsi="Calibri"/>
-          <w:b w:val="0"/>
-          <w:i w:val="0"/>
-          <w:sz w:val="18"/>
-        </w:rPr>
-        <w:t xml:space="preserve"> parallel processing and </w:t>
-      </w:r>
-      <w:r>
-        <w:rPr>
-          <w:rFonts w:ascii="Calibri" w:hAnsi="Calibri"/>
-          <w:b/>
-          <w:i w:val="0"/>
-          <w:sz w:val="18"/>
-        </w:rPr>
-        <w:t>batch/stream patterns</w:t>
-      </w:r>
-      <w:r>
-        <w:rPr>
-          <w:rFonts w:ascii="Calibri" w:hAnsi="Calibri"/>
-          <w:b w:val="0"/>
-          <w:i w:val="0"/>
-          <w:sz w:val="18"/>
-        </w:rPr>
-        <w:t xml:space="preserve"> for </w:t>
-      </w:r>
-      <w:r>
-        <w:rPr>
-          <w:rFonts w:ascii="Calibri" w:hAnsi="Calibri"/>
-          <w:b/>
-          <w:i w:val="0"/>
-          <w:sz w:val="18"/>
-        </w:rPr>
-        <w:t>high-volume financial workloads</w:t>
-      </w:r>
-      <w:r>
-        <w:rPr>
-          <w:rFonts w:ascii="Calibri" w:hAnsi="Calibri"/>
-          <w:b w:val="0"/>
-          <w:i w:val="0"/>
-          <w:sz w:val="18"/>
-        </w:rPr>
-        <w:t xml:space="preserve"> with </w:t>
-      </w:r>
-      <w:r>
-        <w:rPr>
-          <w:rFonts w:ascii="Calibri" w:hAnsi="Calibri"/>
-          <w:b/>
-          <w:i w:val="0"/>
-          <w:sz w:val="18"/>
-        </w:rPr>
-        <w:t>99% data accuracy</w:t>
-      </w:r>
-      <w:r>
-        <w:rPr>
-          <w:rFonts w:ascii="Calibri" w:hAnsi="Calibri"/>
-          <w:b w:val="0"/>
-          <w:i w:val="0"/>
-          <w:sz w:val="18"/>
-        </w:rPr>
-        <w:t>.</w:t>
+        </w:rPr>
+        <w:t xml:space="preserve"> and traceable access patterns.</w:t>
       </w:r>
     </w:p>
     <w:p>
@@ -1615,309 +677,64 @@
       </w:pPr>
       <w:r>
         <w:rPr>
-          <w:rFonts w:ascii="Calibri" w:hAnsi="Calibri" w:eastAsia="Calibri"/>
           <w:b w:val="0"/>
           <w:i w:val="0"/>
-          <w:color w:val="141820"/>
-          <w:sz w:val="18"/>
-        </w:rPr>
-      </w:r>
-      <w:r>
-        <w:rPr>
-          <w:rFonts w:ascii="Calibri" w:hAnsi="Calibri" w:eastAsia="Calibri"/>
+        </w:rPr>
+        <w:t xml:space="preserve">Exposed curated data through </w:t>
+      </w:r>
+      <w:r>
+        <w:rPr>
           <w:b/>
           <w:i w:val="0"/>
-          <w:color w:val="141820"/>
-          <w:sz w:val="18"/>
-        </w:rPr>
-      </w:r>
-      <w:r>
-        <w:rPr>
-          <w:rFonts w:ascii="Calibri" w:hAnsi="Calibri" w:eastAsia="Calibri"/>
+        </w:rPr>
+        <w:t>AWS API Gateway and Lambda services</w:t>
+      </w:r>
+      <w:r>
+        <w:rPr>
           <w:b w:val="0"/>
           <w:i w:val="0"/>
-          <w:color w:val="141820"/>
-          <w:sz w:val="18"/>
-        </w:rPr>
-      </w:r>
-      <w:r>
-        <w:rPr>
-          <w:rFonts w:ascii="Calibri" w:hAnsi="Calibri" w:eastAsia="Calibri"/>
+        </w:rPr>
+        <w:t xml:space="preserve"> for </w:t>
+      </w:r>
+      <w:r>
+        <w:rPr>
           <w:b/>
           <w:i w:val="0"/>
-          <w:color w:val="141820"/>
-          <w:sz w:val="18"/>
-        </w:rPr>
-      </w:r>
-      <w:r>
-        <w:rPr>
-          <w:rFonts w:ascii="Calibri" w:hAnsi="Calibri" w:eastAsia="Calibri"/>
+        </w:rPr>
+        <w:t>analytical reads and low-latency reporting</w:t>
+      </w:r>
+      <w:r>
+        <w:rPr>
           <w:b w:val="0"/>
           <w:i w:val="0"/>
-          <w:color w:val="141820"/>
-          <w:sz w:val="18"/>
-        </w:rPr>
-      </w:r>
-      <w:r>
-        <w:rPr>
-          <w:rFonts w:ascii="Calibri" w:hAnsi="Calibri"/>
+        </w:rPr>
+        <w:t xml:space="preserve">, with </w:t>
+      </w:r>
+      <w:r>
+        <w:rPr>
+          <w:b/>
+          <w:i w:val="0"/>
+        </w:rPr>
+        <w:t>API contracts, retries, SLA monitoring, and tracing</w:t>
+      </w:r>
+      <w:r>
+        <w:rPr>
           <w:b w:val="0"/>
           <w:i w:val="0"/>
-          <w:sz w:val="18"/>
-        </w:rPr>
-      </w:r>
-      <w:r>
-        <w:rPr>
-          <w:rFonts w:ascii="Calibri" w:hAnsi="Calibri"/>
+        </w:rPr>
+        <w:t xml:space="preserve"> for reporting and </w:t>
+      </w:r>
+      <w:r>
+        <w:rPr>
+          <w:b/>
+          <w:i w:val="0"/>
+        </w:rPr>
+        <w:t>copilot consumers</w:t>
+      </w:r>
+      <w:r>
+        <w:rPr>
           <w:b w:val="0"/>
           <w:i w:val="0"/>
-          <w:sz w:val="18"/>
-        </w:rPr>
-      </w:r>
-      <w:r>
-        <w:rPr>
-          <w:rFonts w:ascii="Calibri" w:hAnsi="Calibri"/>
-          <w:b/>
-          <w:i w:val="0"/>
-          <w:sz w:val="18"/>
-        </w:rPr>
-      </w:r>
-      <w:r>
-        <w:rPr>
-          <w:rFonts w:ascii="Calibri" w:hAnsi="Calibri"/>
-          <w:b w:val="0"/>
-          <w:i w:val="0"/>
-          <w:sz w:val="18"/>
-        </w:rPr>
-      </w:r>
-      <w:r>
-        <w:rPr>
-          <w:rFonts w:ascii="Calibri" w:hAnsi="Calibri"/>
-          <w:b/>
-          <w:i w:val="0"/>
-          <w:sz w:val="18"/>
-        </w:rPr>
-      </w:r>
-      <w:r>
-        <w:rPr>
-          <w:rFonts w:ascii="Calibri" w:hAnsi="Calibri"/>
-          <w:b w:val="0"/>
-          <w:i w:val="0"/>
-          <w:sz w:val="18"/>
-        </w:rPr>
-      </w:r>
-      <w:r>
-        <w:rPr>
-          <w:rFonts w:ascii="Calibri" w:hAnsi="Calibri"/>
-          <w:b/>
-          <w:i w:val="0"/>
-          <w:sz w:val="18"/>
-        </w:rPr>
-      </w:r>
-      <w:r>
-        <w:rPr>
-          <w:rFonts w:ascii="Calibri" w:hAnsi="Calibri"/>
-          <w:b w:val="0"/>
-          <w:i w:val="0"/>
-          <w:sz w:val="18"/>
-        </w:rPr>
-      </w:r>
-      <w:r>
-        <w:rPr>
-          <w:rFonts w:ascii="Calibri" w:hAnsi="Calibri"/>
-          <w:b/>
-          <w:i w:val="0"/>
-          <w:sz w:val="18"/>
-        </w:rPr>
-      </w:r>
-      <w:r>
-        <w:rPr>
-          <w:rFonts w:ascii="Calibri" w:hAnsi="Calibri"/>
-          <w:b w:val="0"/>
-          <w:i w:val="0"/>
-          <w:sz w:val="18"/>
-        </w:rPr>
-      </w:r>
-      <w:r>
-        <w:rPr>
-          <w:rFonts w:ascii="Calibri" w:hAnsi="Calibri"/>
-          <w:b/>
-          <w:i w:val="0"/>
-          <w:sz w:val="18"/>
-        </w:rPr>
-      </w:r>
-      <w:r>
-        <w:rPr>
-          <w:rFonts w:ascii="Calibri" w:hAnsi="Calibri"/>
-          <w:b w:val="0"/>
-          <w:i w:val="0"/>
-          <w:sz w:val="18"/>
-        </w:rPr>
-      </w:r>
-      <w:r>
-        <w:rPr>
-          <w:rFonts w:ascii="Calibri" w:hAnsi="Calibri"/>
-          <w:b/>
-          <w:i w:val="0"/>
-          <w:sz w:val="18"/>
-        </w:rPr>
-      </w:r>
-      <w:r>
-        <w:rPr>
-          <w:rFonts w:ascii="Calibri" w:hAnsi="Calibri"/>
-          <w:b w:val="0"/>
-          <w:i w:val="0"/>
-          <w:sz w:val="18"/>
-        </w:rPr>
-      </w:r>
-      <w:r>
-        <w:rPr>
-          <w:rFonts w:ascii="Calibri" w:hAnsi="Calibri"/>
-          <w:b/>
-          <w:i w:val="0"/>
-          <w:sz w:val="18"/>
-        </w:rPr>
-      </w:r>
-      <w:r>
-        <w:rPr>
-          <w:rFonts w:ascii="Calibri" w:hAnsi="Calibri"/>
-          <w:b w:val="0"/>
-          <w:i w:val="0"/>
-          <w:sz w:val="18"/>
-        </w:rPr>
-      </w:r>
-      <w:r>
-        <w:rPr>
-          <w:rFonts w:ascii="Calibri" w:hAnsi="Calibri"/>
-          <w:b w:val="0"/>
-          <w:i w:val="0"/>
-          <w:sz w:val="18"/>
-        </w:rPr>
-        <w:t xml:space="preserve">Automated </w:t>
-      </w:r>
-      <w:r>
-        <w:rPr>
-          <w:rFonts w:ascii="Calibri" w:hAnsi="Calibri"/>
-          <w:b/>
-          <w:i w:val="0"/>
-          <w:sz w:val="18"/>
-        </w:rPr>
-        <w:t>Apache Airflow</w:t>
-      </w:r>
-      <w:r>
-        <w:rPr>
-          <w:rFonts w:ascii="Calibri" w:hAnsi="Calibri"/>
-          <w:b w:val="0"/>
-          <w:i w:val="0"/>
-          <w:sz w:val="18"/>
-        </w:rPr>
-        <w:t xml:space="preserve"> </w:t>
-      </w:r>
-      <w:r>
-        <w:rPr>
-          <w:rFonts w:ascii="Calibri" w:hAnsi="Calibri"/>
-          <w:b/>
-          <w:i w:val="0"/>
-          <w:sz w:val="18"/>
-        </w:rPr>
-        <w:t>orchestration</w:t>
-      </w:r>
-      <w:r>
-        <w:rPr>
-          <w:rFonts w:ascii="Calibri" w:hAnsi="Calibri"/>
-          <w:b w:val="0"/>
-          <w:i w:val="0"/>
-          <w:sz w:val="18"/>
-        </w:rPr>
-        <w:t xml:space="preserve"> with </w:t>
-      </w:r>
-      <w:r>
-        <w:rPr>
-          <w:rFonts w:ascii="Calibri" w:hAnsi="Calibri"/>
-          <w:b/>
-          <w:i w:val="0"/>
-          <w:sz w:val="18"/>
-        </w:rPr>
-        <w:t>restartable jobs</w:t>
-      </w:r>
-      <w:r>
-        <w:rPr>
-          <w:rFonts w:ascii="Calibri" w:hAnsi="Calibri"/>
-          <w:b w:val="0"/>
-          <w:i w:val="0"/>
-          <w:sz w:val="18"/>
-        </w:rPr>
-        <w:t xml:space="preserve">, </w:t>
-      </w:r>
-      <w:r>
-        <w:rPr>
-          <w:rFonts w:ascii="Calibri" w:hAnsi="Calibri"/>
-          <w:b/>
-          <w:i w:val="0"/>
-          <w:sz w:val="18"/>
-        </w:rPr>
-        <w:t>dependency controls</w:t>
-      </w:r>
-      <w:r>
-        <w:rPr>
-          <w:rFonts w:ascii="Calibri" w:hAnsi="Calibri"/>
-          <w:b w:val="0"/>
-          <w:i w:val="0"/>
-          <w:sz w:val="18"/>
-        </w:rPr>
-        <w:t xml:space="preserve">, </w:t>
-      </w:r>
-      <w:r>
-        <w:rPr>
-          <w:rFonts w:ascii="Calibri" w:hAnsi="Calibri"/>
-          <w:b/>
-          <w:i w:val="0"/>
-          <w:sz w:val="18"/>
-        </w:rPr>
-        <w:t>failure handling</w:t>
-      </w:r>
-      <w:r>
-        <w:rPr>
-          <w:rFonts w:ascii="Calibri" w:hAnsi="Calibri"/>
-          <w:b w:val="0"/>
-          <w:i w:val="0"/>
-          <w:sz w:val="18"/>
-        </w:rPr>
-        <w:t xml:space="preserve">, and </w:t>
-      </w:r>
-      <w:r>
-        <w:rPr>
-          <w:rFonts w:ascii="Calibri" w:hAnsi="Calibri"/>
-          <w:b/>
-          <w:i w:val="0"/>
-          <w:sz w:val="18"/>
-        </w:rPr>
-        <w:t>runbooks</w:t>
-      </w:r>
-      <w:r>
-        <w:rPr>
-          <w:rFonts w:ascii="Calibri" w:hAnsi="Calibri"/>
-          <w:b w:val="0"/>
-          <w:i w:val="0"/>
-          <w:sz w:val="18"/>
-        </w:rPr>
-        <w:t xml:space="preserve">, cutting rerun/debug cycles by </w:t>
-      </w:r>
-      <w:r>
-        <w:rPr>
-          <w:rFonts w:ascii="Calibri" w:hAnsi="Calibri"/>
-          <w:b/>
-          <w:i w:val="0"/>
-          <w:sz w:val="18"/>
-        </w:rPr>
-        <w:t>3x</w:t>
-      </w:r>
-      <w:r>
-        <w:rPr>
-          <w:rFonts w:ascii="Calibri" w:hAnsi="Calibri"/>
-          <w:b w:val="0"/>
-          <w:i w:val="0"/>
-          <w:sz w:val="18"/>
         </w:rPr>
         <w:t>.</w:t>
       </w:r>
@@ -1934,225 +751,52 @@
       </w:pPr>
       <w:r>
         <w:rPr>
-          <w:rFonts w:ascii="Calibri" w:hAnsi="Calibri" w:eastAsia="Calibri"/>
           <w:b w:val="0"/>
           <w:i w:val="0"/>
-          <w:color w:val="141820"/>
-          <w:sz w:val="18"/>
-        </w:rPr>
-      </w:r>
-      <w:r>
-        <w:rPr>
-          <w:rFonts w:ascii="Calibri" w:hAnsi="Calibri" w:eastAsia="Calibri"/>
+        </w:rPr>
+        <w:t xml:space="preserve">Designed an </w:t>
+      </w:r>
+      <w:r>
+        <w:rPr>
           <w:b/>
           <w:i w:val="0"/>
-          <w:color w:val="141820"/>
-          <w:sz w:val="18"/>
-        </w:rPr>
-      </w:r>
-      <w:r>
-        <w:rPr>
-          <w:rFonts w:ascii="Calibri" w:hAnsi="Calibri" w:eastAsia="Calibri"/>
+        </w:rPr>
+        <w:t>IRIS-backed AI ingestion and semantic retrieval layer</w:t>
+      </w:r>
+      <w:r>
+        <w:rPr>
           <w:b w:val="0"/>
           <w:i w:val="0"/>
-          <w:color w:val="141820"/>
-          <w:sz w:val="18"/>
-        </w:rPr>
-      </w:r>
-      <w:r>
-        <w:rPr>
-          <w:rFonts w:ascii="Calibri" w:hAnsi="Calibri"/>
+        </w:rPr>
+        <w:t xml:space="preserve"> with document extraction, chunking, metadata enrichment, scoped search, and batch publishing for </w:t>
+      </w:r>
+      <w:r>
+        <w:rPr>
+          <w:b/>
+          <w:i w:val="0"/>
+        </w:rPr>
+        <w:t>grounded copilot retrieval</w:t>
+      </w:r>
+      <w:r>
+        <w:rPr>
           <w:b w:val="0"/>
           <w:i w:val="0"/>
-          <w:sz w:val="18"/>
-        </w:rPr>
-      </w:r>
-      <w:r>
-        <w:rPr>
-          <w:rFonts w:ascii="Calibri" w:hAnsi="Calibri"/>
+        </w:rPr>
+        <w:t xml:space="preserve"> with source-level traceability and </w:t>
+      </w:r>
+      <w:r>
+        <w:rPr>
+          <w:b/>
+          <w:i w:val="0"/>
+        </w:rPr>
+        <w:t>retrieval quality controls</w:t>
+      </w:r>
+      <w:r>
+        <w:rPr>
           <w:b w:val="0"/>
           <w:i w:val="0"/>
-          <w:sz w:val="18"/>
-        </w:rPr>
-      </w:r>
-      <w:r>
-        <w:rPr>
-          <w:rFonts w:ascii="Calibri" w:hAnsi="Calibri"/>
-          <w:b/>
-          <w:i w:val="0"/>
-          <w:sz w:val="18"/>
-        </w:rPr>
-      </w:r>
-      <w:r>
-        <w:rPr>
-          <w:rFonts w:ascii="Calibri" w:hAnsi="Calibri"/>
-          <w:b w:val="0"/>
-          <w:i w:val="0"/>
-          <w:sz w:val="18"/>
-        </w:rPr>
-      </w:r>
-      <w:r>
-        <w:rPr>
-          <w:rFonts w:ascii="Calibri" w:hAnsi="Calibri"/>
-          <w:b/>
-          <w:i w:val="0"/>
-          <w:sz w:val="18"/>
-        </w:rPr>
-      </w:r>
-      <w:r>
-        <w:rPr>
-          <w:rFonts w:ascii="Calibri" w:hAnsi="Calibri"/>
-          <w:b w:val="0"/>
-          <w:i w:val="0"/>
-          <w:sz w:val="18"/>
-        </w:rPr>
-      </w:r>
-      <w:r>
-        <w:rPr>
-          <w:rFonts w:ascii="Calibri" w:hAnsi="Calibri"/>
-          <w:b/>
-          <w:i w:val="0"/>
-          <w:sz w:val="18"/>
-        </w:rPr>
-      </w:r>
-      <w:r>
-        <w:rPr>
-          <w:rFonts w:ascii="Calibri" w:hAnsi="Calibri"/>
-          <w:b w:val="0"/>
-          <w:i w:val="0"/>
-          <w:sz w:val="18"/>
-        </w:rPr>
-      </w:r>
-      <w:r>
-        <w:rPr>
-          <w:rFonts w:ascii="Calibri" w:hAnsi="Calibri"/>
-          <w:b/>
-          <w:i w:val="0"/>
-          <w:sz w:val="18"/>
-        </w:rPr>
-      </w:r>
-      <w:r>
-        <w:rPr>
-          <w:rFonts w:ascii="Calibri" w:hAnsi="Calibri"/>
-          <w:b w:val="0"/>
-          <w:i w:val="0"/>
-          <w:sz w:val="18"/>
-        </w:rPr>
-      </w:r>
-      <w:r>
-        <w:rPr>
-          <w:rFonts w:ascii="Calibri" w:hAnsi="Calibri"/>
-          <w:b/>
-          <w:i w:val="0"/>
-          <w:sz w:val="18"/>
-        </w:rPr>
-      </w:r>
-      <w:r>
-        <w:rPr>
-          <w:rFonts w:ascii="Calibri" w:hAnsi="Calibri"/>
-          <w:b w:val="0"/>
-          <w:i w:val="0"/>
-          <w:sz w:val="18"/>
-        </w:rPr>
-      </w:r>
-      <w:r>
-        <w:rPr>
-          <w:rFonts w:ascii="Calibri" w:hAnsi="Calibri"/>
-          <w:b w:val="0"/>
-          <w:i w:val="0"/>
-          <w:sz w:val="18"/>
-        </w:rPr>
-        <w:t xml:space="preserve">Improved </w:t>
-      </w:r>
-      <w:r>
-        <w:rPr>
-          <w:rFonts w:ascii="Calibri" w:hAnsi="Calibri"/>
-          <w:b/>
-          <w:i w:val="0"/>
-          <w:sz w:val="18"/>
-        </w:rPr>
-        <w:t>backend reliability</w:t>
-      </w:r>
-      <w:r>
-        <w:rPr>
-          <w:rFonts w:ascii="Calibri" w:hAnsi="Calibri"/>
-          <w:b w:val="0"/>
-          <w:i w:val="0"/>
-          <w:sz w:val="18"/>
-        </w:rPr>
-        <w:t xml:space="preserve"> with </w:t>
-      </w:r>
-      <w:r>
-        <w:rPr>
-          <w:rFonts w:ascii="Calibri" w:hAnsi="Calibri"/>
-          <w:b/>
-          <w:i w:val="0"/>
-          <w:sz w:val="18"/>
-        </w:rPr>
-        <w:t>validation, logging, SLA checks</w:t>
-      </w:r>
-      <w:r>
-        <w:rPr>
-          <w:rFonts w:ascii="Calibri" w:hAnsi="Calibri"/>
-          <w:b w:val="0"/>
-          <w:i w:val="0"/>
-          <w:sz w:val="18"/>
-        </w:rPr>
-        <w:t xml:space="preserve">, </w:t>
-      </w:r>
-      <w:r>
-        <w:rPr>
-          <w:rFonts w:ascii="Calibri" w:hAnsi="Calibri"/>
-          <w:b/>
-          <w:i w:val="0"/>
-          <w:sz w:val="18"/>
-        </w:rPr>
-        <w:t>lineage</w:t>
-      </w:r>
-      <w:r>
-        <w:rPr>
-          <w:rFonts w:ascii="Calibri" w:hAnsi="Calibri"/>
-          <w:b w:val="0"/>
-          <w:i w:val="0"/>
-          <w:sz w:val="18"/>
-        </w:rPr>
-        <w:t xml:space="preserve">, </w:t>
-      </w:r>
-      <w:r>
-        <w:rPr>
-          <w:rFonts w:ascii="Calibri" w:hAnsi="Calibri"/>
-          <w:b/>
-          <w:i w:val="0"/>
-          <w:sz w:val="18"/>
-        </w:rPr>
-        <w:t>auditability</w:t>
-      </w:r>
-      <w:r>
-        <w:rPr>
-          <w:rFonts w:ascii="Calibri" w:hAnsi="Calibri"/>
-          <w:b w:val="0"/>
-          <w:i w:val="0"/>
-          <w:sz w:val="18"/>
-        </w:rPr>
-        <w:t xml:space="preserve">, and </w:t>
-      </w:r>
-      <w:r>
-        <w:rPr>
-          <w:rFonts w:ascii="Calibri" w:hAnsi="Calibri"/>
-          <w:b/>
-          <w:i w:val="0"/>
-          <w:sz w:val="18"/>
-        </w:rPr>
-        <w:t>production triage controls</w:t>
-      </w:r>
-      <w:r>
-        <w:rPr>
-          <w:rFonts w:ascii="Calibri" w:hAnsi="Calibri"/>
-          <w:b w:val="0"/>
-          <w:i w:val="0"/>
-          <w:sz w:val="18"/>
-        </w:rPr>
-        <w:t xml:space="preserve"> across financial workflows.</w:t>
+        </w:rPr>
+        <w:t>.</w:t>
       </w:r>
     </w:p>
     <w:p>
@@ -2167,223 +811,78 @@
       </w:pPr>
       <w:r>
         <w:rPr>
-          <w:rFonts w:ascii="Calibri" w:hAnsi="Calibri" w:eastAsia="Calibri"/>
           <w:b w:val="0"/>
           <w:i w:val="0"/>
-          <w:color w:val="141820"/>
-          <w:sz w:val="18"/>
-        </w:rPr>
-      </w:r>
-      <w:r>
-        <w:rPr>
-          <w:rFonts w:ascii="Calibri" w:hAnsi="Calibri" w:eastAsia="Calibri"/>
+        </w:rPr>
+        <w:t xml:space="preserve">Developed </w:t>
+      </w:r>
+      <w:r>
+        <w:rPr>
           <w:b/>
           <w:i w:val="0"/>
-          <w:color w:val="141820"/>
-          <w:sz w:val="18"/>
-        </w:rPr>
-      </w:r>
-      <w:r>
-        <w:rPr>
-          <w:rFonts w:ascii="Calibri" w:hAnsi="Calibri" w:eastAsia="Calibri"/>
+        </w:rPr>
+        <w:t>AI copilot services</w:t>
+      </w:r>
+      <w:r>
+        <w:rPr>
           <w:b w:val="0"/>
           <w:i w:val="0"/>
-          <w:color w:val="141820"/>
-          <w:sz w:val="18"/>
-        </w:rPr>
-      </w:r>
-      <w:r>
-        <w:rPr>
-          <w:rFonts w:ascii="Calibri" w:hAnsi="Calibri"/>
+        </w:rPr>
+        <w:t xml:space="preserve"> with </w:t>
+      </w:r>
+      <w:r>
+        <w:rPr>
+          <w:b/>
+          <w:i w:val="0"/>
+        </w:rPr>
+        <w:t>agent/context orchestration</w:t>
+      </w:r>
+      <w:r>
+        <w:rPr>
           <w:b w:val="0"/>
           <w:i w:val="0"/>
-          <w:sz w:val="18"/>
-        </w:rPr>
-      </w:r>
-      <w:r>
-        <w:rPr>
-          <w:rFonts w:ascii="Calibri" w:hAnsi="Calibri"/>
+        </w:rPr>
+        <w:t xml:space="preserve">, source-ledger tracking, controlled prompt assembly, </w:t>
+      </w:r>
+      <w:r>
+        <w:rPr>
+          <w:b/>
+          <w:i w:val="0"/>
+        </w:rPr>
+        <w:t>citations, guardrails</w:t>
+      </w:r>
+      <w:r>
+        <w:rPr>
           <w:b w:val="0"/>
           <w:i w:val="0"/>
-          <w:sz w:val="18"/>
-        </w:rPr>
-      </w:r>
-      <w:r>
-        <w:rPr>
-          <w:rFonts w:ascii="Calibri" w:hAnsi="Calibri"/>
+        </w:rPr>
+        <w:t xml:space="preserve">, </w:t>
+      </w:r>
+      <w:r>
+        <w:rPr>
           <w:b/>
           <w:i w:val="0"/>
-          <w:sz w:val="18"/>
-        </w:rPr>
-      </w:r>
-      <w:r>
-        <w:rPr>
-          <w:rFonts w:ascii="Calibri" w:hAnsi="Calibri"/>
+        </w:rPr>
+        <w:t>evaluation traces</w:t>
+      </w:r>
+      <w:r>
+        <w:rPr>
           <w:b w:val="0"/>
           <w:i w:val="0"/>
-          <w:sz w:val="18"/>
-        </w:rPr>
-      </w:r>
-      <w:r>
-        <w:rPr>
-          <w:rFonts w:ascii="Calibri" w:hAnsi="Calibri"/>
+        </w:rPr>
+        <w:t xml:space="preserve">, and audit-friendly response logs for production support and </w:t>
+      </w:r>
+      <w:r>
+        <w:rPr>
           <w:b/>
           <w:i w:val="0"/>
-          <w:sz w:val="18"/>
-        </w:rPr>
-      </w:r>
-      <w:r>
-        <w:rPr>
-          <w:rFonts w:ascii="Calibri" w:hAnsi="Calibri"/>
+        </w:rPr>
+        <w:t>response-quality diagnostics</w:t>
+      </w:r>
+      <w:r>
+        <w:rPr>
           <w:b w:val="0"/>
           <w:i w:val="0"/>
-          <w:sz w:val="18"/>
-        </w:rPr>
-      </w:r>
-      <w:r>
-        <w:rPr>
-          <w:rFonts w:ascii="Calibri" w:hAnsi="Calibri"/>
-          <w:b/>
-          <w:i w:val="0"/>
-          <w:sz w:val="18"/>
-        </w:rPr>
-      </w:r>
-      <w:r>
-        <w:rPr>
-          <w:rFonts w:ascii="Calibri" w:hAnsi="Calibri"/>
-          <w:b w:val="0"/>
-          <w:i w:val="0"/>
-          <w:sz w:val="18"/>
-        </w:rPr>
-      </w:r>
-      <w:r>
-        <w:rPr>
-          <w:rFonts w:ascii="Calibri" w:hAnsi="Calibri"/>
-          <w:b/>
-          <w:i w:val="0"/>
-          <w:sz w:val="18"/>
-        </w:rPr>
-      </w:r>
-      <w:r>
-        <w:rPr>
-          <w:rFonts w:ascii="Calibri" w:hAnsi="Calibri"/>
-          <w:b w:val="0"/>
-          <w:i w:val="0"/>
-          <w:sz w:val="18"/>
-        </w:rPr>
-      </w:r>
-      <w:r>
-        <w:rPr>
-          <w:rFonts w:ascii="Calibri" w:hAnsi="Calibri"/>
-          <w:b/>
-          <w:i w:val="0"/>
-          <w:sz w:val="18"/>
-        </w:rPr>
-      </w:r>
-      <w:r>
-        <w:rPr>
-          <w:rFonts w:ascii="Calibri" w:hAnsi="Calibri"/>
-          <w:b w:val="0"/>
-          <w:i w:val="0"/>
-          <w:sz w:val="18"/>
-        </w:rPr>
-      </w:r>
-      <w:r>
-        <w:rPr>
-          <w:rFonts w:ascii="Calibri" w:hAnsi="Calibri"/>
-          <w:b w:val="0"/>
-          <w:i w:val="0"/>
-          <w:sz w:val="18"/>
-        </w:rPr>
-        <w:t xml:space="preserve">Built </w:t>
-      </w:r>
-      <w:r>
-        <w:rPr>
-          <w:rFonts w:ascii="Calibri" w:hAnsi="Calibri"/>
-          <w:b/>
-          <w:i w:val="0"/>
-          <w:sz w:val="18"/>
-        </w:rPr>
-        <w:t>internal Python AI copilots</w:t>
-      </w:r>
-      <w:r>
-        <w:rPr>
-          <w:rFonts w:ascii="Calibri" w:hAnsi="Calibri"/>
-          <w:b w:val="0"/>
-          <w:i w:val="0"/>
-          <w:sz w:val="18"/>
-        </w:rPr>
-        <w:t xml:space="preserve"> over </w:t>
-      </w:r>
-      <w:r>
-        <w:rPr>
-          <w:rFonts w:ascii="Calibri" w:hAnsi="Calibri"/>
-          <w:b/>
-          <w:i w:val="0"/>
-          <w:sz w:val="18"/>
-        </w:rPr>
-        <w:t>pipeline metadata</w:t>
-      </w:r>
-      <w:r>
-        <w:rPr>
-          <w:rFonts w:ascii="Calibri" w:hAnsi="Calibri"/>
-          <w:b w:val="0"/>
-          <w:i w:val="0"/>
-          <w:sz w:val="18"/>
-        </w:rPr>
-        <w:t xml:space="preserve">, run states, </w:t>
-      </w:r>
-      <w:r>
-        <w:rPr>
-          <w:rFonts w:ascii="Calibri" w:hAnsi="Calibri"/>
-          <w:b/>
-          <w:i w:val="0"/>
-          <w:sz w:val="18"/>
-        </w:rPr>
-        <w:t>quality checks</w:t>
-      </w:r>
-      <w:r>
-        <w:rPr>
-          <w:rFonts w:ascii="Calibri" w:hAnsi="Calibri"/>
-          <w:b w:val="0"/>
-          <w:i w:val="0"/>
-          <w:sz w:val="18"/>
-        </w:rPr>
-        <w:t xml:space="preserve">, and </w:t>
-      </w:r>
-      <w:r>
-        <w:rPr>
-          <w:rFonts w:ascii="Calibri" w:hAnsi="Calibri"/>
-          <w:b/>
-          <w:i w:val="0"/>
-          <w:sz w:val="18"/>
-        </w:rPr>
-        <w:t>runbooks</w:t>
-      </w:r>
-      <w:r>
-        <w:rPr>
-          <w:rFonts w:ascii="Calibri" w:hAnsi="Calibri"/>
-          <w:b w:val="0"/>
-          <w:i w:val="0"/>
-          <w:sz w:val="18"/>
-        </w:rPr>
-        <w:t xml:space="preserve"> to assist support triage and </w:t>
-      </w:r>
-      <w:r>
-        <w:rPr>
-          <w:rFonts w:ascii="Calibri" w:hAnsi="Calibri"/>
-          <w:b/>
-          <w:i w:val="0"/>
-          <w:sz w:val="18"/>
-        </w:rPr>
-        <w:t>root-cause analysis</w:t>
-      </w:r>
-      <w:r>
-        <w:rPr>
-          <w:rFonts w:ascii="Calibri" w:hAnsi="Calibri"/>
-          <w:b w:val="0"/>
-          <w:i w:val="0"/>
-          <w:sz w:val="18"/>
         </w:rPr>
         <w:t>.</w:t>
       </w:r>
@@ -2465,329 +964,85 @@
       </w:pPr>
       <w:r>
         <w:rPr>
-          <w:rFonts w:ascii="Calibri" w:hAnsi="Calibri" w:eastAsia="Calibri"/>
           <w:b/>
-          <w:i/>
-          <w:color w:val="141820"/>
-          <w:sz w:val="17"/>
-        </w:rPr>
-      </w:r>
-      <w:r>
-        <w:rPr>
-          <w:rFonts w:ascii="Calibri" w:hAnsi="Calibri" w:eastAsia="Calibri"/>
+          <w:i w:val="0"/>
+        </w:rPr>
+        <w:t>Impact:</w:t>
+      </w:r>
+      <w:r>
+        <w:rPr>
           <w:b w:val="0"/>
-          <w:i/>
-          <w:color w:val="141820"/>
-          <w:sz w:val="17"/>
-        </w:rPr>
-      </w:r>
-      <w:r>
-        <w:rPr>
-          <w:rFonts w:ascii="Calibri" w:hAnsi="Calibri" w:eastAsia="Calibri"/>
+          <w:i w:val="0"/>
+        </w:rPr>
+        <w:t xml:space="preserve"> Delivered </w:t>
+      </w:r>
+      <w:r>
+        <w:rPr>
           <w:b/>
-          <w:i/>
-          <w:color w:val="141820"/>
-          <w:sz w:val="17"/>
-        </w:rPr>
-      </w:r>
-      <w:r>
-        <w:rPr>
-          <w:rFonts w:ascii="Calibri" w:hAnsi="Calibri" w:eastAsia="Calibri"/>
+          <w:i w:val="0"/>
+        </w:rPr>
+        <w:t>15+ Python APIs and event-driven services</w:t>
+      </w:r>
+      <w:r>
+        <w:rPr>
           <w:b w:val="0"/>
-          <w:i/>
-          <w:color w:val="141820"/>
-          <w:sz w:val="17"/>
-        </w:rPr>
-      </w:r>
-      <w:r>
-        <w:rPr>
-          <w:rFonts w:ascii="Calibri" w:hAnsi="Calibri" w:eastAsia="Calibri"/>
+          <w:i w:val="0"/>
+        </w:rPr>
+        <w:t xml:space="preserve">, maintained </w:t>
+      </w:r>
+      <w:r>
+        <w:rPr>
           <w:b/>
-          <w:i/>
-          <w:color w:val="141820"/>
-          <w:sz w:val="17"/>
-        </w:rPr>
-      </w:r>
-      <w:r>
-        <w:rPr>
-          <w:rFonts w:ascii="Calibri" w:hAnsi="Calibri" w:eastAsia="Calibri"/>
+          <w:i w:val="0"/>
+        </w:rPr>
+        <w:t>99.9% uptime</w:t>
+      </w:r>
+      <w:r>
+        <w:rPr>
           <w:b w:val="0"/>
-          <w:i/>
-          <w:color w:val="141820"/>
-          <w:sz w:val="17"/>
-        </w:rPr>
-      </w:r>
-      <w:r>
-        <w:rPr>
-          <w:rFonts w:ascii="Calibri" w:hAnsi="Calibri" w:eastAsia="Calibri"/>
+          <w:i w:val="0"/>
+        </w:rPr>
+        <w:t xml:space="preserve">, reduced infrastructure costs by </w:t>
+      </w:r>
+      <w:r>
+        <w:rPr>
           <w:b/>
-          <w:i/>
-          <w:color w:val="141820"/>
-          <w:sz w:val="17"/>
-        </w:rPr>
-      </w:r>
-      <w:r>
-        <w:rPr>
-          <w:rFonts w:ascii="Calibri" w:hAnsi="Calibri" w:eastAsia="Calibri"/>
+          <w:i w:val="0"/>
+        </w:rPr>
+        <w:t>22%</w:t>
+      </w:r>
+      <w:r>
+        <w:rPr>
           <w:b w:val="0"/>
-          <w:i/>
-          <w:color w:val="141820"/>
-          <w:sz w:val="17"/>
-        </w:rPr>
-      </w:r>
-      <w:r>
-        <w:rPr>
-          <w:rFonts w:ascii="Calibri" w:hAnsi="Calibri" w:eastAsia="Calibri"/>
+          <w:i w:val="0"/>
+        </w:rPr>
+        <w:t xml:space="preserve">, migrated </w:t>
+      </w:r>
+      <w:r>
+        <w:rPr>
           <w:b/>
-          <w:i/>
-          <w:color w:val="141820"/>
-          <w:sz w:val="17"/>
-        </w:rPr>
-      </w:r>
-      <w:r>
-        <w:rPr>
-          <w:rFonts w:ascii="Calibri" w:hAnsi="Calibri" w:eastAsia="Calibri"/>
+          <w:i w:val="0"/>
+        </w:rPr>
+        <w:t>35M+ records</w:t>
+      </w:r>
+      <w:r>
+        <w:rPr>
           <w:b w:val="0"/>
-          <w:i/>
-          <w:color w:val="141820"/>
-          <w:sz w:val="17"/>
-        </w:rPr>
-      </w:r>
-      <w:r>
-        <w:rPr>
-          <w:rFonts w:ascii="Calibri" w:hAnsi="Calibri" w:eastAsia="Calibri"/>
+          <w:i w:val="0"/>
+        </w:rPr>
+        <w:t xml:space="preserve">, and cut incident resolution time by </w:t>
+      </w:r>
+      <w:r>
+        <w:rPr>
           <w:b/>
-          <w:i/>
-          <w:color w:val="141820"/>
-          <w:sz w:val="17"/>
-        </w:rPr>
-      </w:r>
-      <w:r>
-        <w:rPr>
-          <w:rFonts w:ascii="Calibri" w:hAnsi="Calibri" w:eastAsia="Calibri"/>
+          <w:i w:val="0"/>
+        </w:rPr>
+        <w:t>40%</w:t>
+      </w:r>
+      <w:r>
+        <w:rPr>
           <w:b w:val="0"/>
-          <w:i/>
-          <w:color w:val="141820"/>
-          <w:sz w:val="17"/>
-        </w:rPr>
-      </w:r>
-      <w:r>
-        <w:rPr>
-          <w:rFonts w:ascii="Calibri" w:hAnsi="Calibri"/>
-          <w:b/>
-          <w:i/>
-          <w:sz w:val="17"/>
-        </w:rPr>
-      </w:r>
-      <w:r>
-        <w:rPr>
-          <w:rFonts w:ascii="Calibri" w:hAnsi="Calibri"/>
-          <w:b w:val="0"/>
-          <w:i/>
-          <w:sz w:val="17"/>
-        </w:rPr>
-      </w:r>
-      <w:r>
-        <w:rPr>
-          <w:rFonts w:ascii="Calibri" w:hAnsi="Calibri"/>
-          <w:b/>
-          <w:i/>
-          <w:sz w:val="17"/>
-        </w:rPr>
-      </w:r>
-      <w:r>
-        <w:rPr>
-          <w:rFonts w:ascii="Calibri" w:hAnsi="Calibri"/>
-          <w:b w:val="0"/>
-          <w:i/>
-          <w:sz w:val="17"/>
-        </w:rPr>
-      </w:r>
-      <w:r>
-        <w:rPr>
-          <w:rFonts w:ascii="Calibri" w:hAnsi="Calibri"/>
-          <w:b/>
-          <w:i/>
-          <w:sz w:val="17"/>
-        </w:rPr>
-      </w:r>
-      <w:r>
-        <w:rPr>
-          <w:rFonts w:ascii="Calibri" w:hAnsi="Calibri"/>
-          <w:b w:val="0"/>
-          <w:i/>
-          <w:sz w:val="17"/>
-        </w:rPr>
-      </w:r>
-      <w:r>
-        <w:rPr>
-          <w:rFonts w:ascii="Calibri" w:hAnsi="Calibri"/>
-          <w:b/>
-          <w:i/>
-          <w:sz w:val="17"/>
-        </w:rPr>
-      </w:r>
-      <w:r>
-        <w:rPr>
-          <w:rFonts w:ascii="Calibri" w:hAnsi="Calibri"/>
-          <w:b w:val="0"/>
-          <w:i/>
-          <w:sz w:val="17"/>
-        </w:rPr>
-      </w:r>
-      <w:r>
-        <w:rPr>
-          <w:rFonts w:ascii="Calibri" w:hAnsi="Calibri"/>
-          <w:b/>
-          <w:i/>
-          <w:sz w:val="17"/>
-        </w:rPr>
-      </w:r>
-      <w:r>
-        <w:rPr>
-          <w:rFonts w:ascii="Calibri" w:hAnsi="Calibri"/>
-          <w:b w:val="0"/>
-          <w:i/>
-          <w:sz w:val="17"/>
-        </w:rPr>
-      </w:r>
-      <w:r>
-        <w:rPr>
-          <w:rFonts w:ascii="Calibri" w:hAnsi="Calibri"/>
-          <w:b/>
-          <w:i/>
-          <w:sz w:val="17"/>
-        </w:rPr>
-      </w:r>
-      <w:r>
-        <w:rPr>
-          <w:rFonts w:ascii="Calibri" w:hAnsi="Calibri"/>
-          <w:b w:val="0"/>
-          <w:i/>
-          <w:sz w:val="17"/>
-        </w:rPr>
-      </w:r>
-      <w:r>
-        <w:rPr>
-          <w:rFonts w:ascii="Calibri" w:hAnsi="Calibri"/>
-          <w:b/>
-          <w:i/>
-          <w:sz w:val="17"/>
-        </w:rPr>
-      </w:r>
-      <w:r>
-        <w:rPr>
-          <w:rFonts w:ascii="Calibri" w:hAnsi="Calibri"/>
-          <w:b w:val="0"/>
-          <w:i/>
-          <w:sz w:val="17"/>
-        </w:rPr>
-      </w:r>
-      <w:r>
-        <w:rPr>
-          <w:rFonts w:ascii="Calibri" w:hAnsi="Calibri"/>
-          <w:b/>
-          <w:i/>
-          <w:sz w:val="17"/>
-        </w:rPr>
-        <w:t>Impact:</w:t>
-      </w:r>
-      <w:r>
-        <w:rPr>
-          <w:rFonts w:ascii="Calibri" w:hAnsi="Calibri"/>
-          <w:b w:val="0"/>
-          <w:i/>
-          <w:sz w:val="17"/>
-        </w:rPr>
-        <w:t xml:space="preserve"> Delivered </w:t>
-      </w:r>
-      <w:r>
-        <w:rPr>
-          <w:rFonts w:ascii="Calibri" w:hAnsi="Calibri"/>
-          <w:b/>
-          <w:i/>
-          <w:sz w:val="17"/>
-        </w:rPr>
-        <w:t>15+ Python APIs</w:t>
-      </w:r>
-      <w:r>
-        <w:rPr>
-          <w:rFonts w:ascii="Calibri" w:hAnsi="Calibri"/>
-          <w:b w:val="0"/>
-          <w:i/>
-          <w:sz w:val="17"/>
-        </w:rPr>
-        <w:t xml:space="preserve">, maintained </w:t>
-      </w:r>
-      <w:r>
-        <w:rPr>
-          <w:rFonts w:ascii="Calibri" w:hAnsi="Calibri"/>
-          <w:b/>
-          <w:i/>
-          <w:sz w:val="17"/>
-        </w:rPr>
-        <w:t>99.9% uptime</w:t>
-      </w:r>
-      <w:r>
-        <w:rPr>
-          <w:rFonts w:ascii="Calibri" w:hAnsi="Calibri"/>
-          <w:b w:val="0"/>
-          <w:i/>
-          <w:sz w:val="17"/>
-        </w:rPr>
-        <w:t xml:space="preserve">, reduced infrastructure costs by </w:t>
-      </w:r>
-      <w:r>
-        <w:rPr>
-          <w:rFonts w:ascii="Calibri" w:hAnsi="Calibri"/>
-          <w:b/>
-          <w:i/>
-          <w:sz w:val="17"/>
-        </w:rPr>
-        <w:t>22%</w:t>
-      </w:r>
-      <w:r>
-        <w:rPr>
-          <w:rFonts w:ascii="Calibri" w:hAnsi="Calibri"/>
-          <w:b w:val="0"/>
-          <w:i/>
-          <w:sz w:val="17"/>
-        </w:rPr>
-        <w:t xml:space="preserve">, migrated </w:t>
-      </w:r>
-      <w:r>
-        <w:rPr>
-          <w:rFonts w:ascii="Calibri" w:hAnsi="Calibri"/>
-          <w:b/>
-          <w:i/>
-          <w:sz w:val="17"/>
-        </w:rPr>
-        <w:t>35M+ records</w:t>
-      </w:r>
-      <w:r>
-        <w:rPr>
-          <w:rFonts w:ascii="Calibri" w:hAnsi="Calibri"/>
-          <w:b w:val="0"/>
-          <w:i/>
-          <w:sz w:val="17"/>
-        </w:rPr>
-        <w:t xml:space="preserve">, and cut incident resolution time by </w:t>
-      </w:r>
-      <w:r>
-        <w:rPr>
-          <w:rFonts w:ascii="Calibri" w:hAnsi="Calibri"/>
-          <w:b/>
-          <w:i/>
-          <w:sz w:val="17"/>
-        </w:rPr>
-        <w:t>40%</w:t>
-      </w:r>
-      <w:r>
-        <w:rPr>
-          <w:rFonts w:ascii="Calibri" w:hAnsi="Calibri"/>
-          <w:b w:val="0"/>
-          <w:i/>
-          <w:sz w:val="17"/>
+          <w:i w:val="0"/>
         </w:rPr>
         <w:t>.</w:t>
       </w:r>
@@ -2804,329 +1059,110 @@
       </w:pPr>
       <w:r>
         <w:rPr>
-          <w:rFonts w:ascii="Calibri" w:hAnsi="Calibri" w:eastAsia="Calibri"/>
           <w:b w:val="0"/>
           <w:i w:val="0"/>
-          <w:color w:val="141820"/>
-          <w:sz w:val="18"/>
-        </w:rPr>
-      </w:r>
-      <w:r>
-        <w:rPr>
-          <w:rFonts w:ascii="Calibri" w:hAnsi="Calibri" w:eastAsia="Calibri"/>
+        </w:rPr>
+        <w:t xml:space="preserve">Developed </w:t>
+      </w:r>
+      <w:r>
+        <w:rPr>
           <w:b/>
           <w:i w:val="0"/>
-          <w:color w:val="141820"/>
-          <w:sz w:val="18"/>
-        </w:rPr>
-      </w:r>
-      <w:r>
-        <w:rPr>
-          <w:rFonts w:ascii="Calibri" w:hAnsi="Calibri" w:eastAsia="Calibri"/>
+        </w:rPr>
+        <w:t>15+ Python/Pydantic REST APIs</w:t>
+      </w:r>
+      <w:r>
+        <w:rPr>
           <w:b w:val="0"/>
           <w:i w:val="0"/>
-          <w:color w:val="141820"/>
-          <w:sz w:val="18"/>
-        </w:rPr>
-      </w:r>
-      <w:r>
-        <w:rPr>
-          <w:rFonts w:ascii="Calibri" w:hAnsi="Calibri" w:eastAsia="Calibri"/>
+        </w:rPr>
+        <w:t xml:space="preserve"> on </w:t>
+      </w:r>
+      <w:r>
+        <w:rPr>
           <w:b/>
           <w:i w:val="0"/>
-          <w:color w:val="141820"/>
-          <w:sz w:val="18"/>
-        </w:rPr>
-      </w:r>
-      <w:r>
-        <w:rPr>
-          <w:rFonts w:ascii="Calibri" w:hAnsi="Calibri" w:eastAsia="Calibri"/>
+        </w:rPr>
+        <w:t>AWS Lambda and API Gateway</w:t>
+      </w:r>
+      <w:r>
+        <w:rPr>
           <w:b w:val="0"/>
           <w:i w:val="0"/>
-          <w:color w:val="141820"/>
-          <w:sz w:val="18"/>
-        </w:rPr>
-      </w:r>
-      <w:r>
-        <w:rPr>
-          <w:rFonts w:ascii="Calibri" w:hAnsi="Calibri" w:eastAsia="Calibri"/>
+        </w:rPr>
+        <w:t xml:space="preserve"> for loyalty and campaign workflows, sustaining </w:t>
+      </w:r>
+      <w:r>
+        <w:rPr>
           <w:b/>
           <w:i w:val="0"/>
-          <w:color w:val="141820"/>
-          <w:sz w:val="18"/>
-        </w:rPr>
-      </w:r>
-      <w:r>
-        <w:rPr>
-          <w:rFonts w:ascii="Calibri" w:hAnsi="Calibri" w:eastAsia="Calibri"/>
+        </w:rPr>
+        <w:t>99.9% uptime</w:t>
+      </w:r>
+      <w:r>
+        <w:rPr>
           <w:b w:val="0"/>
           <w:i w:val="0"/>
-          <w:color w:val="141820"/>
-          <w:sz w:val="18"/>
-        </w:rPr>
-      </w:r>
-      <w:r>
-        <w:rPr>
-          <w:rFonts w:ascii="Calibri" w:hAnsi="Calibri"/>
+        </w:rPr>
+        <w:t>.</w:t>
+      </w:r>
+    </w:p>
+    <w:p>
+      <w:pPr>
+        <w:pStyle w:val="ResumeBullet"/>
+        <w:numPr>
+          <w:ilvl w:val="0"/>
+          <w:numId w:val="100"/>
+        </w:numPr>
+      </w:pPr>
+      <w:r>
+        <w:rPr>
           <w:b w:val="0"/>
           <w:i w:val="0"/>
-          <w:sz w:val="18"/>
-        </w:rPr>
-      </w:r>
-      <w:r>
-        <w:rPr>
-          <w:rFonts w:ascii="Calibri" w:hAnsi="Calibri"/>
+        </w:rPr>
+        <w:t xml:space="preserve">Orchestrated </w:t>
+      </w:r>
+      <w:r>
+        <w:rPr>
+          <w:b/>
+          <w:i w:val="0"/>
+        </w:rPr>
+        <w:t>event-driven processing</w:t>
+      </w:r>
+      <w:r>
+        <w:rPr>
           <w:b w:val="0"/>
           <w:i w:val="0"/>
-          <w:sz w:val="18"/>
-        </w:rPr>
-      </w:r>
-      <w:r>
-        <w:rPr>
-          <w:rFonts w:ascii="Calibri" w:hAnsi="Calibri"/>
+        </w:rPr>
+        <w:t xml:space="preserve"> with </w:t>
+      </w:r>
+      <w:r>
+        <w:rPr>
           <w:b/>
           <w:i w:val="0"/>
-          <w:sz w:val="18"/>
-        </w:rPr>
-      </w:r>
-      <w:r>
-        <w:rPr>
-          <w:rFonts w:ascii="Calibri" w:hAnsi="Calibri"/>
+        </w:rPr>
+        <w:t>Step Functions</w:t>
+      </w:r>
+      <w:r>
+        <w:rPr>
           <w:b w:val="0"/>
           <w:i w:val="0"/>
-          <w:sz w:val="18"/>
-        </w:rPr>
-      </w:r>
-      <w:r>
-        <w:rPr>
-          <w:rFonts w:ascii="Calibri" w:hAnsi="Calibri"/>
+        </w:rPr>
+        <w:t xml:space="preserve">, retries, timeout handling, and downstream service calls, </w:t>
+      </w:r>
+      <w:r>
+        <w:rPr>
           <w:b/>
           <w:i w:val="0"/>
-          <w:sz w:val="18"/>
-        </w:rPr>
-      </w:r>
-      <w:r>
-        <w:rPr>
-          <w:rFonts w:ascii="Calibri" w:hAnsi="Calibri"/>
+        </w:rPr>
+        <w:t>isolating failures</w:t>
+      </w:r>
+      <w:r>
+        <w:rPr>
           <w:b w:val="0"/>
           <w:i w:val="0"/>
-          <w:sz w:val="18"/>
-        </w:rPr>
-      </w:r>
-      <w:r>
-        <w:rPr>
-          <w:rFonts w:ascii="Calibri" w:hAnsi="Calibri"/>
-          <w:b/>
-          <w:i w:val="0"/>
-          <w:sz w:val="18"/>
-        </w:rPr>
-      </w:r>
-      <w:r>
-        <w:rPr>
-          <w:rFonts w:ascii="Calibri" w:hAnsi="Calibri"/>
-          <w:b w:val="0"/>
-          <w:i w:val="0"/>
-          <w:sz w:val="18"/>
-        </w:rPr>
-      </w:r>
-      <w:r>
-        <w:rPr>
-          <w:rFonts w:ascii="Calibri" w:hAnsi="Calibri"/>
-          <w:b/>
-          <w:i w:val="0"/>
-          <w:sz w:val="18"/>
-        </w:rPr>
-      </w:r>
-      <w:r>
-        <w:rPr>
-          <w:rFonts w:ascii="Calibri" w:hAnsi="Calibri"/>
-          <w:b w:val="0"/>
-          <w:i w:val="0"/>
-          <w:sz w:val="18"/>
-        </w:rPr>
-      </w:r>
-      <w:r>
-        <w:rPr>
-          <w:rFonts w:ascii="Calibri" w:hAnsi="Calibri"/>
-          <w:b/>
-          <w:i w:val="0"/>
-          <w:sz w:val="18"/>
-        </w:rPr>
-      </w:r>
-      <w:r>
-        <w:rPr>
-          <w:rFonts w:ascii="Calibri" w:hAnsi="Calibri"/>
-          <w:b w:val="0"/>
-          <w:i w:val="0"/>
-          <w:sz w:val="18"/>
-        </w:rPr>
-      </w:r>
-      <w:r>
-        <w:rPr>
-          <w:rFonts w:ascii="Calibri" w:hAnsi="Calibri"/>
-          <w:b/>
-          <w:i w:val="0"/>
-          <w:sz w:val="18"/>
-        </w:rPr>
-      </w:r>
-      <w:r>
-        <w:rPr>
-          <w:rFonts w:ascii="Calibri" w:hAnsi="Calibri"/>
-          <w:b w:val="0"/>
-          <w:i w:val="0"/>
-          <w:sz w:val="18"/>
-        </w:rPr>
-      </w:r>
-      <w:r>
-        <w:rPr>
-          <w:rFonts w:ascii="Calibri" w:hAnsi="Calibri"/>
-          <w:b/>
-          <w:i w:val="0"/>
-          <w:sz w:val="18"/>
-        </w:rPr>
-      </w:r>
-      <w:r>
-        <w:rPr>
-          <w:rFonts w:ascii="Calibri" w:hAnsi="Calibri"/>
-          <w:b w:val="0"/>
-          <w:i w:val="0"/>
-          <w:sz w:val="18"/>
-        </w:rPr>
-      </w:r>
-      <w:r>
-        <w:rPr>
-          <w:rFonts w:ascii="Calibri" w:hAnsi="Calibri"/>
-          <w:b w:val="0"/>
-          <w:i w:val="0"/>
-          <w:sz w:val="18"/>
-        </w:rPr>
-        <w:t xml:space="preserve">Developed </w:t>
-      </w:r>
-      <w:r>
-        <w:rPr>
-          <w:rFonts w:ascii="Calibri" w:hAnsi="Calibri"/>
-          <w:b/>
-          <w:i w:val="0"/>
-          <w:sz w:val="18"/>
-        </w:rPr>
-        <w:t>15+ production REST APIs</w:t>
-      </w:r>
-      <w:r>
-        <w:rPr>
-          <w:rFonts w:ascii="Calibri" w:hAnsi="Calibri"/>
-          <w:b w:val="0"/>
-          <w:i w:val="0"/>
-          <w:sz w:val="18"/>
-        </w:rPr>
-        <w:t xml:space="preserve"> with </w:t>
-      </w:r>
-      <w:r>
-        <w:rPr>
-          <w:rFonts w:ascii="Calibri" w:hAnsi="Calibri"/>
-          <w:b/>
-          <w:i w:val="0"/>
-          <w:sz w:val="18"/>
-        </w:rPr>
-        <w:t>Python</w:t>
-      </w:r>
-      <w:r>
-        <w:rPr>
-          <w:rFonts w:ascii="Calibri" w:hAnsi="Calibri"/>
-          <w:b w:val="0"/>
-          <w:i w:val="0"/>
-          <w:sz w:val="18"/>
-        </w:rPr>
-        <w:t xml:space="preserve"> and </w:t>
-      </w:r>
-      <w:r>
-        <w:rPr>
-          <w:rFonts w:ascii="Calibri" w:hAnsi="Calibri"/>
-          <w:b/>
-          <w:i w:val="0"/>
-          <w:sz w:val="18"/>
-        </w:rPr>
-        <w:t>Pydantic</w:t>
-      </w:r>
-      <w:r>
-        <w:rPr>
-          <w:rFonts w:ascii="Calibri" w:hAnsi="Calibri"/>
-          <w:b w:val="0"/>
-          <w:i w:val="0"/>
-          <w:sz w:val="18"/>
-        </w:rPr>
-        <w:t xml:space="preserve"> on </w:t>
-      </w:r>
-      <w:r>
-        <w:rPr>
-          <w:rFonts w:ascii="Calibri" w:hAnsi="Calibri"/>
-          <w:b/>
-          <w:i w:val="0"/>
-          <w:sz w:val="18"/>
-        </w:rPr>
-        <w:t>AWS Lambda</w:t>
-      </w:r>
-      <w:r>
-        <w:rPr>
-          <w:rFonts w:ascii="Calibri" w:hAnsi="Calibri"/>
-          <w:b w:val="0"/>
-          <w:i w:val="0"/>
-          <w:sz w:val="18"/>
-        </w:rPr>
-        <w:t xml:space="preserve"> and </w:t>
-      </w:r>
-      <w:r>
-        <w:rPr>
-          <w:rFonts w:ascii="Calibri" w:hAnsi="Calibri"/>
-          <w:b/>
-          <w:i w:val="0"/>
-          <w:sz w:val="18"/>
-        </w:rPr>
-        <w:t>Step Functions</w:t>
-      </w:r>
-      <w:r>
-        <w:rPr>
-          <w:rFonts w:ascii="Calibri" w:hAnsi="Calibri"/>
-          <w:b w:val="0"/>
-          <w:i w:val="0"/>
-          <w:sz w:val="18"/>
-        </w:rPr>
-        <w:t xml:space="preserve"> for </w:t>
-      </w:r>
-      <w:r>
-        <w:rPr>
-          <w:rFonts w:ascii="Calibri" w:hAnsi="Calibri"/>
-          <w:b/>
-          <w:i w:val="0"/>
-          <w:sz w:val="18"/>
-        </w:rPr>
-        <w:t>loyalty/campaign workflows</w:t>
-      </w:r>
-      <w:r>
-        <w:rPr>
-          <w:rFonts w:ascii="Calibri" w:hAnsi="Calibri"/>
-          <w:b w:val="0"/>
-          <w:i w:val="0"/>
-          <w:sz w:val="18"/>
-        </w:rPr>
-        <w:t xml:space="preserve">, maintaining </w:t>
-      </w:r>
-      <w:r>
-        <w:rPr>
-          <w:rFonts w:ascii="Calibri" w:hAnsi="Calibri"/>
-          <w:b/>
-          <w:i w:val="0"/>
-          <w:sz w:val="18"/>
-        </w:rPr>
-        <w:t>99.9% uptime</w:t>
-      </w:r>
-      <w:r>
-        <w:rPr>
-          <w:rFonts w:ascii="Calibri" w:hAnsi="Calibri"/>
-          <w:b w:val="0"/>
-          <w:i w:val="0"/>
-          <w:sz w:val="18"/>
-        </w:rPr>
-        <w:t>.</w:t>
+        </w:rPr>
+        <w:t xml:space="preserve"> across distributed loyalty operations.</w:t>
       </w:r>
     </w:p>
     <w:p>
@@ -3141,241 +1177,38 @@
       </w:pPr>
       <w:r>
         <w:rPr>
-          <w:rFonts w:ascii="Calibri" w:hAnsi="Calibri" w:eastAsia="Calibri"/>
           <w:b w:val="0"/>
           <w:i w:val="0"/>
-          <w:color w:val="141820"/>
-          <w:sz w:val="18"/>
-        </w:rPr>
-      </w:r>
-      <w:r>
-        <w:rPr>
-          <w:rFonts w:ascii="Calibri" w:hAnsi="Calibri"/>
+        </w:rPr>
+        <w:t xml:space="preserve">Applied </w:t>
+      </w:r>
+      <w:r>
+        <w:rPr>
+          <w:b/>
+          <w:i w:val="0"/>
+        </w:rPr>
+        <w:t>layered service architecture</w:t>
+      </w:r>
+      <w:r>
+        <w:rPr>
           <w:b w:val="0"/>
           <w:i w:val="0"/>
-          <w:sz w:val="18"/>
-        </w:rPr>
-      </w:r>
-      <w:r>
-        <w:rPr>
-          <w:rFonts w:ascii="Calibri" w:hAnsi="Calibri"/>
+        </w:rPr>
+        <w:t xml:space="preserve"> across </w:t>
+      </w:r>
+      <w:r>
+        <w:rPr>
+          <w:b/>
+          <w:i w:val="0"/>
+        </w:rPr>
+        <w:t>validation, orchestration, data access</w:t>
+      </w:r>
+      <w:r>
+        <w:rPr>
           <w:b w:val="0"/>
           <w:i w:val="0"/>
-          <w:sz w:val="18"/>
-        </w:rPr>
-      </w:r>
-      <w:r>
-        <w:rPr>
-          <w:rFonts w:ascii="Calibri" w:hAnsi="Calibri"/>
-          <w:b/>
-          <w:i w:val="0"/>
-          <w:sz w:val="18"/>
-        </w:rPr>
-      </w:r>
-      <w:r>
-        <w:rPr>
-          <w:rFonts w:ascii="Calibri" w:hAnsi="Calibri"/>
-          <w:b w:val="0"/>
-          <w:i w:val="0"/>
-          <w:sz w:val="18"/>
-        </w:rPr>
-      </w:r>
-      <w:r>
-        <w:rPr>
-          <w:rFonts w:ascii="Calibri" w:hAnsi="Calibri"/>
-          <w:b/>
-          <w:i w:val="0"/>
-          <w:sz w:val="18"/>
-        </w:rPr>
-      </w:r>
-      <w:r>
-        <w:rPr>
-          <w:rFonts w:ascii="Calibri" w:hAnsi="Calibri"/>
-          <w:b w:val="0"/>
-          <w:i w:val="0"/>
-          <w:sz w:val="18"/>
-        </w:rPr>
-      </w:r>
-      <w:r>
-        <w:rPr>
-          <w:rFonts w:ascii="Calibri" w:hAnsi="Calibri"/>
-          <w:b/>
-          <w:i w:val="0"/>
-          <w:sz w:val="18"/>
-        </w:rPr>
-      </w:r>
-      <w:r>
-        <w:rPr>
-          <w:rFonts w:ascii="Calibri" w:hAnsi="Calibri"/>
-          <w:b w:val="0"/>
-          <w:i w:val="0"/>
-          <w:sz w:val="18"/>
-        </w:rPr>
-      </w:r>
-      <w:r>
-        <w:rPr>
-          <w:rFonts w:ascii="Calibri" w:hAnsi="Calibri"/>
-          <w:b/>
-          <w:i w:val="0"/>
-          <w:sz w:val="18"/>
-        </w:rPr>
-      </w:r>
-      <w:r>
-        <w:rPr>
-          <w:rFonts w:ascii="Calibri" w:hAnsi="Calibri"/>
-          <w:b w:val="0"/>
-          <w:i w:val="0"/>
-          <w:sz w:val="18"/>
-        </w:rPr>
-      </w:r>
-      <w:r>
-        <w:rPr>
-          <w:rFonts w:ascii="Calibri" w:hAnsi="Calibri"/>
-          <w:b/>
-          <w:i w:val="0"/>
-          <w:sz w:val="18"/>
-        </w:rPr>
-      </w:r>
-      <w:r>
-        <w:rPr>
-          <w:rFonts w:ascii="Calibri" w:hAnsi="Calibri"/>
-          <w:b w:val="0"/>
-          <w:i w:val="0"/>
-          <w:sz w:val="18"/>
-        </w:rPr>
-      </w:r>
-      <w:r>
-        <w:rPr>
-          <w:rFonts w:ascii="Calibri" w:hAnsi="Calibri"/>
-          <w:b/>
-          <w:i w:val="0"/>
-          <w:sz w:val="18"/>
-        </w:rPr>
-      </w:r>
-      <w:r>
-        <w:rPr>
-          <w:rFonts w:ascii="Calibri" w:hAnsi="Calibri"/>
-          <w:b w:val="0"/>
-          <w:i w:val="0"/>
-          <w:sz w:val="18"/>
-        </w:rPr>
-      </w:r>
-      <w:r>
-        <w:rPr>
-          <w:rFonts w:ascii="Calibri" w:hAnsi="Calibri"/>
-          <w:b w:val="0"/>
-          <w:i w:val="0"/>
-          <w:sz w:val="18"/>
-        </w:rPr>
-        <w:t xml:space="preserve">Applied </w:t>
-      </w:r>
-      <w:r>
-        <w:rPr>
-          <w:rFonts w:ascii="Calibri" w:hAnsi="Calibri"/>
-          <w:b/>
-          <w:i w:val="0"/>
-          <w:sz w:val="18"/>
-        </w:rPr>
-        <w:t>layered service architecture</w:t>
-      </w:r>
-      <w:r>
-        <w:rPr>
-          <w:rFonts w:ascii="Calibri" w:hAnsi="Calibri"/>
-          <w:b w:val="0"/>
-          <w:i w:val="0"/>
-          <w:sz w:val="18"/>
-        </w:rPr>
-        <w:t xml:space="preserve"> across serverless applications, separating </w:t>
-      </w:r>
-      <w:r>
-        <w:rPr>
-          <w:rFonts w:ascii="Calibri" w:hAnsi="Calibri"/>
-          <w:b/>
-          <w:i w:val="0"/>
-          <w:sz w:val="18"/>
-        </w:rPr>
-        <w:t>validation</w:t>
-      </w:r>
-      <w:r>
-        <w:rPr>
-          <w:rFonts w:ascii="Calibri" w:hAnsi="Calibri"/>
-          <w:b w:val="0"/>
-          <w:i w:val="0"/>
-          <w:sz w:val="18"/>
-        </w:rPr>
-        <w:t xml:space="preserve">, </w:t>
-      </w:r>
-      <w:r>
-        <w:rPr>
-          <w:rFonts w:ascii="Calibri" w:hAnsi="Calibri"/>
-          <w:b/>
-          <w:i w:val="0"/>
-          <w:sz w:val="18"/>
-        </w:rPr>
-        <w:t>orchestration</w:t>
-      </w:r>
-      <w:r>
-        <w:rPr>
-          <w:rFonts w:ascii="Calibri" w:hAnsi="Calibri"/>
-          <w:b w:val="0"/>
-          <w:i w:val="0"/>
-          <w:sz w:val="18"/>
-        </w:rPr>
-        <w:t xml:space="preserve">, </w:t>
-      </w:r>
-      <w:r>
-        <w:rPr>
-          <w:rFonts w:ascii="Calibri" w:hAnsi="Calibri"/>
-          <w:b/>
-          <w:i w:val="0"/>
-          <w:sz w:val="18"/>
-        </w:rPr>
-        <w:t>data access</w:t>
-      </w:r>
-      <w:r>
-        <w:rPr>
-          <w:rFonts w:ascii="Calibri" w:hAnsi="Calibri"/>
-          <w:b w:val="0"/>
-          <w:i w:val="0"/>
-          <w:sz w:val="18"/>
-        </w:rPr>
-        <w:t xml:space="preserve">, </w:t>
-      </w:r>
-      <w:r>
-        <w:rPr>
-          <w:rFonts w:ascii="Calibri" w:hAnsi="Calibri"/>
-          <w:b/>
-          <w:i w:val="0"/>
-          <w:sz w:val="18"/>
-        </w:rPr>
-        <w:t>retry handling</w:t>
-      </w:r>
-      <w:r>
-        <w:rPr>
-          <w:rFonts w:ascii="Calibri" w:hAnsi="Calibri"/>
-          <w:b w:val="0"/>
-          <w:i w:val="0"/>
-          <w:sz w:val="18"/>
-        </w:rPr>
-        <w:t xml:space="preserve">, and </w:t>
-      </w:r>
-      <w:r>
-        <w:rPr>
-          <w:rFonts w:ascii="Calibri" w:hAnsi="Calibri"/>
-          <w:b/>
-          <w:i w:val="0"/>
-          <w:sz w:val="18"/>
-        </w:rPr>
-        <w:t>integrations</w:t>
-      </w:r>
-      <w:r>
-        <w:rPr>
-          <w:rFonts w:ascii="Calibri" w:hAnsi="Calibri"/>
-          <w:b w:val="0"/>
-          <w:i w:val="0"/>
-          <w:sz w:val="18"/>
-        </w:rPr>
-        <w:t>.</w:t>
+        </w:rPr>
+        <w:t>, retry handling, and downstream integrations.</w:t>
       </w:r>
     </w:p>
     <w:p>
@@ -3390,243 +1223,52 @@
       </w:pPr>
       <w:r>
         <w:rPr>
-          <w:rFonts w:ascii="Calibri" w:hAnsi="Calibri" w:eastAsia="Calibri"/>
           <w:b w:val="0"/>
           <w:i w:val="0"/>
-          <w:color w:val="141820"/>
-          <w:sz w:val="18"/>
-        </w:rPr>
-      </w:r>
-      <w:r>
-        <w:rPr>
-          <w:rFonts w:ascii="Calibri" w:hAnsi="Calibri" w:eastAsia="Calibri"/>
+        </w:rPr>
+        <w:t xml:space="preserve">Migrated </w:t>
+      </w:r>
+      <w:r>
+        <w:rPr>
           <w:b/>
           <w:i w:val="0"/>
-          <w:color w:val="141820"/>
-          <w:sz w:val="18"/>
-        </w:rPr>
-      </w:r>
-      <w:r>
-        <w:rPr>
-          <w:rFonts w:ascii="Calibri" w:hAnsi="Calibri" w:eastAsia="Calibri"/>
+        </w:rPr>
+        <w:t>35M+ SFMC records</w:t>
+      </w:r>
+      <w:r>
+        <w:rPr>
           <w:b w:val="0"/>
           <w:i w:val="0"/>
-          <w:color w:val="141820"/>
-          <w:sz w:val="18"/>
-        </w:rPr>
-      </w:r>
-      <w:r>
-        <w:rPr>
-          <w:rFonts w:ascii="Calibri" w:hAnsi="Calibri" w:eastAsia="Calibri"/>
+        </w:rPr>
+        <w:t xml:space="preserve"> to </w:t>
+      </w:r>
+      <w:r>
+        <w:rPr>
           <w:b/>
           <w:i w:val="0"/>
-          <w:color w:val="141820"/>
-          <w:sz w:val="18"/>
-        </w:rPr>
-      </w:r>
-      <w:r>
-        <w:rPr>
-          <w:rFonts w:ascii="Calibri" w:hAnsi="Calibri" w:eastAsia="Calibri"/>
+        </w:rPr>
+        <w:t>MongoDB</w:t>
+      </w:r>
+      <w:r>
+        <w:rPr>
           <w:b w:val="0"/>
           <w:i w:val="0"/>
-          <w:color w:val="141820"/>
-          <w:sz w:val="18"/>
-        </w:rPr>
-      </w:r>
-      <w:r>
-        <w:rPr>
-          <w:rFonts w:ascii="Calibri" w:hAnsi="Calibri"/>
+        </w:rPr>
+        <w:t xml:space="preserve"> and improved query performance by </w:t>
+      </w:r>
+      <w:r>
+        <w:rPr>
+          <w:b/>
+          <w:i w:val="0"/>
+        </w:rPr>
+        <w:t>50%</w:t>
+      </w:r>
+      <w:r>
+        <w:rPr>
           <w:b w:val="0"/>
           <w:i w:val="0"/>
-          <w:sz w:val="18"/>
-        </w:rPr>
-      </w:r>
-      <w:r>
-        <w:rPr>
-          <w:rFonts w:ascii="Calibri" w:hAnsi="Calibri"/>
-          <w:b w:val="0"/>
-          <w:i w:val="0"/>
-          <w:sz w:val="18"/>
-        </w:rPr>
-      </w:r>
-      <w:r>
-        <w:rPr>
-          <w:rFonts w:ascii="Calibri" w:hAnsi="Calibri"/>
-          <w:b/>
-          <w:i w:val="0"/>
-          <w:sz w:val="18"/>
-        </w:rPr>
-      </w:r>
-      <w:r>
-        <w:rPr>
-          <w:rFonts w:ascii="Calibri" w:hAnsi="Calibri"/>
-          <w:b w:val="0"/>
-          <w:i w:val="0"/>
-          <w:sz w:val="18"/>
-        </w:rPr>
-      </w:r>
-      <w:r>
-        <w:rPr>
-          <w:rFonts w:ascii="Calibri" w:hAnsi="Calibri"/>
-          <w:b/>
-          <w:i w:val="0"/>
-          <w:sz w:val="18"/>
-        </w:rPr>
-      </w:r>
-      <w:r>
-        <w:rPr>
-          <w:rFonts w:ascii="Calibri" w:hAnsi="Calibri"/>
-          <w:b w:val="0"/>
-          <w:i w:val="0"/>
-          <w:sz w:val="18"/>
-        </w:rPr>
-      </w:r>
-      <w:r>
-        <w:rPr>
-          <w:rFonts w:ascii="Calibri" w:hAnsi="Calibri"/>
-          <w:b/>
-          <w:i w:val="0"/>
-          <w:sz w:val="18"/>
-        </w:rPr>
-      </w:r>
-      <w:r>
-        <w:rPr>
-          <w:rFonts w:ascii="Calibri" w:hAnsi="Calibri"/>
-          <w:b w:val="0"/>
-          <w:i w:val="0"/>
-          <w:sz w:val="18"/>
-        </w:rPr>
-      </w:r>
-      <w:r>
-        <w:rPr>
-          <w:rFonts w:ascii="Calibri" w:hAnsi="Calibri"/>
-          <w:b/>
-          <w:i w:val="0"/>
-          <w:sz w:val="18"/>
-        </w:rPr>
-      </w:r>
-      <w:r>
-        <w:rPr>
-          <w:rFonts w:ascii="Calibri" w:hAnsi="Calibri"/>
-          <w:b w:val="0"/>
-          <w:i w:val="0"/>
-          <w:sz w:val="18"/>
-        </w:rPr>
-      </w:r>
-      <w:r>
-        <w:rPr>
-          <w:rFonts w:ascii="Calibri" w:hAnsi="Calibri"/>
-          <w:b/>
-          <w:i w:val="0"/>
-          <w:sz w:val="18"/>
-        </w:rPr>
-      </w:r>
-      <w:r>
-        <w:rPr>
-          <w:rFonts w:ascii="Calibri" w:hAnsi="Calibri"/>
-          <w:b w:val="0"/>
-          <w:i w:val="0"/>
-          <w:sz w:val="18"/>
-        </w:rPr>
-      </w:r>
-      <w:r>
-        <w:rPr>
-          <w:rFonts w:ascii="Calibri" w:hAnsi="Calibri"/>
-          <w:b w:val="0"/>
-          <w:i w:val="0"/>
-          <w:sz w:val="18"/>
-        </w:rPr>
-        <w:t xml:space="preserve">Migrated </w:t>
-      </w:r>
-      <w:r>
-        <w:rPr>
-          <w:rFonts w:ascii="Calibri" w:hAnsi="Calibri"/>
-          <w:b/>
-          <w:i w:val="0"/>
-          <w:sz w:val="18"/>
-        </w:rPr>
-        <w:t>35M+ production records</w:t>
-      </w:r>
-      <w:r>
-        <w:rPr>
-          <w:rFonts w:ascii="Calibri" w:hAnsi="Calibri"/>
-          <w:b w:val="0"/>
-          <w:i w:val="0"/>
-          <w:sz w:val="18"/>
-        </w:rPr>
-        <w:t xml:space="preserve"> from </w:t>
-      </w:r>
-      <w:r>
-        <w:rPr>
-          <w:rFonts w:ascii="Calibri" w:hAnsi="Calibri"/>
-          <w:b/>
-          <w:i w:val="0"/>
-          <w:sz w:val="18"/>
-        </w:rPr>
-        <w:t>SFMC</w:t>
-      </w:r>
-      <w:r>
-        <w:rPr>
-          <w:rFonts w:ascii="Calibri" w:hAnsi="Calibri"/>
-          <w:b w:val="0"/>
-          <w:i w:val="0"/>
-          <w:sz w:val="18"/>
-        </w:rPr>
-        <w:t xml:space="preserve"> to </w:t>
-      </w:r>
-      <w:r>
-        <w:rPr>
-          <w:rFonts w:ascii="Calibri" w:hAnsi="Calibri"/>
-          <w:b/>
-          <w:i w:val="0"/>
-          <w:sz w:val="18"/>
-        </w:rPr>
-        <w:t>MongoDB</w:t>
-      </w:r>
-      <w:r>
-        <w:rPr>
-          <w:rFonts w:ascii="Calibri" w:hAnsi="Calibri"/>
-          <w:b w:val="0"/>
-          <w:i w:val="0"/>
-          <w:sz w:val="18"/>
-        </w:rPr>
-        <w:t xml:space="preserve">, improving query performance by </w:t>
-      </w:r>
-      <w:r>
-        <w:rPr>
-          <w:rFonts w:ascii="Calibri" w:hAnsi="Calibri"/>
-          <w:b/>
-          <w:i w:val="0"/>
-          <w:sz w:val="18"/>
-        </w:rPr>
-        <w:t>50%</w:t>
-      </w:r>
-      <w:r>
-        <w:rPr>
-          <w:rFonts w:ascii="Calibri" w:hAnsi="Calibri"/>
-          <w:b w:val="0"/>
-          <w:i w:val="0"/>
-          <w:sz w:val="18"/>
-        </w:rPr>
-        <w:t xml:space="preserve"> through </w:t>
-      </w:r>
-      <w:r>
-        <w:rPr>
-          <w:rFonts w:ascii="Calibri" w:hAnsi="Calibri"/>
-          <w:b/>
-          <w:i w:val="0"/>
-          <w:sz w:val="18"/>
-        </w:rPr>
-        <w:t>optimized indexing and caching strategies</w:t>
-      </w:r>
-      <w:r>
-        <w:rPr>
-          <w:rFonts w:ascii="Calibri" w:hAnsi="Calibri"/>
-          <w:b w:val="0"/>
-          <w:i w:val="0"/>
-          <w:sz w:val="18"/>
-        </w:rPr>
-        <w:t>.</w:t>
+        </w:rPr>
+        <w:t xml:space="preserve"> through indexing and caching.</w:t>
       </w:r>
     </w:p>
     <w:p>
@@ -3641,225 +1283,36 @@
       </w:pPr>
       <w:r>
         <w:rPr>
-          <w:rFonts w:ascii="Calibri" w:hAnsi="Calibri" w:eastAsia="Calibri"/>
           <w:b w:val="0"/>
           <w:i w:val="0"/>
-          <w:color w:val="141820"/>
-          <w:sz w:val="18"/>
-        </w:rPr>
-      </w:r>
-      <w:r>
-        <w:rPr>
-          <w:rFonts w:ascii="Calibri" w:hAnsi="Calibri" w:eastAsia="Calibri"/>
+        </w:rPr>
+        <w:t xml:space="preserve">Integrated </w:t>
+      </w:r>
+      <w:r>
+        <w:rPr>
           <w:b/>
           <w:i w:val="0"/>
-          <w:color w:val="141820"/>
-          <w:sz w:val="18"/>
-        </w:rPr>
-      </w:r>
-      <w:r>
-        <w:rPr>
-          <w:rFonts w:ascii="Calibri" w:hAnsi="Calibri" w:eastAsia="Calibri"/>
+        </w:rPr>
+        <w:t>SessionM, SFMC, MongoDB, and AWS services</w:t>
+      </w:r>
+      <w:r>
+        <w:rPr>
           <w:b w:val="0"/>
           <w:i w:val="0"/>
-          <w:color w:val="141820"/>
-          <w:sz w:val="18"/>
-        </w:rPr>
-      </w:r>
-      <w:r>
-        <w:rPr>
-          <w:rFonts w:ascii="Calibri" w:hAnsi="Calibri" w:eastAsia="Calibri"/>
+        </w:rPr>
+        <w:t xml:space="preserve"> for loyalty workflows with </w:t>
+      </w:r>
+      <w:r>
+        <w:rPr>
           <w:b/>
           <w:i w:val="0"/>
-          <w:color w:val="141820"/>
-          <w:sz w:val="18"/>
-        </w:rPr>
-      </w:r>
-      <w:r>
-        <w:rPr>
-          <w:rFonts w:ascii="Calibri" w:hAnsi="Calibri" w:eastAsia="Calibri"/>
+        </w:rPr>
+        <w:t>sub-500ms transactions</w:t>
+      </w:r>
+      <w:r>
+        <w:rPr>
           <w:b w:val="0"/>
           <w:i w:val="0"/>
-          <w:color w:val="141820"/>
-          <w:sz w:val="18"/>
-        </w:rPr>
-      </w:r>
-      <w:r>
-        <w:rPr>
-          <w:rFonts w:ascii="Calibri" w:hAnsi="Calibri" w:eastAsia="Calibri"/>
-          <w:b/>
-          <w:i w:val="0"/>
-          <w:color w:val="141820"/>
-          <w:sz w:val="18"/>
-        </w:rPr>
-      </w:r>
-      <w:r>
-        <w:rPr>
-          <w:rFonts w:ascii="Calibri" w:hAnsi="Calibri" w:eastAsia="Calibri"/>
-          <w:b w:val="0"/>
-          <w:i w:val="0"/>
-          <w:color w:val="141820"/>
-          <w:sz w:val="18"/>
-        </w:rPr>
-      </w:r>
-      <w:r>
-        <w:rPr>
-          <w:rFonts w:ascii="Calibri" w:hAnsi="Calibri"/>
-          <w:b w:val="0"/>
-          <w:i w:val="0"/>
-          <w:sz w:val="18"/>
-        </w:rPr>
-      </w:r>
-      <w:r>
-        <w:rPr>
-          <w:rFonts w:ascii="Calibri" w:hAnsi="Calibri"/>
-          <w:b w:val="0"/>
-          <w:i w:val="0"/>
-          <w:sz w:val="18"/>
-        </w:rPr>
-      </w:r>
-      <w:r>
-        <w:rPr>
-          <w:rFonts w:ascii="Calibri" w:hAnsi="Calibri"/>
-          <w:b/>
-          <w:i w:val="0"/>
-          <w:sz w:val="18"/>
-        </w:rPr>
-      </w:r>
-      <w:r>
-        <w:rPr>
-          <w:rFonts w:ascii="Calibri" w:hAnsi="Calibri"/>
-          <w:b w:val="0"/>
-          <w:i w:val="0"/>
-          <w:sz w:val="18"/>
-        </w:rPr>
-      </w:r>
-      <w:r>
-        <w:rPr>
-          <w:rFonts w:ascii="Calibri" w:hAnsi="Calibri"/>
-          <w:b/>
-          <w:i w:val="0"/>
-          <w:sz w:val="18"/>
-        </w:rPr>
-      </w:r>
-      <w:r>
-        <w:rPr>
-          <w:rFonts w:ascii="Calibri" w:hAnsi="Calibri"/>
-          <w:b w:val="0"/>
-          <w:i w:val="0"/>
-          <w:sz w:val="18"/>
-        </w:rPr>
-      </w:r>
-      <w:r>
-        <w:rPr>
-          <w:rFonts w:ascii="Calibri" w:hAnsi="Calibri"/>
-          <w:b/>
-          <w:i w:val="0"/>
-          <w:sz w:val="18"/>
-        </w:rPr>
-      </w:r>
-      <w:r>
-        <w:rPr>
-          <w:rFonts w:ascii="Calibri" w:hAnsi="Calibri"/>
-          <w:b w:val="0"/>
-          <w:i w:val="0"/>
-          <w:sz w:val="18"/>
-        </w:rPr>
-      </w:r>
-      <w:r>
-        <w:rPr>
-          <w:rFonts w:ascii="Calibri" w:hAnsi="Calibri"/>
-          <w:b/>
-          <w:i w:val="0"/>
-          <w:sz w:val="18"/>
-        </w:rPr>
-      </w:r>
-      <w:r>
-        <w:rPr>
-          <w:rFonts w:ascii="Calibri" w:hAnsi="Calibri"/>
-          <w:b w:val="0"/>
-          <w:i w:val="0"/>
-          <w:sz w:val="18"/>
-        </w:rPr>
-      </w:r>
-      <w:r>
-        <w:rPr>
-          <w:rFonts w:ascii="Calibri" w:hAnsi="Calibri"/>
-          <w:b w:val="0"/>
-          <w:i w:val="0"/>
-          <w:sz w:val="18"/>
-        </w:rPr>
-        <w:t xml:space="preserve">Architected a loyalty rewards platform using </w:t>
-      </w:r>
-      <w:r>
-        <w:rPr>
-          <w:rFonts w:ascii="Calibri" w:hAnsi="Calibri"/>
-          <w:b/>
-          <w:i w:val="0"/>
-          <w:sz w:val="18"/>
-        </w:rPr>
-        <w:t>SessionM APIs</w:t>
-      </w:r>
-      <w:r>
-        <w:rPr>
-          <w:rFonts w:ascii="Calibri" w:hAnsi="Calibri"/>
-          <w:b w:val="0"/>
-          <w:i w:val="0"/>
-          <w:sz w:val="18"/>
-        </w:rPr>
-        <w:t xml:space="preserve"> to process daily transactions </w:t>
-      </w:r>
-      <w:r>
-        <w:rPr>
-          <w:rFonts w:ascii="Calibri" w:hAnsi="Calibri"/>
-          <w:b/>
-          <w:i w:val="0"/>
-          <w:sz w:val="18"/>
-        </w:rPr>
-        <w:t>under 500ms latency</w:t>
-      </w:r>
-      <w:r>
-        <w:rPr>
-          <w:rFonts w:ascii="Calibri" w:hAnsi="Calibri"/>
-          <w:b w:val="0"/>
-          <w:i w:val="0"/>
-          <w:sz w:val="18"/>
-        </w:rPr>
-        <w:t xml:space="preserve">, contributing to a </w:t>
-      </w:r>
-      <w:r>
-        <w:rPr>
-          <w:rFonts w:ascii="Calibri" w:hAnsi="Calibri"/>
-          <w:b/>
-          <w:i w:val="0"/>
-          <w:sz w:val="18"/>
-        </w:rPr>
-        <w:t>20%</w:t>
-      </w:r>
-      <w:r>
-        <w:rPr>
-          <w:rFonts w:ascii="Calibri" w:hAnsi="Calibri"/>
-          <w:b w:val="0"/>
-          <w:i w:val="0"/>
-          <w:sz w:val="18"/>
-        </w:rPr>
-        <w:t xml:space="preserve"> increase in </w:t>
-      </w:r>
-      <w:r>
-        <w:rPr>
-          <w:rFonts w:ascii="Calibri" w:hAnsi="Calibri"/>
-          <w:b/>
-          <w:i w:val="0"/>
-          <w:sz w:val="18"/>
-        </w:rPr>
-        <w:t>customer retention</w:t>
-      </w:r>
-      <w:r>
-        <w:rPr>
-          <w:rFonts w:ascii="Calibri" w:hAnsi="Calibri"/>
-          <w:b w:val="0"/>
-          <w:i w:val="0"/>
-          <w:sz w:val="18"/>
         </w:rPr>
         <w:t>.</w:t>
       </w:r>
@@ -3876,11 +1329,93 @@
       </w:pPr>
       <w:r>
         <w:rPr>
+          <w:b w:val="0"/>
+          <w:i w:val="0"/>
+        </w:rPr>
+        <w:t xml:space="preserve">Improved </w:t>
+      </w:r>
+      <w:r>
+        <w:rPr>
+          <w:b/>
+          <w:i w:val="0"/>
+        </w:rPr>
+        <w:t>production resilience</w:t>
+      </w:r>
+      <w:r>
+        <w:rPr>
+          <w:b w:val="0"/>
+          <w:i w:val="0"/>
+        </w:rPr>
+        <w:t xml:space="preserve"> with </w:t>
+      </w:r>
+      <w:r>
+        <w:rPr>
+          <w:b/>
+          <w:i w:val="0"/>
+        </w:rPr>
+        <w:t>CloudWatch/Datadog alerts</w:t>
+      </w:r>
+      <w:r>
+        <w:rPr>
+          <w:b w:val="0"/>
+          <w:i w:val="0"/>
+        </w:rPr>
+        <w:t xml:space="preserve">, </w:t>
+      </w:r>
+      <w:r>
+        <w:rPr>
+          <w:b/>
+          <w:i w:val="0"/>
+        </w:rPr>
+        <w:t>API failure tracing</w:t>
+      </w:r>
+      <w:r>
+        <w:rPr>
+          <w:b w:val="0"/>
+          <w:i w:val="0"/>
+        </w:rPr>
+        <w:t>, retries, and SLA-focused incident response.</w:t>
+      </w:r>
+    </w:p>
+    <w:p>
+      <w:pPr>
+        <w:pStyle w:val="RoleLine"/>
+        <w:tabs>
+          <w:tab w:pos="10080" w:val="right"/>
+        </w:tabs>
+        <w:keepNext/>
+        <w:spacing w:before="20" w:after="0" w:line="240" w:lineRule="auto"/>
+      </w:pPr>
+      <w:r>
+        <w:rPr>
+          <w:rFonts w:ascii="Calibri" w:hAnsi="Calibri" w:eastAsia="Calibri"/>
+          <w:b/>
+          <w:i w:val="0"/>
+          <w:color w:val="141820"/>
+          <w:sz w:val="19"/>
+        </w:rPr>
+      </w:r>
+      <w:r>
+        <w:rPr>
           <w:rFonts w:ascii="Calibri" w:hAnsi="Calibri" w:eastAsia="Calibri"/>
           <w:b w:val="0"/>
           <w:i w:val="0"/>
           <w:color w:val="141820"/>
-          <w:sz w:val="18"/>
+          <w:sz w:val="19"/>
+        </w:rPr>
+      </w:r>
+      <w:r>
+        <w:rPr>
+          <w:rFonts w:ascii="Calibri" w:hAnsi="Calibri" w:eastAsia="Calibri"/>
+          <w:b w:val="0"/>
+          <w:i w:val="0"/>
+          <w:color w:val="525866"/>
+          <w:sz w:val="19"/>
+        </w:rPr>
+      </w:r>
+      <w:r>
+        <w:rPr>
+          <w:sz w:val="19"/>
         </w:rPr>
       </w:r>
       <w:r>
@@ -3889,16 +1424,7 @@
           <w:b/>
           <w:i w:val="0"/>
           <w:color w:val="141820"/>
-          <w:sz w:val="18"/>
-        </w:rPr>
-      </w:r>
-      <w:r>
-        <w:rPr>
-          <w:rFonts w:ascii="Calibri" w:hAnsi="Calibri" w:eastAsia="Calibri"/>
-          <w:b w:val="0"/>
-          <w:i w:val="0"/>
-          <w:color w:val="141820"/>
-          <w:sz w:val="18"/>
+          <w:sz w:val="19"/>
         </w:rPr>
       </w:r>
       <w:r>
@@ -3906,7 +1432,7 @@
           <w:rFonts w:ascii="Calibri" w:hAnsi="Calibri"/>
           <w:b w:val="0"/>
           <w:i w:val="0"/>
-          <w:sz w:val="18"/>
+          <w:sz w:val="19"/>
         </w:rPr>
       </w:r>
       <w:r>
@@ -3914,15 +1440,7 @@
           <w:rFonts w:ascii="Calibri" w:hAnsi="Calibri"/>
           <w:b w:val="0"/>
           <w:i w:val="0"/>
-          <w:sz w:val="18"/>
-        </w:rPr>
-      </w:r>
-      <w:r>
-        <w:rPr>
-          <w:rFonts w:ascii="Calibri" w:hAnsi="Calibri"/>
-          <w:b/>
-          <w:i w:val="0"/>
-          <w:sz w:val="18"/>
+          <w:sz w:val="19"/>
         </w:rPr>
       </w:r>
       <w:r>
@@ -3930,171 +1448,11 @@
           <w:rFonts w:ascii="Calibri" w:hAnsi="Calibri"/>
           <w:b w:val="0"/>
           <w:i w:val="0"/>
-          <w:sz w:val="18"/>
-        </w:rPr>
-      </w:r>
-      <w:r>
-        <w:rPr>
-          <w:rFonts w:ascii="Calibri" w:hAnsi="Calibri"/>
-          <w:b/>
-          <w:i w:val="0"/>
-          <w:sz w:val="18"/>
-        </w:rPr>
-      </w:r>
-      <w:r>
-        <w:rPr>
-          <w:rFonts w:ascii="Calibri" w:hAnsi="Calibri"/>
-          <w:b w:val="0"/>
-          <w:i w:val="0"/>
-          <w:sz w:val="18"/>
-        </w:rPr>
-      </w:r>
-      <w:r>
-        <w:rPr>
-          <w:rFonts w:ascii="Calibri" w:hAnsi="Calibri"/>
-          <w:b/>
-          <w:i w:val="0"/>
-          <w:sz w:val="18"/>
-        </w:rPr>
-      </w:r>
-      <w:r>
-        <w:rPr>
-          <w:rFonts w:ascii="Calibri" w:hAnsi="Calibri"/>
-          <w:b w:val="0"/>
-          <w:i w:val="0"/>
-          <w:sz w:val="18"/>
-        </w:rPr>
-      </w:r>
-      <w:r>
-        <w:rPr>
-          <w:rFonts w:ascii="Calibri" w:hAnsi="Calibri"/>
-          <w:b/>
-          <w:i w:val="0"/>
-          <w:sz w:val="18"/>
-        </w:rPr>
-      </w:r>
-      <w:r>
-        <w:rPr>
-          <w:rFonts w:ascii="Calibri" w:hAnsi="Calibri"/>
-          <w:b w:val="0"/>
-          <w:i w:val="0"/>
-          <w:sz w:val="18"/>
-        </w:rPr>
-      </w:r>
-      <w:r>
-        <w:rPr>
-          <w:rFonts w:ascii="Calibri" w:hAnsi="Calibri"/>
-          <w:b/>
-          <w:i w:val="0"/>
-          <w:sz w:val="18"/>
-        </w:rPr>
-      </w:r>
-      <w:r>
-        <w:rPr>
-          <w:rFonts w:ascii="Calibri" w:hAnsi="Calibri"/>
-          <w:b w:val="0"/>
-          <w:i w:val="0"/>
-          <w:sz w:val="18"/>
-        </w:rPr>
-      </w:r>
-      <w:r>
-        <w:rPr>
-          <w:rFonts w:ascii="Calibri" w:hAnsi="Calibri"/>
-          <w:b w:val="0"/>
-          <w:i w:val="0"/>
-          <w:sz w:val="18"/>
-        </w:rPr>
-        <w:t xml:space="preserve">Implemented real-time monitoring with </w:t>
-      </w:r>
-      <w:r>
-        <w:rPr>
-          <w:rFonts w:ascii="Calibri" w:hAnsi="Calibri"/>
-          <w:b/>
-          <w:i w:val="0"/>
-          <w:sz w:val="18"/>
-        </w:rPr>
-        <w:t>CloudWatch</w:t>
-      </w:r>
-      <w:r>
-        <w:rPr>
-          <w:rFonts w:ascii="Calibri" w:hAnsi="Calibri"/>
-          <w:b w:val="0"/>
-          <w:i w:val="0"/>
-          <w:sz w:val="18"/>
-        </w:rPr>
-        <w:t xml:space="preserve">, </w:t>
-      </w:r>
-      <w:r>
-        <w:rPr>
-          <w:rFonts w:ascii="Calibri" w:hAnsi="Calibri"/>
-          <w:b/>
-          <w:i w:val="0"/>
-          <w:sz w:val="18"/>
-        </w:rPr>
-        <w:t>Datadog</w:t>
-      </w:r>
-      <w:r>
-        <w:rPr>
-          <w:rFonts w:ascii="Calibri" w:hAnsi="Calibri"/>
-          <w:b w:val="0"/>
-          <w:i w:val="0"/>
-          <w:sz w:val="18"/>
-        </w:rPr>
-        <w:t xml:space="preserve">, alerts, and </w:t>
-      </w:r>
-      <w:r>
-        <w:rPr>
-          <w:rFonts w:ascii="Calibri" w:hAnsi="Calibri"/>
-          <w:b/>
-          <w:i w:val="0"/>
-          <w:sz w:val="18"/>
-        </w:rPr>
-        <w:t>API failure tracing</w:t>
-      </w:r>
-      <w:r>
-        <w:rPr>
-          <w:rFonts w:ascii="Calibri" w:hAnsi="Calibri"/>
-          <w:b w:val="0"/>
-          <w:i w:val="0"/>
-          <w:sz w:val="18"/>
-        </w:rPr>
-        <w:t xml:space="preserve">, reducing incident resolution time by </w:t>
-      </w:r>
-      <w:r>
-        <w:rPr>
-          <w:rFonts w:ascii="Calibri" w:hAnsi="Calibri"/>
-          <w:b/>
-          <w:i w:val="0"/>
-          <w:sz w:val="18"/>
-        </w:rPr>
-        <w:t>40%</w:t>
-      </w:r>
-      <w:r>
-        <w:rPr>
-          <w:rFonts w:ascii="Calibri" w:hAnsi="Calibri"/>
-          <w:b w:val="0"/>
-          <w:i w:val="0"/>
-          <w:sz w:val="18"/>
-        </w:rPr>
-        <w:t xml:space="preserve"> and maintaining </w:t>
-      </w:r>
-      <w:r>
-        <w:rPr>
-          <w:rFonts w:ascii="Calibri" w:hAnsi="Calibri"/>
-          <w:b/>
-          <w:i w:val="0"/>
-          <w:sz w:val="18"/>
-        </w:rPr>
-        <w:t>SLA compliance</w:t>
-      </w:r>
-      <w:r>
-        <w:rPr>
-          <w:rFonts w:ascii="Calibri" w:hAnsi="Calibri"/>
-          <w:b w:val="0"/>
-          <w:i w:val="0"/>
-          <w:sz w:val="18"/>
-        </w:rPr>
-        <w:t>.</w:t>
+          <w:sz w:val="19"/>
+        </w:rPr>
+        <w:t>Full-Stack Developer | SOCH Inc. - Richmond, VA</w:t>
+        <w:tab/>
+        <w:t>Jan 2020 - Sep 2020</w:t>
       </w:r>
     </w:p>
     <w:p>
@@ -4109,251 +1467,110 @@
       </w:pPr>
       <w:r>
         <w:rPr>
-          <w:rFonts w:ascii="Calibri" w:hAnsi="Calibri" w:eastAsia="Calibri"/>
           <w:b w:val="0"/>
           <w:i w:val="0"/>
-          <w:color w:val="141820"/>
-          <w:sz w:val="18"/>
-        </w:rPr>
-      </w:r>
-      <w:r>
-        <w:rPr>
-          <w:rFonts w:ascii="Calibri" w:hAnsi="Calibri"/>
+        </w:rPr>
+        <w:t xml:space="preserve">Built a </w:t>
+      </w:r>
+      <w:r>
+        <w:rPr>
+          <w:b/>
+          <w:i w:val="0"/>
+        </w:rPr>
+        <w:t>Spring Boot ticketing platform</w:t>
+      </w:r>
+      <w:r>
+        <w:rPr>
           <w:b w:val="0"/>
           <w:i w:val="0"/>
-          <w:sz w:val="18"/>
-        </w:rPr>
-      </w:r>
-      <w:r>
-        <w:rPr>
-          <w:rFonts w:ascii="Calibri" w:hAnsi="Calibri"/>
+        </w:rPr>
+        <w:t xml:space="preserve"> with </w:t>
+      </w:r>
+      <w:r>
+        <w:rPr>
+          <w:b/>
+          <w:i w:val="0"/>
+        </w:rPr>
+        <w:t>REST microservices</w:t>
+      </w:r>
+      <w:r>
+        <w:rPr>
           <w:b w:val="0"/>
           <w:i w:val="0"/>
-          <w:sz w:val="18"/>
-        </w:rPr>
-      </w:r>
-      <w:r>
-        <w:rPr>
-          <w:rFonts w:ascii="Calibri" w:hAnsi="Calibri"/>
+        </w:rPr>
+        <w:t xml:space="preserve">, validation, exception handling, and </w:t>
+      </w:r>
+      <w:r>
+        <w:rPr>
           <w:b/>
           <w:i w:val="0"/>
-          <w:sz w:val="18"/>
-        </w:rPr>
-      </w:r>
-      <w:r>
-        <w:rPr>
-          <w:rFonts w:ascii="Calibri" w:hAnsi="Calibri"/>
+        </w:rPr>
+        <w:t>service-layer boundaries</w:t>
+      </w:r>
+      <w:r>
+        <w:rPr>
           <w:b w:val="0"/>
           <w:i w:val="0"/>
-          <w:sz w:val="18"/>
-        </w:rPr>
-      </w:r>
-      <w:r>
-        <w:rPr>
-          <w:rFonts w:ascii="Calibri" w:hAnsi="Calibri"/>
-          <w:b/>
-          <w:i w:val="0"/>
-          <w:sz w:val="18"/>
-        </w:rPr>
-      </w:r>
-      <w:r>
-        <w:rPr>
-          <w:rFonts w:ascii="Calibri" w:hAnsi="Calibri"/>
-          <w:b w:val="0"/>
-          <w:i w:val="0"/>
-          <w:sz w:val="18"/>
-        </w:rPr>
-      </w:r>
-      <w:r>
-        <w:rPr>
-          <w:rFonts w:ascii="Calibri" w:hAnsi="Calibri"/>
-          <w:b/>
-          <w:i w:val="0"/>
-          <w:sz w:val="18"/>
-        </w:rPr>
-      </w:r>
-      <w:r>
-        <w:rPr>
-          <w:rFonts w:ascii="Calibri" w:hAnsi="Calibri"/>
-          <w:b w:val="0"/>
-          <w:i w:val="0"/>
-          <w:sz w:val="18"/>
-        </w:rPr>
-      </w:r>
-      <w:r>
-        <w:rPr>
-          <w:rFonts w:ascii="Calibri" w:hAnsi="Calibri"/>
-          <w:b/>
-          <w:i w:val="0"/>
-          <w:sz w:val="18"/>
-        </w:rPr>
-      </w:r>
-      <w:r>
-        <w:rPr>
-          <w:rFonts w:ascii="Calibri" w:hAnsi="Calibri"/>
-          <w:b w:val="0"/>
-          <w:i w:val="0"/>
-          <w:sz w:val="18"/>
-        </w:rPr>
-      </w:r>
-      <w:r>
-        <w:rPr>
-          <w:rFonts w:ascii="Calibri" w:hAnsi="Calibri"/>
-          <w:b w:val="0"/>
-          <w:i w:val="0"/>
-          <w:sz w:val="18"/>
-        </w:rPr>
-        <w:t xml:space="preserve">Integrated </w:t>
-      </w:r>
-      <w:r>
-        <w:rPr>
-          <w:rFonts w:ascii="Calibri" w:hAnsi="Calibri"/>
-          <w:b/>
-          <w:i w:val="0"/>
-          <w:sz w:val="18"/>
-        </w:rPr>
-        <w:t>AWS Step Functions workflows</w:t>
-      </w:r>
-      <w:r>
-        <w:rPr>
-          <w:rFonts w:ascii="Calibri" w:hAnsi="Calibri"/>
-          <w:b w:val="0"/>
-          <w:i w:val="0"/>
-          <w:sz w:val="18"/>
-        </w:rPr>
-        <w:t xml:space="preserve"> to coordinate </w:t>
-      </w:r>
-      <w:r>
-        <w:rPr>
-          <w:rFonts w:ascii="Calibri" w:hAnsi="Calibri"/>
-          <w:b/>
-          <w:i w:val="0"/>
-          <w:sz w:val="18"/>
-        </w:rPr>
-        <w:t>async processing</w:t>
-      </w:r>
-      <w:r>
-        <w:rPr>
-          <w:rFonts w:ascii="Calibri" w:hAnsi="Calibri"/>
-          <w:b w:val="0"/>
-          <w:i w:val="0"/>
-          <w:sz w:val="18"/>
-        </w:rPr>
-        <w:t xml:space="preserve">, </w:t>
-      </w:r>
-      <w:r>
-        <w:rPr>
-          <w:rFonts w:ascii="Calibri" w:hAnsi="Calibri"/>
-          <w:b/>
-          <w:i w:val="0"/>
-          <w:sz w:val="18"/>
-        </w:rPr>
-        <w:t>retries</w:t>
-      </w:r>
-      <w:r>
-        <w:rPr>
-          <w:rFonts w:ascii="Calibri" w:hAnsi="Calibri"/>
-          <w:b w:val="0"/>
-          <w:i w:val="0"/>
-          <w:sz w:val="18"/>
-        </w:rPr>
-        <w:t xml:space="preserve">, and </w:t>
-      </w:r>
-      <w:r>
-        <w:rPr>
-          <w:rFonts w:ascii="Calibri" w:hAnsi="Calibri"/>
-          <w:b/>
-          <w:i w:val="0"/>
-          <w:sz w:val="18"/>
-        </w:rPr>
-        <w:t>downstream service calls</w:t>
-      </w:r>
-      <w:r>
-        <w:rPr>
-          <w:rFonts w:ascii="Calibri" w:hAnsi="Calibri"/>
-          <w:b w:val="0"/>
-          <w:i w:val="0"/>
-          <w:sz w:val="18"/>
-        </w:rPr>
-        <w:t xml:space="preserve"> across loyalty and marketing data operations.</w:t>
+        </w:rPr>
+        <w:t xml:space="preserve"> for government workflows.</w:t>
       </w:r>
     </w:p>
     <w:p>
       <w:pPr>
-        <w:pStyle w:val="RoleLine"/>
-        <w:tabs>
-          <w:tab w:pos="10080" w:val="right"/>
-        </w:tabs>
-        <w:keepNext/>
-        <w:spacing w:before="20" w:after="0" w:line="240" w:lineRule="auto"/>
+        <w:pStyle w:val="ResumeBullet"/>
+        <w:numPr>
+          <w:ilvl w:val="0"/>
+          <w:numId w:val="100"/>
+        </w:numPr>
       </w:pPr>
       <w:r>
         <w:rPr>
-          <w:rFonts w:ascii="Calibri" w:hAnsi="Calibri" w:eastAsia="Calibri"/>
+          <w:b w:val="0"/>
+          <w:i w:val="0"/>
+        </w:rPr>
+        <w:t xml:space="preserve">Designed </w:t>
+      </w:r>
+      <w:r>
+        <w:rPr>
           <w:b/>
           <w:i w:val="0"/>
-          <w:color w:val="141820"/>
-          <w:sz w:val="19"/>
-        </w:rPr>
-      </w:r>
-      <w:r>
-        <w:rPr>
-          <w:rFonts w:ascii="Calibri" w:hAnsi="Calibri" w:eastAsia="Calibri"/>
+        </w:rPr>
+        <w:t>Spring REST services</w:t>
+      </w:r>
+      <w:r>
+        <w:rPr>
           <w:b w:val="0"/>
           <w:i w:val="0"/>
-          <w:color w:val="141820"/>
-          <w:sz w:val="19"/>
-        </w:rPr>
-      </w:r>
-      <w:r>
-        <w:rPr>
-          <w:rFonts w:ascii="Calibri" w:hAnsi="Calibri" w:eastAsia="Calibri"/>
+        </w:rPr>
+        <w:t xml:space="preserve"> with API controllers, </w:t>
+      </w:r>
+      <w:r>
+        <w:rPr>
+          <w:b/>
+          <w:i w:val="0"/>
+        </w:rPr>
+        <w:t>request validation, exception handling</w:t>
+      </w:r>
+      <w:r>
+        <w:rPr>
           <w:b w:val="0"/>
           <w:i w:val="0"/>
-          <w:color w:val="525866"/>
-          <w:sz w:val="19"/>
-        </w:rPr>
-      </w:r>
-      <w:r>
-        <w:rPr>
-          <w:sz w:val="19"/>
-        </w:rPr>
-      </w:r>
-      <w:r>
-        <w:rPr>
-          <w:rFonts w:ascii="Calibri" w:hAnsi="Calibri" w:eastAsia="Calibri"/>
+        </w:rPr>
+        <w:t xml:space="preserve">, and </w:t>
+      </w:r>
+      <w:r>
+        <w:rPr>
           <w:b/>
           <w:i w:val="0"/>
-          <w:color w:val="141820"/>
-          <w:sz w:val="19"/>
-        </w:rPr>
-      </w:r>
-      <w:r>
-        <w:rPr>
-          <w:rFonts w:ascii="Calibri" w:hAnsi="Calibri"/>
+        </w:rPr>
+        <w:t>service-layer separation</w:t>
+      </w:r>
+      <w:r>
+        <w:rPr>
           <w:b w:val="0"/>
           <w:i w:val="0"/>
-          <w:sz w:val="19"/>
-        </w:rPr>
-      </w:r>
-      <w:r>
-        <w:rPr>
-          <w:rFonts w:ascii="Calibri" w:hAnsi="Calibri"/>
-          <w:b w:val="0"/>
-          <w:i w:val="0"/>
-          <w:sz w:val="19"/>
-        </w:rPr>
-      </w:r>
-      <w:r>
-        <w:rPr>
-          <w:rFonts w:ascii="Calibri" w:hAnsi="Calibri"/>
-          <w:b w:val="0"/>
-          <w:i w:val="0"/>
-          <w:sz w:val="19"/>
-        </w:rPr>
-        <w:t>Full-Stack Developer | SOCH Inc. - Richmond, VA</w:t>
-        <w:tab/>
-        <w:t>Jan 2020 - Sep 2020</w:t>
+        </w:rPr>
+        <w:t xml:space="preserve"> for maintainable government workflows.</w:t>
       </w:r>
     </w:p>
     <w:p>
@@ -4368,71 +1585,38 @@
       </w:pPr>
       <w:r>
         <w:rPr>
-          <w:rFonts w:ascii="Calibri" w:hAnsi="Calibri" w:eastAsia="Calibri"/>
           <w:b w:val="0"/>
           <w:i w:val="0"/>
-          <w:color w:val="141820"/>
-          <w:sz w:val="18"/>
-        </w:rPr>
-      </w:r>
-      <w:r>
-        <w:rPr>
-          <w:rFonts w:ascii="Calibri" w:hAnsi="Calibri"/>
+        </w:rPr>
+        <w:t xml:space="preserve">Used </w:t>
+      </w:r>
+      <w:r>
+        <w:rPr>
+          <w:b/>
+          <w:i w:val="0"/>
+        </w:rPr>
+        <w:t>Java ExecutorService/CompletableFuture</w:t>
+      </w:r>
+      <w:r>
+        <w:rPr>
           <w:b w:val="0"/>
           <w:i w:val="0"/>
-          <w:sz w:val="18"/>
-        </w:rPr>
-      </w:r>
-      <w:r>
-        <w:rPr>
-          <w:rFonts w:ascii="Calibri" w:hAnsi="Calibri"/>
+        </w:rPr>
+        <w:t xml:space="preserve"> for </w:t>
+      </w:r>
+      <w:r>
+        <w:rPr>
+          <w:b/>
+          <w:i w:val="0"/>
+        </w:rPr>
+        <w:t>asynchronous</w:t>
+      </w:r>
+      <w:r>
+        <w:rPr>
           <w:b w:val="0"/>
           <w:i w:val="0"/>
-          <w:sz w:val="18"/>
-        </w:rPr>
-      </w:r>
-      <w:r>
-        <w:rPr>
-          <w:rFonts w:ascii="Calibri" w:hAnsi="Calibri"/>
-          <w:b/>
-          <w:i w:val="0"/>
-          <w:sz w:val="18"/>
-        </w:rPr>
-      </w:r>
-      <w:r>
-        <w:rPr>
-          <w:rFonts w:ascii="Calibri" w:hAnsi="Calibri"/>
-          <w:b w:val="0"/>
-          <w:i w:val="0"/>
-          <w:sz w:val="18"/>
-        </w:rPr>
-      </w:r>
-      <w:r>
-        <w:rPr>
-          <w:rFonts w:ascii="Calibri" w:hAnsi="Calibri"/>
-          <w:b w:val="0"/>
-          <w:i w:val="0"/>
-          <w:sz w:val="18"/>
-        </w:rPr>
-        <w:t xml:space="preserve">Developed a </w:t>
-      </w:r>
-      <w:r>
-        <w:rPr>
-          <w:rFonts w:ascii="Calibri" w:hAnsi="Calibri"/>
-          <w:b/>
-          <w:i w:val="0"/>
-          <w:sz w:val="18"/>
-        </w:rPr>
-        <w:t>Spring Boot-based ticketing system</w:t>
-      </w:r>
-      <w:r>
-        <w:rPr>
-          <w:rFonts w:ascii="Calibri" w:hAnsi="Calibri"/>
-          <w:b w:val="0"/>
-          <w:i w:val="0"/>
-          <w:sz w:val="18"/>
-        </w:rPr>
-        <w:t xml:space="preserve"> that streamlined issue intake, tracking, and resolution workflows for government clients.</w:t>
+        </w:rPr>
+        <w:t xml:space="preserve"> ticket updates, notifications, and background job execution.</w:t>
       </w:r>
     </w:p>
     <w:p>
@@ -4447,191 +1631,198 @@
       </w:pPr>
       <w:r>
         <w:rPr>
-          <w:rFonts w:ascii="Calibri" w:hAnsi="Calibri" w:eastAsia="Calibri"/>
           <w:b w:val="0"/>
           <w:i w:val="0"/>
-          <w:color w:val="141820"/>
-          <w:sz w:val="18"/>
-        </w:rPr>
-      </w:r>
-      <w:r>
-        <w:rPr>
-          <w:rFonts w:ascii="Calibri" w:hAnsi="Calibri"/>
+        </w:rPr>
+        <w:t xml:space="preserve">Managed </w:t>
+      </w:r>
+      <w:r>
+        <w:rPr>
+          <w:b/>
+          <w:i w:val="0"/>
+        </w:rPr>
+        <w:t>concurrency</w:t>
+      </w:r>
+      <w:r>
+        <w:rPr>
           <w:b w:val="0"/>
           <w:i w:val="0"/>
-          <w:sz w:val="18"/>
-        </w:rPr>
-      </w:r>
-      <w:r>
-        <w:rPr>
-          <w:rFonts w:ascii="Calibri" w:hAnsi="Calibri"/>
+        </w:rPr>
+        <w:t xml:space="preserve"> with </w:t>
+      </w:r>
+      <w:r>
+        <w:rPr>
+          <w:b/>
+          <w:i w:val="0"/>
+        </w:rPr>
+        <w:t>thread-safe collections</w:t>
+      </w:r>
+      <w:r>
+        <w:rPr>
           <w:b w:val="0"/>
           <w:i w:val="0"/>
-          <w:sz w:val="18"/>
-        </w:rPr>
-      </w:r>
-      <w:r>
-        <w:rPr>
-          <w:rFonts w:ascii="Calibri" w:hAnsi="Calibri"/>
+        </w:rPr>
+        <w:t xml:space="preserve">, </w:t>
+      </w:r>
+      <w:r>
+        <w:rPr>
           <w:b/>
           <w:i w:val="0"/>
-          <w:sz w:val="18"/>
-        </w:rPr>
-      </w:r>
-      <w:r>
-        <w:rPr>
-          <w:rFonts w:ascii="Calibri" w:hAnsi="Calibri"/>
+        </w:rPr>
+        <w:t>synchronization</w:t>
+      </w:r>
+      <w:r>
+        <w:rPr>
           <w:b w:val="0"/>
           <w:i w:val="0"/>
-          <w:sz w:val="18"/>
-        </w:rPr>
-      </w:r>
-      <w:r>
-        <w:rPr>
-          <w:rFonts w:ascii="Calibri" w:hAnsi="Calibri"/>
+        </w:rPr>
+        <w:t>, timeouts, and full-stack operational workflow screens.</w:t>
+      </w:r>
+    </w:p>
+    <w:p>
+      <w:pPr>
+        <w:pStyle w:val="ResumeSection"/>
+        <w:pBdr>
+          <w:bottom w:val="single" w:sz="6" w:space="1" w:color="000000"/>
+        </w:pBdr>
+        <w:keepNext/>
+        <w:spacing w:before="40" w:after="10" w:line="240" w:lineRule="auto"/>
+      </w:pPr>
+      <w:r>
+        <w:rPr>
           <w:b/>
           <w:i w:val="0"/>
-          <w:sz w:val="18"/>
-        </w:rPr>
-      </w:r>
-      <w:r>
-        <w:rPr>
-          <w:rFonts w:ascii="Calibri" w:hAnsi="Calibri"/>
+        </w:rPr>
+        <w:t>FOUNDER-LED 0-TO-1 TECHNICAL PROJECT</w:t>
+      </w:r>
+    </w:p>
+    <w:p>
+      <w:pPr>
+        <w:pStyle w:val="RoleLine"/>
+        <w:tabs>
+          <w:tab w:pos="10080" w:val="right"/>
+        </w:tabs>
+        <w:keepNext/>
+        <w:spacing w:before="20" w:after="0" w:line="240" w:lineRule="auto"/>
+      </w:pPr>
+      <w:r>
+        <w:rPr>
+          <w:b/>
+          <w:i w:val="0"/>
+        </w:rPr>
+        <w:t>OmInsights</w:t>
+      </w:r>
+      <w:r>
+        <w:rPr>
           <w:b w:val="0"/>
           <w:i w:val="0"/>
-          <w:sz w:val="18"/>
-        </w:rPr>
-      </w:r>
-      <w:r>
-        <w:rPr>
-          <w:rFonts w:ascii="Calibri" w:hAnsi="Calibri"/>
+        </w:rPr>
+        <w:t xml:space="preserve"> - Founder-Led Backend &amp; AI Platform Build</w:t>
+      </w:r>
+      <w:r>
+        <w:rPr>
+          <w:b w:val="0"/>
+          <w:i w:val="0"/>
+        </w:rPr>
+        <w:tab/>
+      </w:r>
+      <w:r>
+        <w:rPr>
           <w:b/>
           <w:i w:val="0"/>
-          <w:sz w:val="18"/>
-        </w:rPr>
-      </w:r>
-      <w:r>
-        <w:rPr>
-          <w:rFonts w:ascii="Calibri" w:hAnsi="Calibri"/>
+        </w:rPr>
+        <w:t>Jan 2024 - Present</w:t>
+      </w:r>
+    </w:p>
+    <w:p>
+      <w:pPr>
+        <w:pStyle w:val="ImpactLine"/>
+        <w:keepLines/>
+        <w:spacing w:before="0" w:after="6" w:line="240" w:lineRule="auto"/>
+      </w:pPr>
+      <w:r>
+        <w:rPr>
+          <w:b/>
+          <w:i w:val="0"/>
+        </w:rPr>
+        <w:t>Impact:</w:t>
+      </w:r>
+      <w:r>
+        <w:rPr>
           <w:b w:val="0"/>
           <w:i w:val="0"/>
-          <w:sz w:val="18"/>
-        </w:rPr>
-      </w:r>
-      <w:r>
-        <w:rPr>
-          <w:rFonts w:ascii="Calibri" w:hAnsi="Calibri"/>
+        </w:rPr>
+        <w:t xml:space="preserve"> Built a </w:t>
+      </w:r>
+      <w:r>
+        <w:rPr>
           <w:b/>
           <w:i w:val="0"/>
-          <w:sz w:val="18"/>
-        </w:rPr>
-      </w:r>
-      <w:r>
-        <w:rPr>
-          <w:rFonts w:ascii="Calibri" w:hAnsi="Calibri"/>
+        </w:rPr>
+        <w:t>six-component backend and AI platform</w:t>
+      </w:r>
+      <w:r>
+        <w:rPr>
           <w:b w:val="0"/>
           <w:i w:val="0"/>
-          <w:sz w:val="18"/>
-        </w:rPr>
-      </w:r>
-      <w:r>
-        <w:rPr>
-          <w:rFonts w:ascii="Calibri" w:hAnsi="Calibri"/>
+        </w:rPr>
+        <w:t xml:space="preserve"> with </w:t>
+      </w:r>
+      <w:r>
+        <w:rPr>
+          <w:b/>
+          <w:i w:val="0"/>
+        </w:rPr>
+        <w:t>tenant-scoped APIs</w:t>
+      </w:r>
+      <w:r>
+        <w:rPr>
           <w:b w:val="0"/>
           <w:i w:val="0"/>
-          <w:sz w:val="18"/>
-        </w:rPr>
-        <w:t xml:space="preserve">Built </w:t>
-      </w:r>
-      <w:r>
-        <w:rPr>
-          <w:rFonts w:ascii="Calibri" w:hAnsi="Calibri"/>
+        </w:rPr>
+        <w:t xml:space="preserve">, async processing, </w:t>
+      </w:r>
+      <w:r>
+        <w:rPr>
           <w:b/>
           <w:i w:val="0"/>
-          <w:sz w:val="18"/>
-        </w:rPr>
-        <w:t>Spring REST microservices</w:t>
-      </w:r>
-      <w:r>
-        <w:rPr>
-          <w:rFonts w:ascii="Calibri" w:hAnsi="Calibri"/>
+        </w:rPr>
+        <w:t>CDK-managed AWS infrastructure</w:t>
+      </w:r>
+      <w:r>
+        <w:rPr>
           <w:b w:val="0"/>
           <w:i w:val="0"/>
-          <w:sz w:val="18"/>
-        </w:rPr>
-        <w:t xml:space="preserve"> with </w:t>
-      </w:r>
-      <w:r>
-        <w:rPr>
-          <w:rFonts w:ascii="Calibri" w:hAnsi="Calibri"/>
+        </w:rPr>
+        <w:t xml:space="preserve">, </w:t>
+      </w:r>
+      <w:r>
+        <w:rPr>
           <w:b/>
           <w:i w:val="0"/>
-          <w:sz w:val="18"/>
-        </w:rPr>
-        <w:t>API controllers</w:t>
-      </w:r>
-      <w:r>
-        <w:rPr>
-          <w:rFonts w:ascii="Calibri" w:hAnsi="Calibri"/>
+        </w:rPr>
+        <w:t>ECS/Fargate services</w:t>
+      </w:r>
+      <w:r>
+        <w:rPr>
           <w:b w:val="0"/>
           <w:i w:val="0"/>
-          <w:sz w:val="18"/>
-        </w:rPr>
-        <w:t xml:space="preserve">, </w:t>
-      </w:r>
-      <w:r>
-        <w:rPr>
-          <w:rFonts w:ascii="Calibri" w:hAnsi="Calibri"/>
+        </w:rPr>
+        <w:t xml:space="preserve">, and controlled agent workflows with </w:t>
+      </w:r>
+      <w:r>
+        <w:rPr>
           <w:b/>
           <w:i w:val="0"/>
-          <w:sz w:val="18"/>
-        </w:rPr>
-        <w:t>validation</w:t>
-      </w:r>
-      <w:r>
-        <w:rPr>
-          <w:rFonts w:ascii="Calibri" w:hAnsi="Calibri"/>
+        </w:rPr>
+        <w:t>evaluation and traceability</w:t>
+      </w:r>
+      <w:r>
+        <w:rPr>
           <w:b w:val="0"/>
           <w:i w:val="0"/>
-          <w:sz w:val="18"/>
-        </w:rPr>
-        <w:t xml:space="preserve">, </w:t>
-      </w:r>
-      <w:r>
-        <w:rPr>
-          <w:rFonts w:ascii="Calibri" w:hAnsi="Calibri"/>
-          <w:b/>
-          <w:i w:val="0"/>
-          <w:sz w:val="18"/>
-        </w:rPr>
-        <w:t>exception handling</w:t>
-      </w:r>
-      <w:r>
-        <w:rPr>
-          <w:rFonts w:ascii="Calibri" w:hAnsi="Calibri"/>
-          <w:b w:val="0"/>
-          <w:i w:val="0"/>
-          <w:sz w:val="18"/>
-        </w:rPr>
-        <w:t xml:space="preserve">, and </w:t>
-      </w:r>
-      <w:r>
-        <w:rPr>
-          <w:rFonts w:ascii="Calibri" w:hAnsi="Calibri"/>
-          <w:b/>
-          <w:i w:val="0"/>
-          <w:sz w:val="18"/>
-        </w:rPr>
-        <w:t>service-layer separation</w:t>
-      </w:r>
-      <w:r>
-        <w:rPr>
-          <w:rFonts w:ascii="Calibri" w:hAnsi="Calibri"/>
-          <w:b w:val="0"/>
-          <w:i w:val="0"/>
-          <w:sz w:val="18"/>
-        </w:rPr>
-        <w:t xml:space="preserve"> to improve scalability.</w:t>
+        </w:rPr>
+        <w:t xml:space="preserve"> across tenant-aware AI responses.</w:t>
       </w:r>
     </w:p>
     <w:p>
@@ -4646,137 +1837,92 @@
       </w:pPr>
       <w:r>
         <w:rPr>
-          <w:rFonts w:ascii="Calibri" w:hAnsi="Calibri" w:eastAsia="Calibri"/>
           <w:b w:val="0"/>
           <w:i w:val="0"/>
-          <w:color w:val="141820"/>
-          <w:sz w:val="18"/>
-        </w:rPr>
-      </w:r>
-      <w:r>
-        <w:rPr>
-          <w:rFonts w:ascii="Calibri" w:hAnsi="Calibri"/>
+        </w:rPr>
+        <w:t xml:space="preserve">Architected </w:t>
+      </w:r>
+      <w:r>
+        <w:rPr>
+          <w:b/>
+          <w:i w:val="0"/>
+        </w:rPr>
+        <w:t>FastAPI services</w:t>
+      </w:r>
+      <w:r>
+        <w:rPr>
           <w:b w:val="0"/>
           <w:i w:val="0"/>
-          <w:sz w:val="18"/>
-        </w:rPr>
-      </w:r>
-      <w:r>
-        <w:rPr>
-          <w:rFonts w:ascii="Calibri" w:hAnsi="Calibri"/>
+        </w:rPr>
+        <w:t xml:space="preserve"> with </w:t>
+      </w:r>
+      <w:r>
+        <w:rPr>
+          <w:b/>
+          <w:i w:val="0"/>
+        </w:rPr>
+        <w:t>auth/tenant isolation</w:t>
+      </w:r>
+      <w:r>
+        <w:rPr>
           <w:b w:val="0"/>
           <w:i w:val="0"/>
-          <w:sz w:val="18"/>
-        </w:rPr>
-      </w:r>
-      <w:r>
-        <w:rPr>
-          <w:rFonts w:ascii="Calibri" w:hAnsi="Calibri"/>
+        </w:rPr>
+        <w:t xml:space="preserve">, typed REST contracts, </w:t>
+      </w:r>
+      <w:r>
+        <w:rPr>
           <w:b/>
           <w:i w:val="0"/>
-          <w:sz w:val="18"/>
-        </w:rPr>
-      </w:r>
-      <w:r>
-        <w:rPr>
-          <w:rFonts w:ascii="Calibri" w:hAnsi="Calibri"/>
+        </w:rPr>
+        <w:t>repository/service boundaries</w:t>
+      </w:r>
+      <w:r>
+        <w:rPr>
           <w:b w:val="0"/>
           <w:i w:val="0"/>
-          <w:sz w:val="18"/>
-        </w:rPr>
-      </w:r>
-      <w:r>
-        <w:rPr>
-          <w:rFonts w:ascii="Calibri" w:hAnsi="Calibri"/>
+        </w:rPr>
+        <w:t xml:space="preserve">, </w:t>
+      </w:r>
+      <w:r>
+        <w:rPr>
           <w:b/>
           <w:i w:val="0"/>
-          <w:sz w:val="18"/>
-        </w:rPr>
-      </w:r>
-      <w:r>
-        <w:rPr>
-          <w:rFonts w:ascii="Calibri" w:hAnsi="Calibri"/>
+        </w:rPr>
+        <w:t>MongoDB/OpenSearch</w:t>
+      </w:r>
+      <w:r>
+        <w:rPr>
           <w:b w:val="0"/>
           <w:i w:val="0"/>
-          <w:sz w:val="18"/>
-        </w:rPr>
-      </w:r>
-      <w:r>
-        <w:rPr>
-          <w:rFonts w:ascii="Calibri" w:hAnsi="Calibri"/>
+        </w:rPr>
+        <w:t xml:space="preserve"> persistence, and background workers for </w:t>
+      </w:r>
+      <w:r>
+        <w:rPr>
           <w:b/>
           <w:i w:val="0"/>
-          <w:sz w:val="18"/>
-        </w:rPr>
-      </w:r>
-      <w:r>
-        <w:rPr>
-          <w:rFonts w:ascii="Calibri" w:hAnsi="Calibri"/>
+        </w:rPr>
+        <w:t>AI-enabled application workflows</w:t>
+      </w:r>
+      <w:r>
+        <w:rPr>
           <w:b w:val="0"/>
           <w:i w:val="0"/>
-          <w:sz w:val="18"/>
-        </w:rPr>
-      </w:r>
-      <w:r>
-        <w:rPr>
-          <w:rFonts w:ascii="Calibri" w:hAnsi="Calibri"/>
+        </w:rPr>
+        <w:t xml:space="preserve"> and </w:t>
+      </w:r>
+      <w:r>
+        <w:rPr>
+          <w:b/>
+          <w:i w:val="0"/>
+        </w:rPr>
+        <w:t>policy-aware orchestration</w:t>
+      </w:r>
+      <w:r>
+        <w:rPr>
           <w:b w:val="0"/>
           <w:i w:val="0"/>
-          <w:sz w:val="18"/>
-        </w:rPr>
-        <w:t xml:space="preserve">Used </w:t>
-      </w:r>
-      <w:r>
-        <w:rPr>
-          <w:rFonts w:ascii="Calibri" w:hAnsi="Calibri"/>
-          <w:b/>
-          <w:i w:val="0"/>
-          <w:sz w:val="18"/>
-        </w:rPr>
-        <w:t>Java concurrency patterns</w:t>
-      </w:r>
-      <w:r>
-        <w:rPr>
-          <w:rFonts w:ascii="Calibri" w:hAnsi="Calibri"/>
-          <w:b w:val="0"/>
-          <w:i w:val="0"/>
-          <w:sz w:val="18"/>
-        </w:rPr>
-        <w:t xml:space="preserve"> with </w:t>
-      </w:r>
-      <w:r>
-        <w:rPr>
-          <w:rFonts w:ascii="Calibri" w:hAnsi="Calibri"/>
-          <w:b/>
-          <w:i w:val="0"/>
-          <w:sz w:val="18"/>
-        </w:rPr>
-        <w:t>ExecutorService/CompletableFuture</w:t>
-      </w:r>
-      <w:r>
-        <w:rPr>
-          <w:rFonts w:ascii="Calibri" w:hAnsi="Calibri"/>
-          <w:b w:val="0"/>
-          <w:i w:val="0"/>
-          <w:sz w:val="18"/>
-        </w:rPr>
-        <w:t xml:space="preserve"> for async ticket notifications, background jobs, and </w:t>
-      </w:r>
-      <w:r>
-        <w:rPr>
-          <w:rFonts w:ascii="Calibri" w:hAnsi="Calibri"/>
-          <w:b/>
-          <w:i w:val="0"/>
-          <w:sz w:val="18"/>
-        </w:rPr>
-        <w:t>thread-safe workflow updates</w:t>
-      </w:r>
-      <w:r>
-        <w:rPr>
-          <w:rFonts w:ascii="Calibri" w:hAnsi="Calibri"/>
-          <w:b w:val="0"/>
-          <w:i w:val="0"/>
-          <w:sz w:val="18"/>
         </w:rPr>
         <w:t>.</w:t>
       </w:r>
@@ -4793,252 +1939,152 @@
       </w:pPr>
       <w:r>
         <w:rPr>
-          <w:rFonts w:ascii="Calibri" w:hAnsi="Calibri" w:eastAsia="Calibri"/>
           <w:b w:val="0"/>
           <w:i w:val="0"/>
-          <w:color w:val="141820"/>
-          <w:sz w:val="18"/>
-        </w:rPr>
-      </w:r>
-      <w:r>
-        <w:rPr>
-          <w:rFonts w:ascii="Calibri" w:hAnsi="Calibri"/>
+        </w:rPr>
+        <w:t xml:space="preserve">Provisioned </w:t>
+      </w:r>
+      <w:r>
+        <w:rPr>
+          <w:b/>
+          <w:i w:val="0"/>
+        </w:rPr>
+        <w:t>AWS environments with CDK and CI/CD</w:t>
+      </w:r>
+      <w:r>
+        <w:rPr>
           <w:b w:val="0"/>
           <w:i w:val="0"/>
-          <w:sz w:val="18"/>
-        </w:rPr>
-      </w:r>
-      <w:r>
-        <w:rPr>
-          <w:rFonts w:ascii="Calibri" w:hAnsi="Calibri"/>
+        </w:rPr>
+        <w:t xml:space="preserve">, deploying containerized Context Engine/MCP services to </w:t>
+      </w:r>
+      <w:r>
+        <w:rPr>
+          <w:b/>
+          <w:i w:val="0"/>
+        </w:rPr>
+        <w:t>ECS/Fargate</w:t>
+      </w:r>
+      <w:r>
+        <w:rPr>
           <w:b w:val="0"/>
           <w:i w:val="0"/>
-          <w:sz w:val="18"/>
-        </w:rPr>
-      </w:r>
-      <w:r>
-        <w:rPr>
-          <w:rFonts w:ascii="Calibri" w:hAnsi="Calibri"/>
+        </w:rPr>
+        <w:t xml:space="preserve"> with </w:t>
+      </w:r>
+      <w:r>
+        <w:rPr>
           <w:b/>
           <w:i w:val="0"/>
-          <w:sz w:val="18"/>
-        </w:rPr>
-      </w:r>
-      <w:r>
-        <w:rPr>
-          <w:rFonts w:ascii="Calibri" w:hAnsi="Calibri"/>
+        </w:rPr>
+        <w:t>S3/SQS</w:t>
+      </w:r>
+      <w:r>
+        <w:rPr>
           <w:b w:val="0"/>
           <w:i w:val="0"/>
-          <w:sz w:val="18"/>
-        </w:rPr>
-      </w:r>
-      <w:r>
-        <w:rPr>
-          <w:rFonts w:ascii="Calibri" w:hAnsi="Calibri"/>
+        </w:rPr>
+        <w:t xml:space="preserve">, secrets/config, autoscaling, and observability for </w:t>
+      </w:r>
+      <w:r>
+        <w:rPr>
           <w:b/>
           <w:i w:val="0"/>
-          <w:sz w:val="18"/>
-        </w:rPr>
-      </w:r>
-      <w:r>
-        <w:rPr>
-          <w:rFonts w:ascii="Calibri" w:hAnsi="Calibri"/>
+        </w:rPr>
+        <w:t>backend and agent services</w:t>
+      </w:r>
+      <w:r>
+        <w:rPr>
           <w:b w:val="0"/>
           <w:i w:val="0"/>
-          <w:sz w:val="18"/>
-        </w:rPr>
-      </w:r>
-      <w:r>
-        <w:rPr>
-          <w:rFonts w:ascii="Calibri" w:hAnsi="Calibri"/>
-          <w:b/>
-          <w:i w:val="0"/>
-          <w:sz w:val="18"/>
-        </w:rPr>
-      </w:r>
-      <w:r>
-        <w:rPr>
-          <w:rFonts w:ascii="Calibri" w:hAnsi="Calibri"/>
-          <w:b w:val="0"/>
-          <w:i w:val="0"/>
-          <w:sz w:val="18"/>
-        </w:rPr>
-      </w:r>
-      <w:r>
-        <w:rPr>
-          <w:rFonts w:ascii="Calibri" w:hAnsi="Calibri"/>
-          <w:b w:val="0"/>
-          <w:i w:val="0"/>
-          <w:sz w:val="18"/>
-        </w:rPr>
-        <w:t xml:space="preserve">Built </w:t>
-      </w:r>
-      <w:r>
-        <w:rPr>
-          <w:rFonts w:ascii="Calibri" w:hAnsi="Calibri"/>
-          <w:b/>
-          <w:i w:val="0"/>
-          <w:sz w:val="18"/>
-        </w:rPr>
-        <w:t>full-stack workflow features</w:t>
-      </w:r>
-      <w:r>
-        <w:rPr>
-          <w:rFonts w:ascii="Calibri" w:hAnsi="Calibri"/>
-          <w:b w:val="0"/>
-          <w:i w:val="0"/>
-          <w:sz w:val="18"/>
-        </w:rPr>
-        <w:t xml:space="preserve"> across </w:t>
-      </w:r>
-      <w:r>
-        <w:rPr>
-          <w:rFonts w:ascii="Calibri" w:hAnsi="Calibri"/>
-          <w:b/>
-          <w:i w:val="0"/>
-          <w:sz w:val="18"/>
-        </w:rPr>
-        <w:t>backend services</w:t>
-      </w:r>
-      <w:r>
-        <w:rPr>
-          <w:rFonts w:ascii="Calibri" w:hAnsi="Calibri"/>
-          <w:b w:val="0"/>
-          <w:i w:val="0"/>
-          <w:sz w:val="18"/>
-        </w:rPr>
-        <w:t xml:space="preserve"> and </w:t>
-      </w:r>
-      <w:r>
-        <w:rPr>
-          <w:rFonts w:ascii="Calibri" w:hAnsi="Calibri"/>
-          <w:b/>
-          <w:i w:val="0"/>
-          <w:sz w:val="18"/>
-        </w:rPr>
-        <w:t>issue management screens</w:t>
-      </w:r>
-      <w:r>
-        <w:rPr>
-          <w:rFonts w:ascii="Calibri" w:hAnsi="Calibri"/>
-          <w:b w:val="0"/>
-          <w:i w:val="0"/>
-          <w:sz w:val="18"/>
-        </w:rPr>
-        <w:t xml:space="preserve"> to improve usability for operational teams.</w:t>
+        </w:rPr>
+        <w:t xml:space="preserve"> across repeatable environments.</w:t>
       </w:r>
     </w:p>
     <w:p>
       <w:pPr>
-        <w:pStyle w:val="ResumeSection"/>
-        <w:pBdr>
-          <w:bottom w:val="single" w:sz="6" w:space="1" w:color="000000"/>
-        </w:pBdr>
-        <w:keepNext/>
-        <w:spacing w:before="40" w:after="10" w:line="240" w:lineRule="auto"/>
+        <w:pStyle w:val="ResumeBullet"/>
+        <w:numPr>
+          <w:ilvl w:val="0"/>
+          <w:numId w:val="100"/>
+        </w:numPr>
       </w:pPr>
       <w:r>
         <w:rPr>
-          <w:rFonts w:ascii="Calibri" w:hAnsi="Calibri" w:eastAsia="Calibri"/>
+          <w:b w:val="0"/>
+          <w:i w:val="0"/>
+        </w:rPr>
+        <w:t xml:space="preserve">Implemented </w:t>
+      </w:r>
+      <w:r>
+        <w:rPr>
           <w:b/>
           <w:i w:val="0"/>
-          <w:color w:val="000000"/>
-          <w:sz w:val="20"/>
-        </w:rPr>
-      </w:r>
-      <w:r>
-        <w:rPr>
-          <w:rFonts w:ascii="Calibri" w:hAnsi="Calibri"/>
+        </w:rPr>
+        <w:t>asynchronous document processing</w:t>
+      </w:r>
+      <w:r>
+        <w:rPr>
           <w:b w:val="0"/>
           <w:i w:val="0"/>
-          <w:sz w:val="20"/>
-        </w:rPr>
-      </w:r>
-      <w:r>
-        <w:rPr>
-          <w:rFonts w:ascii="Calibri" w:hAnsi="Calibri"/>
+        </w:rPr>
+        <w:t xml:space="preserve"> through </w:t>
+      </w:r>
+      <w:r>
+        <w:rPr>
           <w:b/>
           <w:i w:val="0"/>
-          <w:sz w:val="20"/>
-        </w:rPr>
-      </w:r>
-      <w:r>
-        <w:rPr>
-          <w:rFonts w:ascii="Calibri" w:hAnsi="Calibri"/>
+        </w:rPr>
+        <w:t>S3, SQS router/worker Lambdas</w:t>
+      </w:r>
+      <w:r>
+        <w:rPr>
+          <w:b w:val="0"/>
+          <w:i w:val="0"/>
+        </w:rPr>
+        <w:t xml:space="preserve">, </w:t>
+      </w:r>
+      <w:r>
+        <w:rPr>
           <w:b/>
           <w:i w:val="0"/>
-          <w:sz w:val="20"/>
-        </w:rPr>
-        <w:t>FOUNDER-LED TECHNICAL PROJECTS</w:t>
-      </w:r>
-    </w:p>
-    <w:p>
-      <w:pPr>
-        <w:pStyle w:val="RoleLine"/>
-        <w:tabs>
-          <w:tab w:pos="10080" w:val="right"/>
-        </w:tabs>
-        <w:keepNext/>
-        <w:spacing w:before="20" w:after="0" w:line="240" w:lineRule="auto"/>
-      </w:pPr>
-      <w:r>
-        <w:rPr>
-          <w:rFonts w:ascii="Calibri" w:hAnsi="Calibri" w:eastAsia="Calibri"/>
+        </w:rPr>
+        <w:t>DLQs, idempotency keys</w:t>
+      </w:r>
+      <w:r>
+        <w:rPr>
+          <w:b w:val="0"/>
+          <w:i w:val="0"/>
+        </w:rPr>
+        <w:t xml:space="preserve">, and MongoDB/OpenSearch publishing with </w:t>
+      </w:r>
+      <w:r>
+        <w:rPr>
           <w:b/>
           <w:i w:val="0"/>
-          <w:color w:val="141820"/>
-          <w:sz w:val="19"/>
-        </w:rPr>
-      </w:r>
-      <w:r>
-        <w:rPr>
-          <w:rFonts w:ascii="Calibri" w:hAnsi="Calibri" w:eastAsia="Calibri"/>
+        </w:rPr>
+        <w:t>retry-aware error classification</w:t>
+      </w:r>
+      <w:r>
+        <w:rPr>
           <w:b w:val="0"/>
           <w:i w:val="0"/>
-          <w:color w:val="141820"/>
-          <w:sz w:val="19"/>
-        </w:rPr>
-      </w:r>
-      <w:r>
-        <w:rPr>
-          <w:sz w:val="19"/>
-        </w:rPr>
-      </w:r>
-      <w:r>
-        <w:rPr>
-          <w:rFonts w:ascii="Calibri" w:hAnsi="Calibri" w:eastAsia="Calibri"/>
+        </w:rPr>
+        <w:t xml:space="preserve">, reliable reprocessing, and </w:t>
+      </w:r>
+      <w:r>
+        <w:rPr>
           <w:b/>
           <w:i w:val="0"/>
-          <w:color w:val="141820"/>
-          <w:sz w:val="19"/>
-        </w:rPr>
-      </w:r>
-      <w:r>
-        <w:rPr>
-          <w:rFonts w:ascii="Calibri" w:hAnsi="Calibri"/>
+        </w:rPr>
+        <w:t>retrieval indexing</w:t>
+      </w:r>
+      <w:r>
+        <w:rPr>
           <w:b w:val="0"/>
           <w:i w:val="0"/>
-          <w:sz w:val="19"/>
-        </w:rPr>
-      </w:r>
-      <w:r>
-        <w:rPr>
-          <w:rFonts w:ascii="Calibri" w:hAnsi="Calibri"/>
-          <w:b w:val="0"/>
-          <w:i w:val="0"/>
-          <w:sz w:val="19"/>
-        </w:rPr>
-      </w:r>
-      <w:r>
-        <w:rPr>
-          <w:rFonts w:ascii="Calibri" w:hAnsi="Calibri"/>
-          <w:b w:val="0"/>
-          <w:i w:val="0"/>
-          <w:sz w:val="19"/>
-        </w:rPr>
-        <w:t>OmInsights - Founder-Led Backend Platform Build</w:t>
-        <w:tab/>
-        <w:t>Jan 2024 - Present</w:t>
+        </w:rPr>
+        <w:t>.</w:t>
       </w:r>
     </w:p>
     <w:p>
@@ -5053,257 +2099,78 @@
       </w:pPr>
       <w:r>
         <w:rPr>
-          <w:rFonts w:ascii="Calibri" w:hAnsi="Calibri" w:eastAsia="Calibri"/>
           <w:b w:val="0"/>
           <w:i w:val="0"/>
-          <w:color w:val="141820"/>
-          <w:sz w:val="18"/>
-        </w:rPr>
-      </w:r>
-      <w:r>
-        <w:rPr>
-          <w:rFonts w:ascii="Calibri" w:hAnsi="Calibri" w:eastAsia="Calibri"/>
+        </w:rPr>
+        <w:t xml:space="preserve">Built </w:t>
+      </w:r>
+      <w:r>
+        <w:rPr>
           <w:b/>
           <w:i w:val="0"/>
-          <w:color w:val="141820"/>
-          <w:sz w:val="18"/>
-        </w:rPr>
-      </w:r>
-      <w:r>
-        <w:rPr>
-          <w:rFonts w:ascii="Calibri" w:hAnsi="Calibri" w:eastAsia="Calibri"/>
+        </w:rPr>
+        <w:t>MCP/API runtime patterns</w:t>
+      </w:r>
+      <w:r>
+        <w:rPr>
           <w:b w:val="0"/>
           <w:i w:val="0"/>
-          <w:color w:val="141820"/>
-          <w:sz w:val="18"/>
-        </w:rPr>
-      </w:r>
-      <w:r>
-        <w:rPr>
-          <w:rFonts w:ascii="Calibri" w:hAnsi="Calibri"/>
+        </w:rPr>
+        <w:t xml:space="preserve"> and a </w:t>
+      </w:r>
+      <w:r>
+        <w:rPr>
+          <w:b/>
+          <w:i w:val="0"/>
+        </w:rPr>
+        <w:t>shared LLM gateway</w:t>
+      </w:r>
+      <w:r>
+        <w:rPr>
           <w:b w:val="0"/>
           <w:i w:val="0"/>
-          <w:sz w:val="18"/>
-        </w:rPr>
-      </w:r>
-      <w:r>
-        <w:rPr>
-          <w:rFonts w:ascii="Calibri" w:hAnsi="Calibri"/>
+        </w:rPr>
+        <w:t xml:space="preserve"> for model routing, tool execution, </w:t>
+      </w:r>
+      <w:r>
+        <w:rPr>
+          <w:b/>
+          <w:i w:val="0"/>
+        </w:rPr>
+        <w:t>retries/fallbacks</w:t>
+      </w:r>
+      <w:r>
+        <w:rPr>
           <w:b w:val="0"/>
           <w:i w:val="0"/>
-          <w:sz w:val="18"/>
-        </w:rPr>
-      </w:r>
-      <w:r>
-        <w:rPr>
-          <w:rFonts w:ascii="Calibri" w:hAnsi="Calibri"/>
+        </w:rPr>
+        <w:t xml:space="preserve">, usage logging, and execution traces for </w:t>
+      </w:r>
+      <w:r>
+        <w:rPr>
           <w:b/>
           <w:i w:val="0"/>
-          <w:sz w:val="18"/>
-        </w:rPr>
-      </w:r>
-      <w:r>
-        <w:rPr>
-          <w:rFonts w:ascii="Calibri" w:hAnsi="Calibri"/>
+        </w:rPr>
+        <w:t>production agent workflows</w:t>
+      </w:r>
+      <w:r>
+        <w:rPr>
           <w:b w:val="0"/>
           <w:i w:val="0"/>
-          <w:sz w:val="18"/>
-        </w:rPr>
-      </w:r>
-      <w:r>
-        <w:rPr>
-          <w:rFonts w:ascii="Calibri" w:hAnsi="Calibri"/>
+        </w:rPr>
+        <w:t xml:space="preserve">, model/provider behavior, and </w:t>
+      </w:r>
+      <w:r>
+        <w:rPr>
           <w:b/>
           <w:i w:val="0"/>
-          <w:sz w:val="18"/>
-        </w:rPr>
-      </w:r>
-      <w:r>
-        <w:rPr>
-          <w:rFonts w:ascii="Calibri" w:hAnsi="Calibri"/>
+        </w:rPr>
+        <w:t>operational diagnostics</w:t>
+      </w:r>
+      <w:r>
+        <w:rPr>
           <w:b w:val="0"/>
           <w:i w:val="0"/>
-          <w:sz w:val="18"/>
-        </w:rPr>
-      </w:r>
-      <w:r>
-        <w:rPr>
-          <w:rFonts w:ascii="Calibri" w:hAnsi="Calibri"/>
-          <w:b/>
-          <w:i w:val="0"/>
-          <w:sz w:val="18"/>
-        </w:rPr>
-      </w:r>
-      <w:r>
-        <w:rPr>
-          <w:rFonts w:ascii="Calibri" w:hAnsi="Calibri"/>
-          <w:b w:val="0"/>
-          <w:i w:val="0"/>
-          <w:sz w:val="18"/>
-        </w:rPr>
-      </w:r>
-      <w:r>
-        <w:rPr>
-          <w:rFonts w:ascii="Calibri" w:hAnsi="Calibri"/>
-          <w:b/>
-          <w:i w:val="0"/>
-          <w:sz w:val="18"/>
-        </w:rPr>
-      </w:r>
-      <w:r>
-        <w:rPr>
-          <w:rFonts w:ascii="Calibri" w:hAnsi="Calibri"/>
-          <w:b w:val="0"/>
-          <w:i w:val="0"/>
-          <w:sz w:val="18"/>
-        </w:rPr>
-      </w:r>
-      <w:r>
-        <w:rPr>
-          <w:rFonts w:ascii="Calibri" w:hAnsi="Calibri"/>
-          <w:b/>
-          <w:i w:val="0"/>
-          <w:sz w:val="18"/>
-        </w:rPr>
-      </w:r>
-      <w:r>
-        <w:rPr>
-          <w:rFonts w:ascii="Calibri" w:hAnsi="Calibri"/>
-          <w:b w:val="0"/>
-          <w:i w:val="0"/>
-          <w:sz w:val="18"/>
-        </w:rPr>
-      </w:r>
-      <w:r>
-        <w:rPr>
-          <w:rFonts w:ascii="Calibri" w:hAnsi="Calibri"/>
-          <w:b/>
-          <w:i w:val="0"/>
-          <w:sz w:val="18"/>
-        </w:rPr>
-      </w:r>
-      <w:r>
-        <w:rPr>
-          <w:rFonts w:ascii="Calibri" w:hAnsi="Calibri"/>
-          <w:b w:val="0"/>
-          <w:i w:val="0"/>
-          <w:sz w:val="18"/>
-        </w:rPr>
-      </w:r>
-      <w:r>
-        <w:rPr>
-          <w:rFonts w:ascii="Calibri" w:hAnsi="Calibri"/>
-          <w:b w:val="0"/>
-          <w:i w:val="0"/>
-          <w:sz w:val="18"/>
-        </w:rPr>
-        <w:t xml:space="preserve">Built an </w:t>
-      </w:r>
-      <w:r>
-        <w:rPr>
-          <w:rFonts w:ascii="Calibri" w:hAnsi="Calibri"/>
-          <w:b/>
-          <w:i w:val="0"/>
-          <w:sz w:val="18"/>
-        </w:rPr>
-        <w:t>Angular/FastAPI backend platform</w:t>
-      </w:r>
-      <w:r>
-        <w:rPr>
-          <w:rFonts w:ascii="Calibri" w:hAnsi="Calibri"/>
-          <w:b w:val="0"/>
-          <w:i w:val="0"/>
-          <w:sz w:val="18"/>
-        </w:rPr>
-        <w:t xml:space="preserve"> with </w:t>
-      </w:r>
-      <w:r>
-        <w:rPr>
-          <w:rFonts w:ascii="Calibri" w:hAnsi="Calibri"/>
-          <w:b/>
-          <w:i w:val="0"/>
-          <w:sz w:val="18"/>
-        </w:rPr>
-        <w:t>REST APIs</w:t>
-      </w:r>
-      <w:r>
-        <w:rPr>
-          <w:rFonts w:ascii="Calibri" w:hAnsi="Calibri"/>
-          <w:b w:val="0"/>
-          <w:i w:val="0"/>
-          <w:sz w:val="18"/>
-        </w:rPr>
-        <w:t xml:space="preserve">, </w:t>
-      </w:r>
-      <w:r>
-        <w:rPr>
-          <w:rFonts w:ascii="Calibri" w:hAnsi="Calibri"/>
-          <w:b/>
-          <w:i w:val="0"/>
-          <w:sz w:val="18"/>
-        </w:rPr>
-        <w:t>async file processing</w:t>
-      </w:r>
-      <w:r>
-        <w:rPr>
-          <w:rFonts w:ascii="Calibri" w:hAnsi="Calibri"/>
-          <w:b w:val="0"/>
-          <w:i w:val="0"/>
-          <w:sz w:val="18"/>
-        </w:rPr>
-        <w:t xml:space="preserve">, </w:t>
-      </w:r>
-      <w:r>
-        <w:rPr>
-          <w:rFonts w:ascii="Calibri" w:hAnsi="Calibri"/>
-          <w:b/>
-          <w:i w:val="0"/>
-          <w:sz w:val="18"/>
-        </w:rPr>
-        <w:t>MongoDB workspace modeling</w:t>
-      </w:r>
-      <w:r>
-        <w:rPr>
-          <w:rFonts w:ascii="Calibri" w:hAnsi="Calibri"/>
-          <w:b w:val="0"/>
-          <w:i w:val="0"/>
-          <w:sz w:val="18"/>
-        </w:rPr>
-        <w:t xml:space="preserve">, </w:t>
-      </w:r>
-      <w:r>
-        <w:rPr>
-          <w:rFonts w:ascii="Calibri" w:hAnsi="Calibri"/>
-          <w:b/>
-          <w:i w:val="0"/>
-          <w:sz w:val="18"/>
-        </w:rPr>
-        <w:t>auth-aware flows</w:t>
-      </w:r>
-      <w:r>
-        <w:rPr>
-          <w:rFonts w:ascii="Calibri" w:hAnsi="Calibri"/>
-          <w:b w:val="0"/>
-          <w:i w:val="0"/>
-          <w:sz w:val="18"/>
-        </w:rPr>
-        <w:t xml:space="preserve">, and </w:t>
-      </w:r>
-      <w:r>
-        <w:rPr>
-          <w:rFonts w:ascii="Calibri" w:hAnsi="Calibri"/>
-          <w:b/>
-          <w:i w:val="0"/>
-          <w:sz w:val="18"/>
-        </w:rPr>
-        <w:t>AWS/Docker deployment paths</w:t>
-      </w:r>
-      <w:r>
-        <w:rPr>
-          <w:rFonts w:ascii="Calibri" w:hAnsi="Calibri"/>
-          <w:b w:val="0"/>
-          <w:i w:val="0"/>
-          <w:sz w:val="18"/>
         </w:rPr>
         <w:t>.</w:t>
       </w:r>
@@ -5315,626 +2182,81 @@
           <w:ilvl w:val="0"/>
           <w:numId w:val="100"/>
         </w:numPr>
-        <w:keepLines/>
-        <w:spacing w:before="0" w:after="6" w:line="240" w:lineRule="auto"/>
       </w:pPr>
       <w:r>
         <w:rPr>
-          <w:rFonts w:ascii="Calibri" w:hAnsi="Calibri" w:eastAsia="Calibri"/>
           <w:b w:val="0"/>
           <w:i w:val="0"/>
-          <w:color w:val="141820"/>
-          <w:sz w:val="18"/>
-        </w:rPr>
-      </w:r>
-      <w:r>
-        <w:rPr>
-          <w:rFonts w:ascii="Calibri" w:hAnsi="Calibri" w:eastAsia="Calibri"/>
+        </w:rPr>
+        <w:t xml:space="preserve">Engineered </w:t>
+      </w:r>
+      <w:r>
+        <w:rPr>
           <w:b/>
           <w:i w:val="0"/>
-          <w:color w:val="141820"/>
-          <w:sz w:val="18"/>
-        </w:rPr>
-      </w:r>
-      <w:r>
-        <w:rPr>
-          <w:rFonts w:ascii="Calibri" w:hAnsi="Calibri" w:eastAsia="Calibri"/>
+        </w:rPr>
+        <w:t>context orchestration and retrieval</w:t>
+      </w:r>
+      <w:r>
+        <w:rPr>
           <w:b w:val="0"/>
           <w:i w:val="0"/>
-          <w:color w:val="141820"/>
-          <w:sz w:val="18"/>
-        </w:rPr>
-      </w:r>
-      <w:r>
-        <w:rPr>
-          <w:rFonts w:ascii="Calibri" w:hAnsi="Calibri"/>
+        </w:rPr>
+        <w:t xml:space="preserve"> with session state, selected documents, source ledgers, </w:t>
+      </w:r>
+      <w:r>
+        <w:rPr>
+          <w:b/>
+          <w:i w:val="0"/>
+        </w:rPr>
+        <w:t>LLM-as-a-judge evaluations</w:t>
+      </w:r>
+      <w:r>
+        <w:rPr>
           <w:b w:val="0"/>
           <w:i w:val="0"/>
-          <w:sz w:val="18"/>
-        </w:rPr>
-      </w:r>
-      <w:r>
-        <w:rPr>
-          <w:rFonts w:ascii="Calibri" w:hAnsi="Calibri"/>
+        </w:rPr>
+        <w:t xml:space="preserve">, </w:t>
+      </w:r>
+      <w:r>
+        <w:rPr>
+          <w:b/>
+          <w:i w:val="0"/>
+        </w:rPr>
+        <w:t>guardrails, and citations</w:t>
+      </w:r>
+      <w:r>
+        <w:rPr>
           <w:b w:val="0"/>
           <w:i w:val="0"/>
-          <w:sz w:val="18"/>
-        </w:rPr>
-      </w:r>
-      <w:r>
-        <w:rPr>
-          <w:rFonts w:ascii="Calibri" w:hAnsi="Calibri"/>
+        </w:rPr>
+        <w:t xml:space="preserve"> for </w:t>
+      </w:r>
+      <w:r>
+        <w:rPr>
           <w:b/>
           <w:i w:val="0"/>
-          <w:sz w:val="18"/>
-        </w:rPr>
-      </w:r>
-      <w:r>
-        <w:rPr>
-          <w:rFonts w:ascii="Calibri" w:hAnsi="Calibri"/>
+        </w:rPr>
+        <w:t>grounded, policy-aware responses</w:t>
+      </w:r>
+      <w:r>
+        <w:rPr>
           <w:b w:val="0"/>
           <w:i w:val="0"/>
-          <w:sz w:val="18"/>
-        </w:rPr>
-      </w:r>
-      <w:r>
-        <w:rPr>
-          <w:rFonts w:ascii="Calibri" w:hAnsi="Calibri"/>
+        </w:rPr>
+        <w:t xml:space="preserve"> under </w:t>
+      </w:r>
+      <w:r>
+        <w:rPr>
           <w:b/>
           <w:i w:val="0"/>
-          <w:sz w:val="18"/>
-        </w:rPr>
-      </w:r>
-      <w:r>
-        <w:rPr>
-          <w:rFonts w:ascii="Calibri" w:hAnsi="Calibri"/>
+        </w:rPr>
+        <w:t>tenant-scoped context controls</w:t>
+      </w:r>
+      <w:r>
+        <w:rPr>
           <w:b w:val="0"/>
           <w:i w:val="0"/>
-          <w:sz w:val="18"/>
-        </w:rPr>
-      </w:r>
-      <w:r>
-        <w:rPr>
-          <w:rFonts w:ascii="Calibri" w:hAnsi="Calibri"/>
-          <w:b/>
-          <w:i w:val="0"/>
-          <w:sz w:val="18"/>
-        </w:rPr>
-      </w:r>
-      <w:r>
-        <w:rPr>
-          <w:rFonts w:ascii="Calibri" w:hAnsi="Calibri"/>
-          <w:b w:val="0"/>
-          <w:i w:val="0"/>
-          <w:sz w:val="18"/>
-        </w:rPr>
-      </w:r>
-      <w:r>
-        <w:rPr>
-          <w:rFonts w:ascii="Calibri" w:hAnsi="Calibri"/>
-          <w:b/>
-          <w:i w:val="0"/>
-          <w:sz w:val="18"/>
-        </w:rPr>
-      </w:r>
-      <w:r>
-        <w:rPr>
-          <w:rFonts w:ascii="Calibri" w:hAnsi="Calibri"/>
-          <w:b w:val="0"/>
-          <w:i w:val="0"/>
-          <w:sz w:val="18"/>
-        </w:rPr>
-      </w:r>
-      <w:r>
-        <w:rPr>
-          <w:rFonts w:ascii="Calibri" w:hAnsi="Calibri"/>
-          <w:b/>
-          <w:i w:val="0"/>
-          <w:sz w:val="18"/>
-        </w:rPr>
-      </w:r>
-      <w:r>
-        <w:rPr>
-          <w:rFonts w:ascii="Calibri" w:hAnsi="Calibri"/>
-          <w:b w:val="0"/>
-          <w:i w:val="0"/>
-          <w:sz w:val="18"/>
-        </w:rPr>
-      </w:r>
-      <w:r>
-        <w:rPr>
-          <w:rFonts w:ascii="Calibri" w:hAnsi="Calibri"/>
-          <w:b w:val="0"/>
-          <w:i w:val="0"/>
-          <w:sz w:val="18"/>
-        </w:rPr>
-        <w:t xml:space="preserve">Designed </w:t>
-      </w:r>
-      <w:r>
-        <w:rPr>
-          <w:rFonts w:ascii="Calibri" w:hAnsi="Calibri"/>
-          <w:b/>
-          <w:i w:val="0"/>
-          <w:sz w:val="18"/>
-        </w:rPr>
-        <w:t>typed REST contracts</w:t>
-      </w:r>
-      <w:r>
-        <w:rPr>
-          <w:rFonts w:ascii="Calibri" w:hAnsi="Calibri"/>
-          <w:b w:val="0"/>
-          <w:i w:val="0"/>
-          <w:sz w:val="18"/>
-        </w:rPr>
-        <w:t xml:space="preserve">, </w:t>
-      </w:r>
-      <w:r>
-        <w:rPr>
-          <w:rFonts w:ascii="Calibri" w:hAnsi="Calibri"/>
-          <w:b/>
-          <w:i w:val="0"/>
-          <w:sz w:val="18"/>
-        </w:rPr>
-        <w:t>service boundaries</w:t>
-      </w:r>
-      <w:r>
-        <w:rPr>
-          <w:rFonts w:ascii="Calibri" w:hAnsi="Calibri"/>
-          <w:b w:val="0"/>
-          <w:i w:val="0"/>
-          <w:sz w:val="18"/>
-        </w:rPr>
-        <w:t xml:space="preserve">, </w:t>
-      </w:r>
-      <w:r>
-        <w:rPr>
-          <w:rFonts w:ascii="Calibri" w:hAnsi="Calibri"/>
-          <w:b/>
-          <w:i w:val="0"/>
-          <w:sz w:val="18"/>
-        </w:rPr>
-        <w:t>repository/service layers</w:t>
-      </w:r>
-      <w:r>
-        <w:rPr>
-          <w:rFonts w:ascii="Calibri" w:hAnsi="Calibri"/>
-          <w:b w:val="0"/>
-          <w:i w:val="0"/>
-          <w:sz w:val="18"/>
-        </w:rPr>
-        <w:t xml:space="preserve">, and </w:t>
-      </w:r>
-      <w:r>
-        <w:rPr>
-          <w:rFonts w:ascii="Calibri" w:hAnsi="Calibri"/>
-          <w:b/>
-          <w:i w:val="0"/>
-          <w:sz w:val="18"/>
-        </w:rPr>
-        <w:t>background workers</w:t>
-      </w:r>
-      <w:r>
-        <w:rPr>
-          <w:rFonts w:ascii="Calibri" w:hAnsi="Calibri"/>
-          <w:b w:val="0"/>
-          <w:i w:val="0"/>
-          <w:sz w:val="18"/>
-        </w:rPr>
-        <w:t xml:space="preserve"> across UI and </w:t>
-      </w:r>
-      <w:r>
-        <w:rPr>
-          <w:rFonts w:ascii="Calibri" w:hAnsi="Calibri"/>
-          <w:b/>
-          <w:i w:val="0"/>
-          <w:sz w:val="18"/>
-        </w:rPr>
-        <w:t>Business Service</w:t>
-      </w:r>
-      <w:r>
-        <w:rPr>
-          <w:rFonts w:ascii="Calibri" w:hAnsi="Calibri"/>
-          <w:b w:val="0"/>
-          <w:i w:val="0"/>
-          <w:sz w:val="18"/>
-        </w:rPr>
-        <w:t xml:space="preserve"> workflows.</w:t>
-      </w:r>
-    </w:p>
-    <w:p>
-      <w:pPr>
-        <w:pStyle w:val="ResumeBullet"/>
-        <w:numPr>
-          <w:ilvl w:val="0"/>
-          <w:numId w:val="100"/>
-        </w:numPr>
-        <w:keepLines/>
-        <w:spacing w:before="0" w:after="6" w:line="240" w:lineRule="auto"/>
-      </w:pPr>
-      <w:r>
-        <w:rPr>
-          <w:rFonts w:ascii="Calibri" w:hAnsi="Calibri" w:eastAsia="Calibri"/>
-          <w:b w:val="0"/>
-          <w:i w:val="0"/>
-          <w:color w:val="141820"/>
-          <w:sz w:val="18"/>
-        </w:rPr>
-      </w:r>
-      <w:r>
-        <w:rPr>
-          <w:rFonts w:ascii="Calibri" w:hAnsi="Calibri" w:eastAsia="Calibri"/>
-          <w:b/>
-          <w:i w:val="0"/>
-          <w:color w:val="141820"/>
-          <w:sz w:val="18"/>
-        </w:rPr>
-      </w:r>
-      <w:r>
-        <w:rPr>
-          <w:rFonts w:ascii="Calibri" w:hAnsi="Calibri" w:eastAsia="Calibri"/>
-          <w:b w:val="0"/>
-          <w:i w:val="0"/>
-          <w:color w:val="141820"/>
-          <w:sz w:val="18"/>
-        </w:rPr>
-      </w:r>
-      <w:r>
-        <w:rPr>
-          <w:rFonts w:ascii="Calibri" w:hAnsi="Calibri"/>
-          <w:b w:val="0"/>
-          <w:i w:val="0"/>
-          <w:sz w:val="18"/>
-        </w:rPr>
-      </w:r>
-      <w:r>
-        <w:rPr>
-          <w:rFonts w:ascii="Calibri" w:hAnsi="Calibri"/>
-          <w:b w:val="0"/>
-          <w:i w:val="0"/>
-          <w:sz w:val="18"/>
-        </w:rPr>
-      </w:r>
-      <w:r>
-        <w:rPr>
-          <w:rFonts w:ascii="Calibri" w:hAnsi="Calibri"/>
-          <w:b/>
-          <w:i w:val="0"/>
-          <w:sz w:val="18"/>
-        </w:rPr>
-      </w:r>
-      <w:r>
-        <w:rPr>
-          <w:rFonts w:ascii="Calibri" w:hAnsi="Calibri"/>
-          <w:b w:val="0"/>
-          <w:i w:val="0"/>
-          <w:sz w:val="18"/>
-        </w:rPr>
-      </w:r>
-      <w:r>
-        <w:rPr>
-          <w:rFonts w:ascii="Calibri" w:hAnsi="Calibri"/>
-          <w:b/>
-          <w:i w:val="0"/>
-          <w:sz w:val="18"/>
-        </w:rPr>
-      </w:r>
-      <w:r>
-        <w:rPr>
-          <w:rFonts w:ascii="Calibri" w:hAnsi="Calibri"/>
-          <w:b w:val="0"/>
-          <w:i w:val="0"/>
-          <w:sz w:val="18"/>
-        </w:rPr>
-      </w:r>
-      <w:r>
-        <w:rPr>
-          <w:rFonts w:ascii="Calibri" w:hAnsi="Calibri"/>
-          <w:b/>
-          <w:i w:val="0"/>
-          <w:sz w:val="18"/>
-        </w:rPr>
-      </w:r>
-      <w:r>
-        <w:rPr>
-          <w:rFonts w:ascii="Calibri" w:hAnsi="Calibri"/>
-          <w:b w:val="0"/>
-          <w:i w:val="0"/>
-          <w:sz w:val="18"/>
-        </w:rPr>
-      </w:r>
-      <w:r>
-        <w:rPr>
-          <w:rFonts w:ascii="Calibri" w:hAnsi="Calibri"/>
-          <w:b w:val="0"/>
-          <w:i w:val="0"/>
-          <w:sz w:val="18"/>
-        </w:rPr>
-        <w:t xml:space="preserve">Implemented </w:t>
-      </w:r>
-      <w:r>
-        <w:rPr>
-          <w:rFonts w:ascii="Calibri" w:hAnsi="Calibri"/>
-          <w:b/>
-          <w:i w:val="0"/>
-          <w:sz w:val="18"/>
-        </w:rPr>
-        <w:t>document ingestion/search services</w:t>
-      </w:r>
-      <w:r>
-        <w:rPr>
-          <w:rFonts w:ascii="Calibri" w:hAnsi="Calibri"/>
-          <w:b w:val="0"/>
-          <w:i w:val="0"/>
-          <w:sz w:val="18"/>
-        </w:rPr>
-        <w:t xml:space="preserve"> for upload, parsing, normalization, chunking, source tracking, </w:t>
-      </w:r>
-      <w:r>
-        <w:rPr>
-          <w:rFonts w:ascii="Calibri" w:hAnsi="Calibri"/>
-          <w:b/>
-          <w:i w:val="0"/>
-          <w:sz w:val="18"/>
-        </w:rPr>
-        <w:t>OpenSearch</w:t>
-      </w:r>
-      <w:r>
-        <w:rPr>
-          <w:rFonts w:ascii="Calibri" w:hAnsi="Calibri"/>
-          <w:b w:val="0"/>
-          <w:i w:val="0"/>
-          <w:sz w:val="18"/>
-        </w:rPr>
-        <w:t xml:space="preserve">, and </w:t>
-      </w:r>
-      <w:r>
-        <w:rPr>
-          <w:rFonts w:ascii="Calibri" w:hAnsi="Calibri"/>
-          <w:b/>
-          <w:i w:val="0"/>
-          <w:sz w:val="18"/>
-        </w:rPr>
-        <w:t>MongoDB-backed retrieval</w:t>
-      </w:r>
-      <w:r>
-        <w:rPr>
-          <w:rFonts w:ascii="Calibri" w:hAnsi="Calibri"/>
-          <w:b w:val="0"/>
-          <w:i w:val="0"/>
-          <w:sz w:val="18"/>
-        </w:rPr>
-        <w:t>.</w:t>
-      </w:r>
-    </w:p>
-    <w:p>
-      <w:pPr>
-        <w:pStyle w:val="ResumeBullet"/>
-        <w:numPr>
-          <w:ilvl w:val="0"/>
-          <w:numId w:val="100"/>
-        </w:numPr>
-        <w:keepLines/>
-        <w:spacing w:before="0" w:after="6" w:line="240" w:lineRule="auto"/>
-      </w:pPr>
-      <w:r>
-        <w:rPr>
-          <w:rFonts w:ascii="Calibri" w:hAnsi="Calibri" w:eastAsia="Calibri"/>
-          <w:b w:val="0"/>
-          <w:i w:val="0"/>
-          <w:color w:val="141820"/>
-          <w:sz w:val="18"/>
-        </w:rPr>
-      </w:r>
-      <w:r>
-        <w:rPr>
-          <w:rFonts w:ascii="Calibri" w:hAnsi="Calibri" w:eastAsia="Calibri"/>
-          <w:b/>
-          <w:i w:val="0"/>
-          <w:color w:val="141820"/>
-          <w:sz w:val="18"/>
-        </w:rPr>
-      </w:r>
-      <w:r>
-        <w:rPr>
-          <w:rFonts w:ascii="Calibri" w:hAnsi="Calibri" w:eastAsia="Calibri"/>
-          <w:b w:val="0"/>
-          <w:i w:val="0"/>
-          <w:color w:val="141820"/>
-          <w:sz w:val="18"/>
-        </w:rPr>
-      </w:r>
-      <w:r>
-        <w:rPr>
-          <w:rFonts w:ascii="Calibri" w:hAnsi="Calibri"/>
-          <w:b w:val="0"/>
-          <w:i w:val="0"/>
-          <w:sz w:val="18"/>
-        </w:rPr>
-      </w:r>
-      <w:r>
-        <w:rPr>
-          <w:rFonts w:ascii="Calibri" w:hAnsi="Calibri"/>
-          <w:b w:val="0"/>
-          <w:i w:val="0"/>
-          <w:sz w:val="18"/>
-        </w:rPr>
-      </w:r>
-      <w:r>
-        <w:rPr>
-          <w:rFonts w:ascii="Calibri" w:hAnsi="Calibri"/>
-          <w:b/>
-          <w:i w:val="0"/>
-          <w:sz w:val="18"/>
-        </w:rPr>
-      </w:r>
-      <w:r>
-        <w:rPr>
-          <w:rFonts w:ascii="Calibri" w:hAnsi="Calibri"/>
-          <w:b w:val="0"/>
-          <w:i w:val="0"/>
-          <w:sz w:val="18"/>
-        </w:rPr>
-      </w:r>
-      <w:r>
-        <w:rPr>
-          <w:rFonts w:ascii="Calibri" w:hAnsi="Calibri"/>
-          <w:b/>
-          <w:i w:val="0"/>
-          <w:sz w:val="18"/>
-        </w:rPr>
-      </w:r>
-      <w:r>
-        <w:rPr>
-          <w:rFonts w:ascii="Calibri" w:hAnsi="Calibri"/>
-          <w:b w:val="0"/>
-          <w:i w:val="0"/>
-          <w:sz w:val="18"/>
-        </w:rPr>
-      </w:r>
-      <w:r>
-        <w:rPr>
-          <w:rFonts w:ascii="Calibri" w:hAnsi="Calibri"/>
-          <w:b/>
-          <w:i w:val="0"/>
-          <w:sz w:val="18"/>
-        </w:rPr>
-      </w:r>
-      <w:r>
-        <w:rPr>
-          <w:rFonts w:ascii="Calibri" w:hAnsi="Calibri"/>
-          <w:b w:val="0"/>
-          <w:i w:val="0"/>
-          <w:sz w:val="18"/>
-        </w:rPr>
-      </w:r>
-      <w:r>
-        <w:rPr>
-          <w:rFonts w:ascii="Calibri" w:hAnsi="Calibri"/>
-          <w:b/>
-          <w:i w:val="0"/>
-          <w:sz w:val="18"/>
-        </w:rPr>
-      </w:r>
-      <w:r>
-        <w:rPr>
-          <w:rFonts w:ascii="Calibri" w:hAnsi="Calibri"/>
-          <w:b w:val="0"/>
-          <w:i w:val="0"/>
-          <w:sz w:val="18"/>
-        </w:rPr>
-      </w:r>
-      <w:r>
-        <w:rPr>
-          <w:rFonts w:ascii="Calibri" w:hAnsi="Calibri"/>
-          <w:b/>
-          <w:i w:val="0"/>
-          <w:sz w:val="18"/>
-        </w:rPr>
-      </w:r>
-      <w:r>
-        <w:rPr>
-          <w:rFonts w:ascii="Calibri" w:hAnsi="Calibri"/>
-          <w:b w:val="0"/>
-          <w:i w:val="0"/>
-          <w:sz w:val="18"/>
-        </w:rPr>
-      </w:r>
-      <w:r>
-        <w:rPr>
-          <w:rFonts w:ascii="Calibri" w:hAnsi="Calibri"/>
-          <w:b w:val="0"/>
-          <w:i w:val="0"/>
-          <w:sz w:val="18"/>
-        </w:rPr>
-        <w:t xml:space="preserve">Added </w:t>
-      </w:r>
-      <w:r>
-        <w:rPr>
-          <w:rFonts w:ascii="Calibri" w:hAnsi="Calibri"/>
-          <w:b/>
-          <w:i w:val="0"/>
-          <w:sz w:val="18"/>
-        </w:rPr>
-        <w:t>AI-enabled RAG/copilot workflows</w:t>
-      </w:r>
-      <w:r>
-        <w:rPr>
-          <w:rFonts w:ascii="Calibri" w:hAnsi="Calibri"/>
-          <w:b w:val="0"/>
-          <w:i w:val="0"/>
-          <w:sz w:val="18"/>
-        </w:rPr>
-        <w:t xml:space="preserve"> with </w:t>
-      </w:r>
-      <w:r>
-        <w:rPr>
-          <w:rFonts w:ascii="Calibri" w:hAnsi="Calibri"/>
-          <w:b/>
-          <w:i w:val="0"/>
-          <w:sz w:val="18"/>
-        </w:rPr>
-        <w:t>scoped retrieval</w:t>
-      </w:r>
-      <w:r>
-        <w:rPr>
-          <w:rFonts w:ascii="Calibri" w:hAnsi="Calibri"/>
-          <w:b w:val="0"/>
-          <w:i w:val="0"/>
-          <w:sz w:val="18"/>
-        </w:rPr>
-        <w:t xml:space="preserve">, </w:t>
-      </w:r>
-      <w:r>
-        <w:rPr>
-          <w:rFonts w:ascii="Calibri" w:hAnsi="Calibri"/>
-          <w:b/>
-          <w:i w:val="0"/>
-          <w:sz w:val="18"/>
-        </w:rPr>
-        <w:t>citations</w:t>
-      </w:r>
-      <w:r>
-        <w:rPr>
-          <w:rFonts w:ascii="Calibri" w:hAnsi="Calibri"/>
-          <w:b w:val="0"/>
-          <w:i w:val="0"/>
-          <w:sz w:val="18"/>
-        </w:rPr>
-        <w:t xml:space="preserve">, </w:t>
-      </w:r>
-      <w:r>
-        <w:rPr>
-          <w:rFonts w:ascii="Calibri" w:hAnsi="Calibri"/>
-          <w:b/>
-          <w:i w:val="0"/>
-          <w:sz w:val="18"/>
-        </w:rPr>
-        <w:t>LLM orchestration</w:t>
-      </w:r>
-      <w:r>
-        <w:rPr>
-          <w:rFonts w:ascii="Calibri" w:hAnsi="Calibri"/>
-          <w:b w:val="0"/>
-          <w:i w:val="0"/>
-          <w:sz w:val="18"/>
-        </w:rPr>
-        <w:t xml:space="preserve">, and </w:t>
-      </w:r>
-      <w:r>
-        <w:rPr>
-          <w:rFonts w:ascii="Calibri" w:hAnsi="Calibri"/>
-          <w:b/>
-          <w:i w:val="0"/>
-          <w:sz w:val="18"/>
-        </w:rPr>
-        <w:t>production-safe answer grounding</w:t>
-      </w:r>
-      <w:r>
-        <w:rPr>
-          <w:rFonts w:ascii="Calibri" w:hAnsi="Calibri"/>
-          <w:b w:val="0"/>
-          <w:i w:val="0"/>
-          <w:sz w:val="18"/>
         </w:rPr>
         <w:t>.</w:t>
       </w:r>
@@ -5990,275 +2312,73 @@
       </w:pPr>
       <w:r>
         <w:rPr>
-          <w:rFonts w:ascii="Calibri" w:hAnsi="Calibri" w:eastAsia="Calibri"/>
           <w:b/>
           <w:i w:val="0"/>
-          <w:color w:val="141820"/>
-          <w:sz w:val="17"/>
-        </w:rPr>
-      </w:r>
-      <w:r>
-        <w:rPr>
-          <w:rFonts w:ascii="Calibri" w:hAnsi="Calibri" w:eastAsia="Calibri"/>
+        </w:rPr>
+        <w:t>Languages &amp; Frameworks:</w:t>
+      </w:r>
+      <w:r>
+        <w:rPr>
           <w:b w:val="0"/>
           <w:i w:val="0"/>
-          <w:color w:val="141820"/>
-          <w:sz w:val="17"/>
-        </w:rPr>
-      </w:r>
-      <w:r>
-        <w:rPr>
-          <w:rFonts w:ascii="Calibri" w:hAnsi="Calibri"/>
+        </w:rPr>
+        <w:t xml:space="preserve"> </w:t>
+      </w:r>
+      <w:r>
+        <w:rPr>
           <w:b/>
           <w:i w:val="0"/>
-          <w:sz w:val="17"/>
-        </w:rPr>
-      </w:r>
-      <w:r>
-        <w:rPr>
-          <w:rFonts w:ascii="Calibri" w:hAnsi="Calibri"/>
+        </w:rPr>
+        <w:t>Java 17</w:t>
+      </w:r>
+      <w:r>
+        <w:rPr>
           <w:b w:val="0"/>
           <w:i w:val="0"/>
-          <w:sz w:val="17"/>
-        </w:rPr>
-      </w:r>
-      <w:r>
-        <w:rPr>
-          <w:rFonts w:ascii="Calibri" w:hAnsi="Calibri"/>
+        </w:rPr>
+        <w:t xml:space="preserve">, </w:t>
+      </w:r>
+      <w:r>
+        <w:rPr>
           <w:b/>
           <w:i w:val="0"/>
-          <w:sz w:val="17"/>
-        </w:rPr>
-      </w:r>
-      <w:r>
-        <w:rPr>
-          <w:rFonts w:ascii="Calibri" w:hAnsi="Calibri"/>
+        </w:rPr>
+        <w:t>Python</w:t>
+      </w:r>
+      <w:r>
+        <w:rPr>
           <w:b w:val="0"/>
           <w:i w:val="0"/>
-          <w:sz w:val="17"/>
-        </w:rPr>
-      </w:r>
-      <w:r>
-        <w:rPr>
-          <w:rFonts w:ascii="Calibri" w:hAnsi="Calibri"/>
+        </w:rPr>
+        <w:t xml:space="preserve">, Scala, SQL, </w:t>
+      </w:r>
+      <w:r>
+        <w:rPr>
           <w:b/>
           <w:i w:val="0"/>
-          <w:sz w:val="17"/>
-        </w:rPr>
-      </w:r>
-      <w:r>
-        <w:rPr>
-          <w:rFonts w:ascii="Calibri" w:hAnsi="Calibri"/>
+        </w:rPr>
+        <w:t>Spring Boot</w:t>
+      </w:r>
+      <w:r>
+        <w:rPr>
           <w:b w:val="0"/>
           <w:i w:val="0"/>
-          <w:sz w:val="17"/>
-        </w:rPr>
-      </w:r>
-      <w:r>
-        <w:rPr>
-          <w:rFonts w:ascii="Calibri" w:hAnsi="Calibri"/>
+        </w:rPr>
+        <w:t xml:space="preserve">, </w:t>
+      </w:r>
+      <w:r>
+        <w:rPr>
           <w:b/>
           <w:i w:val="0"/>
-          <w:sz w:val="17"/>
-        </w:rPr>
-      </w:r>
-      <w:r>
-        <w:rPr>
-          <w:rFonts w:ascii="Calibri" w:hAnsi="Calibri"/>
+        </w:rPr>
+        <w:t>FastAPI</w:t>
+      </w:r>
+      <w:r>
+        <w:rPr>
           <w:b w:val="0"/>
           <w:i w:val="0"/>
-          <w:sz w:val="17"/>
-        </w:rPr>
-      </w:r>
-      <w:r>
-        <w:rPr>
-          <w:rFonts w:ascii="Calibri" w:hAnsi="Calibri"/>
-          <w:b/>
-          <w:i w:val="0"/>
-          <w:sz w:val="17"/>
-        </w:rPr>
-      </w:r>
-      <w:r>
-        <w:rPr>
-          <w:rFonts w:ascii="Calibri" w:hAnsi="Calibri"/>
-          <w:b w:val="0"/>
-          <w:i w:val="0"/>
-          <w:sz w:val="17"/>
-        </w:rPr>
-      </w:r>
-      <w:r>
-        <w:rPr>
-          <w:rFonts w:ascii="Calibri" w:hAnsi="Calibri"/>
-          <w:b/>
-          <w:i w:val="0"/>
-          <w:sz w:val="17"/>
-        </w:rPr>
-      </w:r>
-      <w:r>
-        <w:rPr>
-          <w:rFonts w:ascii="Calibri" w:hAnsi="Calibri"/>
-          <w:b w:val="0"/>
-          <w:i w:val="0"/>
-          <w:sz w:val="17"/>
-        </w:rPr>
-      </w:r>
-      <w:r>
-        <w:rPr>
-          <w:rFonts w:ascii="Calibri" w:hAnsi="Calibri"/>
-          <w:b/>
-          <w:i w:val="0"/>
-          <w:sz w:val="17"/>
-        </w:rPr>
-      </w:r>
-      <w:r>
-        <w:rPr>
-          <w:rFonts w:ascii="Calibri" w:hAnsi="Calibri"/>
-          <w:b w:val="0"/>
-          <w:i w:val="0"/>
-          <w:sz w:val="17"/>
-        </w:rPr>
-      </w:r>
-      <w:r>
-        <w:rPr>
-          <w:rFonts w:ascii="Calibri" w:hAnsi="Calibri"/>
-          <w:b/>
-          <w:i w:val="0"/>
-          <w:sz w:val="17"/>
-        </w:rPr>
-      </w:r>
-      <w:r>
-        <w:rPr>
-          <w:rFonts w:ascii="Calibri" w:hAnsi="Calibri"/>
-          <w:b w:val="0"/>
-          <w:i w:val="0"/>
-          <w:sz w:val="17"/>
-        </w:rPr>
-      </w:r>
-      <w:r>
-        <w:rPr>
-          <w:rFonts w:ascii="Calibri" w:hAnsi="Calibri"/>
-          <w:b/>
-          <w:i w:val="0"/>
-          <w:sz w:val="17"/>
-        </w:rPr>
-        <w:t>Languages &amp; Frameworks:</w:t>
-      </w:r>
-      <w:r>
-        <w:rPr>
-          <w:rFonts w:ascii="Calibri" w:hAnsi="Calibri"/>
-          <w:b w:val="0"/>
-          <w:i w:val="0"/>
-          <w:sz w:val="17"/>
-        </w:rPr>
-        <w:t xml:space="preserve"> </w:t>
-      </w:r>
-      <w:r>
-        <w:rPr>
-          <w:rFonts w:ascii="Calibri" w:hAnsi="Calibri"/>
-          <w:b/>
-          <w:i w:val="0"/>
-          <w:sz w:val="17"/>
-        </w:rPr>
-        <w:t>Java 17</w:t>
-      </w:r>
-      <w:r>
-        <w:rPr>
-          <w:rFonts w:ascii="Calibri" w:hAnsi="Calibri"/>
-          <w:b w:val="0"/>
-          <w:i w:val="0"/>
-          <w:sz w:val="17"/>
-        </w:rPr>
-        <w:t xml:space="preserve">, </w:t>
-      </w:r>
-      <w:r>
-        <w:rPr>
-          <w:rFonts w:ascii="Calibri" w:hAnsi="Calibri"/>
-          <w:b/>
-          <w:i w:val="0"/>
-          <w:sz w:val="17"/>
-        </w:rPr>
-        <w:t>Python</w:t>
-      </w:r>
-      <w:r>
-        <w:rPr>
-          <w:rFonts w:ascii="Calibri" w:hAnsi="Calibri"/>
-          <w:b w:val="0"/>
-          <w:i w:val="0"/>
-          <w:sz w:val="17"/>
-        </w:rPr>
-        <w:t xml:space="preserve">, </w:t>
-      </w:r>
-      <w:r>
-        <w:rPr>
-          <w:rFonts w:ascii="Calibri" w:hAnsi="Calibri"/>
-          <w:b/>
-          <w:i w:val="0"/>
-          <w:sz w:val="17"/>
-        </w:rPr>
-        <w:t>Spring Boot</w:t>
-      </w:r>
-      <w:r>
-        <w:rPr>
-          <w:rFonts w:ascii="Calibri" w:hAnsi="Calibri"/>
-          <w:b w:val="0"/>
-          <w:i w:val="0"/>
-          <w:sz w:val="17"/>
-        </w:rPr>
-        <w:t xml:space="preserve">, </w:t>
-      </w:r>
-      <w:r>
-        <w:rPr>
-          <w:rFonts w:ascii="Calibri" w:hAnsi="Calibri"/>
-          <w:b/>
-          <w:i w:val="0"/>
-          <w:sz w:val="17"/>
-        </w:rPr>
-        <w:t>FastAPI</w:t>
-      </w:r>
-      <w:r>
-        <w:rPr>
-          <w:rFonts w:ascii="Calibri" w:hAnsi="Calibri"/>
-          <w:b w:val="0"/>
-          <w:i w:val="0"/>
-          <w:sz w:val="17"/>
-        </w:rPr>
-        <w:t xml:space="preserve">, </w:t>
-      </w:r>
-      <w:r>
-        <w:rPr>
-          <w:rFonts w:ascii="Calibri" w:hAnsi="Calibri"/>
-          <w:b/>
-          <w:i w:val="0"/>
-          <w:sz w:val="17"/>
-        </w:rPr>
-        <w:t>Pydantic</w:t>
-      </w:r>
-      <w:r>
-        <w:rPr>
-          <w:rFonts w:ascii="Calibri" w:hAnsi="Calibri"/>
-          <w:b w:val="0"/>
-          <w:i w:val="0"/>
-          <w:sz w:val="17"/>
-        </w:rPr>
-        <w:t xml:space="preserve">, </w:t>
-      </w:r>
-      <w:r>
-        <w:rPr>
-          <w:rFonts w:ascii="Calibri" w:hAnsi="Calibri"/>
-          <w:b/>
-          <w:i w:val="0"/>
-          <w:sz w:val="17"/>
-        </w:rPr>
-        <w:t>SQL</w:t>
-      </w:r>
-      <w:r>
-        <w:rPr>
-          <w:rFonts w:ascii="Calibri" w:hAnsi="Calibri"/>
-          <w:b w:val="0"/>
-          <w:i w:val="0"/>
-          <w:sz w:val="17"/>
-        </w:rPr>
-        <w:t>, Scala, JavaScript/TypeScript</w:t>
+        </w:rPr>
+        <w:t>, Pydantic, TypeScript/Angular</w:t>
       </w:r>
     </w:p>
     <w:p>
@@ -6268,250 +2388,73 @@
       </w:pPr>
       <w:r>
         <w:rPr>
-          <w:rFonts w:ascii="Calibri" w:hAnsi="Calibri" w:eastAsia="Calibri"/>
           <w:b/>
           <w:i w:val="0"/>
-          <w:color w:val="141820"/>
-          <w:sz w:val="17"/>
-        </w:rPr>
-      </w:r>
-      <w:r>
-        <w:rPr>
-          <w:rFonts w:ascii="Calibri" w:hAnsi="Calibri" w:eastAsia="Calibri"/>
+        </w:rPr>
+        <w:t>Backend &amp; Distributed Systems:</w:t>
+      </w:r>
+      <w:r>
+        <w:rPr>
           <w:b w:val="0"/>
           <w:i w:val="0"/>
-          <w:color w:val="141820"/>
-          <w:sz w:val="17"/>
-        </w:rPr>
-      </w:r>
-      <w:r>
-        <w:rPr>
-          <w:rFonts w:ascii="Calibri" w:hAnsi="Calibri"/>
+        </w:rPr>
+        <w:t xml:space="preserve"> </w:t>
+      </w:r>
+      <w:r>
+        <w:rPr>
           <w:b/>
           <w:i w:val="0"/>
-          <w:sz w:val="17"/>
-        </w:rPr>
-      </w:r>
-      <w:r>
-        <w:rPr>
-          <w:rFonts w:ascii="Calibri" w:hAnsi="Calibri"/>
+        </w:rPr>
+        <w:t>REST APIs</w:t>
+      </w:r>
+      <w:r>
+        <w:rPr>
           <w:b w:val="0"/>
           <w:i w:val="0"/>
-          <w:sz w:val="17"/>
-        </w:rPr>
-      </w:r>
-      <w:r>
-        <w:rPr>
-          <w:rFonts w:ascii="Calibri" w:hAnsi="Calibri"/>
+        </w:rPr>
+        <w:t xml:space="preserve">, </w:t>
+      </w:r>
+      <w:r>
+        <w:rPr>
           <w:b/>
           <w:i w:val="0"/>
-          <w:sz w:val="17"/>
-        </w:rPr>
-      </w:r>
-      <w:r>
-        <w:rPr>
-          <w:rFonts w:ascii="Calibri" w:hAnsi="Calibri"/>
+        </w:rPr>
+        <w:t>microservices</w:t>
+      </w:r>
+      <w:r>
+        <w:rPr>
           <w:b w:val="0"/>
           <w:i w:val="0"/>
-          <w:sz w:val="17"/>
-        </w:rPr>
-      </w:r>
-      <w:r>
-        <w:rPr>
-          <w:rFonts w:ascii="Calibri" w:hAnsi="Calibri"/>
+        </w:rPr>
+        <w:t xml:space="preserve">, </w:t>
+      </w:r>
+      <w:r>
+        <w:rPr>
           <w:b/>
           <w:i w:val="0"/>
-          <w:sz w:val="17"/>
-        </w:rPr>
-      </w:r>
-      <w:r>
-        <w:rPr>
-          <w:rFonts w:ascii="Calibri" w:hAnsi="Calibri"/>
+        </w:rPr>
+        <w:t>event-driven architecture</w:t>
+      </w:r>
+      <w:r>
+        <w:rPr>
           <w:b w:val="0"/>
           <w:i w:val="0"/>
-          <w:sz w:val="17"/>
-        </w:rPr>
-      </w:r>
-      <w:r>
-        <w:rPr>
-          <w:rFonts w:ascii="Calibri" w:hAnsi="Calibri"/>
+        </w:rPr>
+        <w:t xml:space="preserve">, service contracts, </w:t>
+      </w:r>
+      <w:r>
+        <w:rPr>
           <w:b/>
           <w:i w:val="0"/>
-          <w:sz w:val="17"/>
-        </w:rPr>
-      </w:r>
-      <w:r>
-        <w:rPr>
-          <w:rFonts w:ascii="Calibri" w:hAnsi="Calibri"/>
+        </w:rPr>
+        <w:t>Java concurrency</w:t>
+      </w:r>
+      <w:r>
+        <w:rPr>
           <w:b w:val="0"/>
           <w:i w:val="0"/>
-          <w:sz w:val="17"/>
-        </w:rPr>
-      </w:r>
-      <w:r>
-        <w:rPr>
-          <w:rFonts w:ascii="Calibri" w:hAnsi="Calibri"/>
-          <w:b/>
-          <w:i w:val="0"/>
-          <w:sz w:val="17"/>
-        </w:rPr>
-      </w:r>
-      <w:r>
-        <w:rPr>
-          <w:rFonts w:ascii="Calibri" w:hAnsi="Calibri"/>
-          <w:b w:val="0"/>
-          <w:i w:val="0"/>
-          <w:sz w:val="17"/>
-        </w:rPr>
-      </w:r>
-      <w:r>
-        <w:rPr>
-          <w:rFonts w:ascii="Calibri" w:hAnsi="Calibri"/>
-          <w:b/>
-          <w:i w:val="0"/>
-          <w:sz w:val="17"/>
-        </w:rPr>
-      </w:r>
-      <w:r>
-        <w:rPr>
-          <w:rFonts w:ascii="Calibri" w:hAnsi="Calibri"/>
-          <w:b w:val="0"/>
-          <w:i w:val="0"/>
-          <w:sz w:val="17"/>
-        </w:rPr>
-      </w:r>
-      <w:r>
-        <w:rPr>
-          <w:rFonts w:ascii="Calibri" w:hAnsi="Calibri"/>
-          <w:b/>
-          <w:i w:val="0"/>
-          <w:sz w:val="17"/>
-        </w:rPr>
-      </w:r>
-      <w:r>
-        <w:rPr>
-          <w:rFonts w:ascii="Calibri" w:hAnsi="Calibri"/>
-          <w:b w:val="0"/>
-          <w:i w:val="0"/>
-          <w:sz w:val="17"/>
-        </w:rPr>
-      </w:r>
-      <w:r>
-        <w:rPr>
-          <w:rFonts w:ascii="Calibri" w:hAnsi="Calibri"/>
-          <w:b/>
-          <w:i w:val="0"/>
-          <w:sz w:val="17"/>
-        </w:rPr>
-        <w:t>Backend &amp; APIs:</w:t>
-      </w:r>
-      <w:r>
-        <w:rPr>
-          <w:rFonts w:ascii="Calibri" w:hAnsi="Calibri"/>
-          <w:b w:val="0"/>
-          <w:i w:val="0"/>
-          <w:sz w:val="17"/>
-        </w:rPr>
-        <w:t xml:space="preserve"> </w:t>
-      </w:r>
-      <w:r>
-        <w:rPr>
-          <w:rFonts w:ascii="Calibri" w:hAnsi="Calibri"/>
-          <w:b/>
-          <w:i w:val="0"/>
-          <w:sz w:val="17"/>
-        </w:rPr>
-        <w:t>REST APIs</w:t>
-      </w:r>
-      <w:r>
-        <w:rPr>
-          <w:rFonts w:ascii="Calibri" w:hAnsi="Calibri"/>
-          <w:b w:val="0"/>
-          <w:i w:val="0"/>
-          <w:sz w:val="17"/>
-        </w:rPr>
-        <w:t xml:space="preserve">, </w:t>
-      </w:r>
-      <w:r>
-        <w:rPr>
-          <w:rFonts w:ascii="Calibri" w:hAnsi="Calibri"/>
-          <w:b/>
-          <w:i w:val="0"/>
-          <w:sz w:val="17"/>
-        </w:rPr>
-        <w:t>microservices</w:t>
-      </w:r>
-      <w:r>
-        <w:rPr>
-          <w:rFonts w:ascii="Calibri" w:hAnsi="Calibri"/>
-          <w:b w:val="0"/>
-          <w:i w:val="0"/>
-          <w:sz w:val="17"/>
-        </w:rPr>
-        <w:t xml:space="preserve">, </w:t>
-      </w:r>
-      <w:r>
-        <w:rPr>
-          <w:rFonts w:ascii="Calibri" w:hAnsi="Calibri"/>
-          <w:b/>
-          <w:i w:val="0"/>
-          <w:sz w:val="17"/>
-        </w:rPr>
-        <w:t>internal APIs</w:t>
-      </w:r>
-      <w:r>
-        <w:rPr>
-          <w:rFonts w:ascii="Calibri" w:hAnsi="Calibri"/>
-          <w:b w:val="0"/>
-          <w:i w:val="0"/>
-          <w:sz w:val="17"/>
-        </w:rPr>
-        <w:t xml:space="preserve">, async workers, </w:t>
-      </w:r>
-      <w:r>
-        <w:rPr>
-          <w:rFonts w:ascii="Calibri" w:hAnsi="Calibri"/>
-          <w:b/>
-          <w:i w:val="0"/>
-          <w:sz w:val="17"/>
-        </w:rPr>
-        <w:t>Java concurrency</w:t>
-      </w:r>
-      <w:r>
-        <w:rPr>
-          <w:rFonts w:ascii="Calibri" w:hAnsi="Calibri"/>
-          <w:b w:val="0"/>
-          <w:i w:val="0"/>
-          <w:sz w:val="17"/>
-        </w:rPr>
-        <w:t xml:space="preserve">, </w:t>
-      </w:r>
-      <w:r>
-        <w:rPr>
-          <w:rFonts w:ascii="Calibri" w:hAnsi="Calibri"/>
-          <w:b/>
-          <w:i w:val="0"/>
-          <w:sz w:val="17"/>
-        </w:rPr>
-        <w:t>service contracts</w:t>
-      </w:r>
-      <w:r>
-        <w:rPr>
-          <w:rFonts w:ascii="Calibri" w:hAnsi="Calibri"/>
-          <w:b w:val="0"/>
-          <w:i w:val="0"/>
-          <w:sz w:val="17"/>
-        </w:rPr>
-        <w:t xml:space="preserve">, API </w:t>
-      </w:r>
-      <w:r>
-        <w:rPr>
-          <w:rFonts w:ascii="Calibri" w:hAnsi="Calibri"/>
-          <w:b/>
-          <w:i w:val="0"/>
-          <w:sz w:val="17"/>
-        </w:rPr>
-        <w:t>integrations</w:t>
+        </w:rPr>
+        <w:t>, async workers, caching, retries, idempotency</w:t>
       </w:r>
     </w:p>
     <w:p>
@@ -6521,190 +2464,73 @@
       </w:pPr>
       <w:r>
         <w:rPr>
-          <w:rFonts w:ascii="Calibri" w:hAnsi="Calibri" w:eastAsia="Calibri"/>
           <w:b/>
           <w:i w:val="0"/>
-          <w:color w:val="141820"/>
-          <w:sz w:val="17"/>
-        </w:rPr>
-      </w:r>
-      <w:r>
-        <w:rPr>
-          <w:rFonts w:ascii="Calibri" w:hAnsi="Calibri" w:eastAsia="Calibri"/>
+        </w:rPr>
+        <w:t>Cloud &amp; DevOps:</w:t>
+      </w:r>
+      <w:r>
+        <w:rPr>
           <w:b w:val="0"/>
           <w:i w:val="0"/>
-          <w:color w:val="141820"/>
-          <w:sz w:val="17"/>
-        </w:rPr>
-      </w:r>
-      <w:r>
-        <w:rPr>
-          <w:rFonts w:ascii="Calibri" w:hAnsi="Calibri"/>
+        </w:rPr>
+        <w:t xml:space="preserve"> </w:t>
+      </w:r>
+      <w:r>
+        <w:rPr>
           <w:b/>
           <w:i w:val="0"/>
-          <w:sz w:val="17"/>
-        </w:rPr>
-      </w:r>
-      <w:r>
-        <w:rPr>
-          <w:rFonts w:ascii="Calibri" w:hAnsi="Calibri"/>
+        </w:rPr>
+        <w:t>AWS</w:t>
+      </w:r>
+      <w:r>
+        <w:rPr>
           <w:b w:val="0"/>
           <w:i w:val="0"/>
-          <w:sz w:val="17"/>
-        </w:rPr>
-      </w:r>
-      <w:r>
-        <w:rPr>
-          <w:rFonts w:ascii="Calibri" w:hAnsi="Calibri"/>
+        </w:rPr>
+        <w:t xml:space="preserve">, </w:t>
+      </w:r>
+      <w:r>
+        <w:rPr>
           <w:b/>
           <w:i w:val="0"/>
-          <w:sz w:val="17"/>
-        </w:rPr>
-      </w:r>
-      <w:r>
-        <w:rPr>
-          <w:rFonts w:ascii="Calibri" w:hAnsi="Calibri"/>
+        </w:rPr>
+        <w:t>GCP</w:t>
+      </w:r>
+      <w:r>
+        <w:rPr>
           <w:b w:val="0"/>
           <w:i w:val="0"/>
-          <w:sz w:val="17"/>
-        </w:rPr>
-      </w:r>
-      <w:r>
-        <w:rPr>
-          <w:rFonts w:ascii="Calibri" w:hAnsi="Calibri"/>
+        </w:rPr>
+        <w:t xml:space="preserve">, Lambda, API Gateway, </w:t>
+      </w:r>
+      <w:r>
+        <w:rPr>
           <w:b/>
           <w:i w:val="0"/>
-          <w:sz w:val="17"/>
-        </w:rPr>
-      </w:r>
-      <w:r>
-        <w:rPr>
-          <w:rFonts w:ascii="Calibri" w:hAnsi="Calibri"/>
+        </w:rPr>
+        <w:t>ECS/Fargate</w:t>
+      </w:r>
+      <w:r>
+        <w:rPr>
           <w:b w:val="0"/>
           <w:i w:val="0"/>
-          <w:sz w:val="17"/>
-        </w:rPr>
-      </w:r>
-      <w:r>
-        <w:rPr>
-          <w:rFonts w:ascii="Calibri" w:hAnsi="Calibri"/>
+        </w:rPr>
+        <w:t xml:space="preserve">, Step Functions, S3/SQS, Docker, </w:t>
+      </w:r>
+      <w:r>
+        <w:rPr>
           <w:b/>
           <w:i w:val="0"/>
-          <w:sz w:val="17"/>
-        </w:rPr>
-      </w:r>
-      <w:r>
-        <w:rPr>
-          <w:rFonts w:ascii="Calibri" w:hAnsi="Calibri"/>
+        </w:rPr>
+        <w:t>AWS CDK/CloudFormation</w:t>
+      </w:r>
+      <w:r>
+        <w:rPr>
           <w:b w:val="0"/>
           <w:i w:val="0"/>
-          <w:sz w:val="17"/>
-        </w:rPr>
-      </w:r>
-      <w:r>
-        <w:rPr>
-          <w:rFonts w:ascii="Calibri" w:hAnsi="Calibri"/>
-          <w:b/>
-          <w:i w:val="0"/>
-          <w:sz w:val="17"/>
-        </w:rPr>
-      </w:r>
-      <w:r>
-        <w:rPr>
-          <w:rFonts w:ascii="Calibri" w:hAnsi="Calibri"/>
-          <w:b w:val="0"/>
-          <w:i w:val="0"/>
-          <w:sz w:val="17"/>
-        </w:rPr>
-      </w:r>
-      <w:r>
-        <w:rPr>
-          <w:rFonts w:ascii="Calibri" w:hAnsi="Calibri"/>
-          <w:b/>
-          <w:i w:val="0"/>
-          <w:sz w:val="17"/>
-        </w:rPr>
-      </w:r>
-      <w:r>
-        <w:rPr>
-          <w:rFonts w:ascii="Calibri" w:hAnsi="Calibri"/>
-          <w:b/>
-          <w:i w:val="0"/>
-          <w:sz w:val="17"/>
-        </w:rPr>
-        <w:t>Cloud &amp; DevOps:</w:t>
-      </w:r>
-      <w:r>
-        <w:rPr>
-          <w:rFonts w:ascii="Calibri" w:hAnsi="Calibri"/>
-          <w:b w:val="0"/>
-          <w:i w:val="0"/>
-          <w:sz w:val="17"/>
-        </w:rPr>
-        <w:t xml:space="preserve"> </w:t>
-      </w:r>
-      <w:r>
-        <w:rPr>
-          <w:rFonts w:ascii="Calibri" w:hAnsi="Calibri"/>
-          <w:b/>
-          <w:i w:val="0"/>
-          <w:sz w:val="17"/>
-        </w:rPr>
-        <w:t>AWS Lambda</w:t>
-      </w:r>
-      <w:r>
-        <w:rPr>
-          <w:rFonts w:ascii="Calibri" w:hAnsi="Calibri"/>
-          <w:b w:val="0"/>
-          <w:i w:val="0"/>
-          <w:sz w:val="17"/>
-        </w:rPr>
-        <w:t xml:space="preserve">, </w:t>
-      </w:r>
-      <w:r>
-        <w:rPr>
-          <w:rFonts w:ascii="Calibri" w:hAnsi="Calibri"/>
-          <w:b/>
-          <w:i w:val="0"/>
-          <w:sz w:val="17"/>
-        </w:rPr>
-        <w:t>Step Functions</w:t>
-      </w:r>
-      <w:r>
-        <w:rPr>
-          <w:rFonts w:ascii="Calibri" w:hAnsi="Calibri"/>
-          <w:b w:val="0"/>
-          <w:i w:val="0"/>
-          <w:sz w:val="17"/>
-        </w:rPr>
-        <w:t xml:space="preserve">, ECS Fargate, S3, EC2, Docker, </w:t>
-      </w:r>
-      <w:r>
-        <w:rPr>
-          <w:rFonts w:ascii="Calibri" w:hAnsi="Calibri"/>
-          <w:b/>
-          <w:i w:val="0"/>
-          <w:sz w:val="17"/>
-        </w:rPr>
-        <w:t>CloudFormation</w:t>
-      </w:r>
-      <w:r>
-        <w:rPr>
-          <w:rFonts w:ascii="Calibri" w:hAnsi="Calibri"/>
-          <w:b w:val="0"/>
-          <w:i w:val="0"/>
-          <w:sz w:val="17"/>
-        </w:rPr>
-        <w:t xml:space="preserve">, Serverless, </w:t>
-      </w:r>
-      <w:r>
-        <w:rPr>
-          <w:rFonts w:ascii="Calibri" w:hAnsi="Calibri"/>
-          <w:b/>
-          <w:i w:val="0"/>
-          <w:sz w:val="17"/>
-        </w:rPr>
-        <w:t>Jenkins CI/CD</w:t>
+        </w:rPr>
+        <w:t>, CI/CD</w:t>
       </w:r>
     </w:p>
     <w:p>
@@ -6714,275 +2540,73 @@
       </w:pPr>
       <w:r>
         <w:rPr>
-          <w:rFonts w:ascii="Calibri" w:hAnsi="Calibri" w:eastAsia="Calibri"/>
           <w:b/>
           <w:i w:val="0"/>
-          <w:color w:val="141820"/>
-          <w:sz w:val="17"/>
-        </w:rPr>
-      </w:r>
-      <w:r>
-        <w:rPr>
-          <w:rFonts w:ascii="Calibri" w:hAnsi="Calibri" w:eastAsia="Calibri"/>
+        </w:rPr>
+        <w:t>Data &amp; Streaming:</w:t>
+      </w:r>
+      <w:r>
+        <w:rPr>
           <w:b w:val="0"/>
           <w:i w:val="0"/>
-          <w:color w:val="141820"/>
-          <w:sz w:val="17"/>
-        </w:rPr>
-      </w:r>
-      <w:r>
-        <w:rPr>
-          <w:rFonts w:ascii="Calibri" w:hAnsi="Calibri"/>
+        </w:rPr>
+        <w:t xml:space="preserve"> </w:t>
+      </w:r>
+      <w:r>
+        <w:rPr>
           <w:b/>
           <w:i w:val="0"/>
-          <w:sz w:val="17"/>
-        </w:rPr>
-      </w:r>
-      <w:r>
-        <w:rPr>
-          <w:rFonts w:ascii="Calibri" w:hAnsi="Calibri"/>
+        </w:rPr>
+        <w:t>Kafka</w:t>
+      </w:r>
+      <w:r>
+        <w:rPr>
           <w:b w:val="0"/>
           <w:i w:val="0"/>
-          <w:sz w:val="17"/>
-        </w:rPr>
-      </w:r>
-      <w:r>
-        <w:rPr>
-          <w:rFonts w:ascii="Calibri" w:hAnsi="Calibri"/>
+        </w:rPr>
+        <w:t xml:space="preserve">, </w:t>
+      </w:r>
+      <w:r>
+        <w:rPr>
           <w:b/>
           <w:i w:val="0"/>
-          <w:sz w:val="17"/>
-        </w:rPr>
-      </w:r>
-      <w:r>
-        <w:rPr>
-          <w:rFonts w:ascii="Calibri" w:hAnsi="Calibri"/>
+        </w:rPr>
+        <w:t>Flink</w:t>
+      </w:r>
+      <w:r>
+        <w:rPr>
           <w:b w:val="0"/>
           <w:i w:val="0"/>
-          <w:sz w:val="17"/>
-        </w:rPr>
-      </w:r>
-      <w:r>
-        <w:rPr>
-          <w:rFonts w:ascii="Calibri" w:hAnsi="Calibri"/>
+        </w:rPr>
+        <w:t xml:space="preserve">, </w:t>
+      </w:r>
+      <w:r>
+        <w:rPr>
           <w:b/>
           <w:i w:val="0"/>
-          <w:sz w:val="17"/>
-        </w:rPr>
-      </w:r>
-      <w:r>
-        <w:rPr>
-          <w:rFonts w:ascii="Calibri" w:hAnsi="Calibri"/>
+        </w:rPr>
+        <w:t>Airflow</w:t>
+      </w:r>
+      <w:r>
+        <w:rPr>
           <w:b w:val="0"/>
           <w:i w:val="0"/>
-          <w:sz w:val="17"/>
-        </w:rPr>
-      </w:r>
-      <w:r>
-        <w:rPr>
-          <w:rFonts w:ascii="Calibri" w:hAnsi="Calibri"/>
+        </w:rPr>
+        <w:t xml:space="preserve">, </w:t>
+      </w:r>
+      <w:r>
+        <w:rPr>
           <w:b/>
           <w:i w:val="0"/>
-          <w:sz w:val="17"/>
-        </w:rPr>
-      </w:r>
-      <w:r>
-        <w:rPr>
-          <w:rFonts w:ascii="Calibri" w:hAnsi="Calibri"/>
+        </w:rPr>
+        <w:t>BigQuery</w:t>
+      </w:r>
+      <w:r>
+        <w:rPr>
           <w:b w:val="0"/>
           <w:i w:val="0"/>
-          <w:sz w:val="17"/>
-        </w:rPr>
-      </w:r>
-      <w:r>
-        <w:rPr>
-          <w:rFonts w:ascii="Calibri" w:hAnsi="Calibri"/>
-          <w:b/>
-          <w:i w:val="0"/>
-          <w:sz w:val="17"/>
-        </w:rPr>
-      </w:r>
-      <w:r>
-        <w:rPr>
-          <w:rFonts w:ascii="Calibri" w:hAnsi="Calibri"/>
-          <w:b w:val="0"/>
-          <w:i w:val="0"/>
-          <w:sz w:val="17"/>
-        </w:rPr>
-      </w:r>
-      <w:r>
-        <w:rPr>
-          <w:rFonts w:ascii="Calibri" w:hAnsi="Calibri"/>
-          <w:b/>
-          <w:i w:val="0"/>
-          <w:sz w:val="17"/>
-        </w:rPr>
-      </w:r>
-      <w:r>
-        <w:rPr>
-          <w:rFonts w:ascii="Calibri" w:hAnsi="Calibri"/>
-          <w:b w:val="0"/>
-          <w:i w:val="0"/>
-          <w:sz w:val="17"/>
-        </w:rPr>
-      </w:r>
-      <w:r>
-        <w:rPr>
-          <w:rFonts w:ascii="Calibri" w:hAnsi="Calibri"/>
-          <w:b/>
-          <w:i w:val="0"/>
-          <w:sz w:val="17"/>
-        </w:rPr>
-      </w:r>
-      <w:r>
-        <w:rPr>
-          <w:rFonts w:ascii="Calibri" w:hAnsi="Calibri"/>
-          <w:b w:val="0"/>
-          <w:i w:val="0"/>
-          <w:sz w:val="17"/>
-        </w:rPr>
-      </w:r>
-      <w:r>
-        <w:rPr>
-          <w:rFonts w:ascii="Calibri" w:hAnsi="Calibri"/>
-          <w:b/>
-          <w:i w:val="0"/>
-          <w:sz w:val="17"/>
-        </w:rPr>
-      </w:r>
-      <w:r>
-        <w:rPr>
-          <w:rFonts w:ascii="Calibri" w:hAnsi="Calibri"/>
-          <w:b w:val="0"/>
-          <w:i w:val="0"/>
-          <w:sz w:val="17"/>
-        </w:rPr>
-      </w:r>
-      <w:r>
-        <w:rPr>
-          <w:rFonts w:ascii="Calibri" w:hAnsi="Calibri"/>
-          <w:b/>
-          <w:i w:val="0"/>
-          <w:sz w:val="17"/>
-        </w:rPr>
-        <w:t>Data &amp; Streaming:</w:t>
-      </w:r>
-      <w:r>
-        <w:rPr>
-          <w:rFonts w:ascii="Calibri" w:hAnsi="Calibri"/>
-          <w:b w:val="0"/>
-          <w:i w:val="0"/>
-          <w:sz w:val="17"/>
-        </w:rPr>
-        <w:t xml:space="preserve"> </w:t>
-      </w:r>
-      <w:r>
-        <w:rPr>
-          <w:rFonts w:ascii="Calibri" w:hAnsi="Calibri"/>
-          <w:b/>
-          <w:i w:val="0"/>
-          <w:sz w:val="17"/>
-        </w:rPr>
-        <w:t>Apache Flink</w:t>
-      </w:r>
-      <w:r>
-        <w:rPr>
-          <w:rFonts w:ascii="Calibri" w:hAnsi="Calibri"/>
-          <w:b w:val="0"/>
-          <w:i w:val="0"/>
-          <w:sz w:val="17"/>
-        </w:rPr>
-        <w:t xml:space="preserve">, </w:t>
-      </w:r>
-      <w:r>
-        <w:rPr>
-          <w:rFonts w:ascii="Calibri" w:hAnsi="Calibri"/>
-          <w:b/>
-          <w:i w:val="0"/>
-          <w:sz w:val="17"/>
-        </w:rPr>
-        <w:t>Kafka</w:t>
-      </w:r>
-      <w:r>
-        <w:rPr>
-          <w:rFonts w:ascii="Calibri" w:hAnsi="Calibri"/>
-          <w:b w:val="0"/>
-          <w:i w:val="0"/>
-          <w:sz w:val="17"/>
-        </w:rPr>
-        <w:t xml:space="preserve">, </w:t>
-      </w:r>
-      <w:r>
-        <w:rPr>
-          <w:rFonts w:ascii="Calibri" w:hAnsi="Calibri"/>
-          <w:b/>
-          <w:i w:val="0"/>
-          <w:sz w:val="17"/>
-        </w:rPr>
-        <w:t>Airflow</w:t>
-      </w:r>
-      <w:r>
-        <w:rPr>
-          <w:rFonts w:ascii="Calibri" w:hAnsi="Calibri"/>
-          <w:b w:val="0"/>
-          <w:i w:val="0"/>
-          <w:sz w:val="17"/>
-        </w:rPr>
-        <w:t xml:space="preserve">, </w:t>
-      </w:r>
-      <w:r>
-        <w:rPr>
-          <w:rFonts w:ascii="Calibri" w:hAnsi="Calibri"/>
-          <w:b/>
-          <w:i w:val="0"/>
-          <w:sz w:val="17"/>
-        </w:rPr>
-        <w:t>MemSQL</w:t>
-      </w:r>
-      <w:r>
-        <w:rPr>
-          <w:rFonts w:ascii="Calibri" w:hAnsi="Calibri"/>
-          <w:b w:val="0"/>
-          <w:i w:val="0"/>
-          <w:sz w:val="17"/>
-        </w:rPr>
-        <w:t xml:space="preserve">, </w:t>
-      </w:r>
-      <w:r>
-        <w:rPr>
-          <w:rFonts w:ascii="Calibri" w:hAnsi="Calibri"/>
-          <w:b/>
-          <w:i w:val="0"/>
-          <w:sz w:val="17"/>
-        </w:rPr>
-        <w:t>MongoDB</w:t>
-      </w:r>
-      <w:r>
-        <w:rPr>
-          <w:rFonts w:ascii="Calibri" w:hAnsi="Calibri"/>
-          <w:b w:val="0"/>
-          <w:i w:val="0"/>
-          <w:sz w:val="17"/>
-        </w:rPr>
-        <w:t xml:space="preserve">, </w:t>
-      </w:r>
-      <w:r>
-        <w:rPr>
-          <w:rFonts w:ascii="Calibri" w:hAnsi="Calibri"/>
-          <w:b/>
-          <w:i w:val="0"/>
-          <w:sz w:val="17"/>
-        </w:rPr>
-        <w:t>OpenSearch/Elasticsearch</w:t>
-      </w:r>
-      <w:r>
-        <w:rPr>
-          <w:rFonts w:ascii="Calibri" w:hAnsi="Calibri"/>
-          <w:b w:val="0"/>
-          <w:i w:val="0"/>
-          <w:sz w:val="17"/>
-        </w:rPr>
-        <w:t>, batch/stream processing, indexing</w:t>
+        </w:rPr>
+        <w:t>, MemSQL, MongoDB, OpenSearch/Elasticsearch, batch/stream processing</w:t>
       </w:r>
     </w:p>
     <w:p>
@@ -6992,190 +2616,59 @@
       </w:pPr>
       <w:r>
         <w:rPr>
-          <w:rFonts w:ascii="Calibri" w:hAnsi="Calibri" w:eastAsia="Calibri"/>
           <w:b/>
           <w:i w:val="0"/>
-          <w:color w:val="141820"/>
-          <w:sz w:val="17"/>
-        </w:rPr>
-      </w:r>
-      <w:r>
-        <w:rPr>
-          <w:rFonts w:ascii="Calibri" w:hAnsi="Calibri" w:eastAsia="Calibri"/>
+        </w:rPr>
+        <w:t>Observability:</w:t>
+      </w:r>
+      <w:r>
+        <w:rPr>
           <w:b w:val="0"/>
           <w:i w:val="0"/>
-          <w:color w:val="141820"/>
-          <w:sz w:val="17"/>
-        </w:rPr>
-      </w:r>
-      <w:r>
-        <w:rPr>
-          <w:rFonts w:ascii="Calibri" w:hAnsi="Calibri"/>
+        </w:rPr>
+        <w:t xml:space="preserve"> </w:t>
+      </w:r>
+      <w:r>
+        <w:rPr>
           <w:b/>
           <w:i w:val="0"/>
-          <w:sz w:val="17"/>
-        </w:rPr>
-      </w:r>
-      <w:r>
-        <w:rPr>
-          <w:rFonts w:ascii="Calibri" w:hAnsi="Calibri"/>
+        </w:rPr>
+        <w:t>Datadog</w:t>
+      </w:r>
+      <w:r>
+        <w:rPr>
           <w:b w:val="0"/>
           <w:i w:val="0"/>
-          <w:sz w:val="17"/>
-        </w:rPr>
-      </w:r>
-      <w:r>
-        <w:rPr>
-          <w:rFonts w:ascii="Calibri" w:hAnsi="Calibri"/>
+        </w:rPr>
+        <w:t xml:space="preserve">, </w:t>
+      </w:r>
+      <w:r>
+        <w:rPr>
           <w:b/>
           <w:i w:val="0"/>
-          <w:sz w:val="17"/>
-        </w:rPr>
-      </w:r>
-      <w:r>
-        <w:rPr>
-          <w:rFonts w:ascii="Calibri" w:hAnsi="Calibri"/>
+        </w:rPr>
+        <w:t>CloudWatch</w:t>
+      </w:r>
+      <w:r>
+        <w:rPr>
           <w:b w:val="0"/>
           <w:i w:val="0"/>
-          <w:sz w:val="17"/>
-        </w:rPr>
-      </w:r>
-      <w:r>
-        <w:rPr>
-          <w:rFonts w:ascii="Calibri" w:hAnsi="Calibri"/>
+        </w:rPr>
+        <w:t xml:space="preserve">, Kibana, X-Ray, ELK Stack, </w:t>
+      </w:r>
+      <w:r>
+        <w:rPr>
           <w:b/>
           <w:i w:val="0"/>
-          <w:sz w:val="17"/>
-        </w:rPr>
-      </w:r>
-      <w:r>
-        <w:rPr>
-          <w:rFonts w:ascii="Calibri" w:hAnsi="Calibri"/>
+        </w:rPr>
+        <w:t>structured logging</w:t>
+      </w:r>
+      <w:r>
+        <w:rPr>
           <w:b w:val="0"/>
           <w:i w:val="0"/>
-          <w:sz w:val="17"/>
-        </w:rPr>
-      </w:r>
-      <w:r>
-        <w:rPr>
-          <w:rFonts w:ascii="Calibri" w:hAnsi="Calibri"/>
-          <w:b/>
-          <w:i w:val="0"/>
-          <w:sz w:val="17"/>
-        </w:rPr>
-      </w:r>
-      <w:r>
-        <w:rPr>
-          <w:rFonts w:ascii="Calibri" w:hAnsi="Calibri"/>
-          <w:b w:val="0"/>
-          <w:i w:val="0"/>
-          <w:sz w:val="17"/>
-        </w:rPr>
-      </w:r>
-      <w:r>
-        <w:rPr>
-          <w:rFonts w:ascii="Calibri" w:hAnsi="Calibri"/>
-          <w:b/>
-          <w:i w:val="0"/>
-          <w:sz w:val="17"/>
-        </w:rPr>
-      </w:r>
-      <w:r>
-        <w:rPr>
-          <w:rFonts w:ascii="Calibri" w:hAnsi="Calibri"/>
-          <w:b w:val="0"/>
-          <w:i w:val="0"/>
-          <w:sz w:val="17"/>
-        </w:rPr>
-      </w:r>
-      <w:r>
-        <w:rPr>
-          <w:rFonts w:ascii="Calibri" w:hAnsi="Calibri"/>
-          <w:b/>
-          <w:i w:val="0"/>
-          <w:sz w:val="17"/>
-        </w:rPr>
-      </w:r>
-      <w:r>
-        <w:rPr>
-          <w:rFonts w:ascii="Calibri" w:hAnsi="Calibri"/>
-          <w:b/>
-          <w:i w:val="0"/>
-          <w:sz w:val="17"/>
-        </w:rPr>
-        <w:t>Observability:</w:t>
-      </w:r>
-      <w:r>
-        <w:rPr>
-          <w:rFonts w:ascii="Calibri" w:hAnsi="Calibri"/>
-          <w:b w:val="0"/>
-          <w:i w:val="0"/>
-          <w:sz w:val="17"/>
-        </w:rPr>
-        <w:t xml:space="preserve"> </w:t>
-      </w:r>
-      <w:r>
-        <w:rPr>
-          <w:rFonts w:ascii="Calibri" w:hAnsi="Calibri"/>
-          <w:b/>
-          <w:i w:val="0"/>
-          <w:sz w:val="17"/>
-        </w:rPr>
-        <w:t>Datadog</w:t>
-      </w:r>
-      <w:r>
-        <w:rPr>
-          <w:rFonts w:ascii="Calibri" w:hAnsi="Calibri"/>
-          <w:b w:val="0"/>
-          <w:i w:val="0"/>
-          <w:sz w:val="17"/>
-        </w:rPr>
-        <w:t xml:space="preserve">, </w:t>
-      </w:r>
-      <w:r>
-        <w:rPr>
-          <w:rFonts w:ascii="Calibri" w:hAnsi="Calibri"/>
-          <w:b/>
-          <w:i w:val="0"/>
-          <w:sz w:val="17"/>
-        </w:rPr>
-        <w:t>CloudWatch</w:t>
-      </w:r>
-      <w:r>
-        <w:rPr>
-          <w:rFonts w:ascii="Calibri" w:hAnsi="Calibri"/>
-          <w:b w:val="0"/>
-          <w:i w:val="0"/>
-          <w:sz w:val="17"/>
-        </w:rPr>
-        <w:t xml:space="preserve">, Kibana, X-Ray, ELK Stack, </w:t>
-      </w:r>
-      <w:r>
-        <w:rPr>
-          <w:rFonts w:ascii="Calibri" w:hAnsi="Calibri"/>
-          <w:b/>
-          <w:i w:val="0"/>
-          <w:sz w:val="17"/>
-        </w:rPr>
-        <w:t>data quality checks</w:t>
-      </w:r>
-      <w:r>
-        <w:rPr>
-          <w:rFonts w:ascii="Calibri" w:hAnsi="Calibri"/>
-          <w:b w:val="0"/>
-          <w:i w:val="0"/>
-          <w:sz w:val="17"/>
-        </w:rPr>
-        <w:t xml:space="preserve">, </w:t>
-      </w:r>
-      <w:r>
-        <w:rPr>
-          <w:rFonts w:ascii="Calibri" w:hAnsi="Calibri"/>
-          <w:b/>
-          <w:i w:val="0"/>
-          <w:sz w:val="17"/>
-        </w:rPr>
-        <w:t>alerting</w:t>
+        </w:rPr>
+        <w:t>, SLA alerts, failure tracing</w:t>
       </w:r>
     </w:p>
     <w:p>
@@ -7185,208 +2678,59 @@
       </w:pPr>
       <w:r>
         <w:rPr>
-          <w:rFonts w:ascii="Calibri" w:hAnsi="Calibri" w:eastAsia="Calibri"/>
           <w:b/>
           <w:i w:val="0"/>
-          <w:color w:val="141820"/>
-          <w:sz w:val="17"/>
-        </w:rPr>
-      </w:r>
-      <w:r>
-        <w:rPr>
-          <w:rFonts w:ascii="Calibri" w:hAnsi="Calibri" w:eastAsia="Calibri"/>
+        </w:rPr>
+        <w:t>AI Platform Systems:</w:t>
+      </w:r>
+      <w:r>
+        <w:rPr>
           <w:b w:val="0"/>
           <w:i w:val="0"/>
-          <w:color w:val="141820"/>
-          <w:sz w:val="17"/>
-        </w:rPr>
-      </w:r>
-      <w:r>
-        <w:rPr>
-          <w:rFonts w:ascii="Calibri" w:hAnsi="Calibri"/>
+        </w:rPr>
+        <w:t xml:space="preserve"> </w:t>
+      </w:r>
+      <w:r>
+        <w:rPr>
           <w:b/>
           <w:i w:val="0"/>
-          <w:sz w:val="17"/>
-        </w:rPr>
-      </w:r>
-      <w:r>
-        <w:rPr>
-          <w:rFonts w:ascii="Calibri" w:hAnsi="Calibri"/>
+        </w:rPr>
+        <w:t>agent/context orchestration</w:t>
+      </w:r>
+      <w:r>
+        <w:rPr>
           <w:b w:val="0"/>
           <w:i w:val="0"/>
-          <w:sz w:val="17"/>
-        </w:rPr>
-      </w:r>
-      <w:r>
-        <w:rPr>
-          <w:rFonts w:ascii="Calibri" w:hAnsi="Calibri"/>
+        </w:rPr>
+        <w:t xml:space="preserve">, </w:t>
+      </w:r>
+      <w:r>
+        <w:rPr>
           <w:b/>
           <w:i w:val="0"/>
-          <w:sz w:val="17"/>
-        </w:rPr>
-      </w:r>
-      <w:r>
-        <w:rPr>
-          <w:rFonts w:ascii="Calibri" w:hAnsi="Calibri"/>
+        </w:rPr>
+        <w:t>MCP/FastMCP</w:t>
+      </w:r>
+      <w:r>
+        <w:rPr>
           <w:b w:val="0"/>
           <w:i w:val="0"/>
-          <w:sz w:val="17"/>
-        </w:rPr>
-      </w:r>
-      <w:r>
-        <w:rPr>
-          <w:rFonts w:ascii="Calibri" w:hAnsi="Calibri"/>
+        </w:rPr>
+        <w:t xml:space="preserve">, </w:t>
+      </w:r>
+      <w:r>
+        <w:rPr>
           <w:b/>
           <w:i w:val="0"/>
-          <w:sz w:val="17"/>
-        </w:rPr>
-      </w:r>
-      <w:r>
-        <w:rPr>
-          <w:rFonts w:ascii="Calibri" w:hAnsi="Calibri"/>
+        </w:rPr>
+        <w:t>LLM gateways</w:t>
+      </w:r>
+      <w:r>
+        <w:rPr>
           <w:b w:val="0"/>
           <w:i w:val="0"/>
-          <w:sz w:val="17"/>
-        </w:rPr>
-      </w:r>
-      <w:r>
-        <w:rPr>
-          <w:rFonts w:ascii="Calibri" w:hAnsi="Calibri"/>
-          <w:b/>
-          <w:i w:val="0"/>
-          <w:sz w:val="17"/>
-        </w:rPr>
-      </w:r>
-      <w:r>
-        <w:rPr>
-          <w:rFonts w:ascii="Calibri" w:hAnsi="Calibri"/>
-          <w:b w:val="0"/>
-          <w:i w:val="0"/>
-          <w:sz w:val="17"/>
-        </w:rPr>
-      </w:r>
-      <w:r>
-        <w:rPr>
-          <w:rFonts w:ascii="Calibri" w:hAnsi="Calibri"/>
-          <w:b/>
-          <w:i w:val="0"/>
-          <w:sz w:val="17"/>
-        </w:rPr>
-      </w:r>
-      <w:r>
-        <w:rPr>
-          <w:rFonts w:ascii="Calibri" w:hAnsi="Calibri"/>
-          <w:b w:val="0"/>
-          <w:i w:val="0"/>
-          <w:sz w:val="17"/>
-        </w:rPr>
-      </w:r>
-      <w:r>
-        <w:rPr>
-          <w:rFonts w:ascii="Calibri" w:hAnsi="Calibri"/>
-          <w:b/>
-          <w:i w:val="0"/>
-          <w:sz w:val="17"/>
-        </w:rPr>
-      </w:r>
-      <w:r>
-        <w:rPr>
-          <w:rFonts w:ascii="Calibri" w:hAnsi="Calibri"/>
-          <w:b/>
-          <w:i w:val="0"/>
-          <w:sz w:val="17"/>
-        </w:rPr>
-        <w:t>AI-Enabled Systems:</w:t>
-      </w:r>
-      <w:r>
-        <w:rPr>
-          <w:rFonts w:ascii="Calibri" w:hAnsi="Calibri"/>
-          <w:b w:val="0"/>
-          <w:i w:val="0"/>
-          <w:sz w:val="17"/>
-        </w:rPr>
-        <w:t xml:space="preserve"> internal copilots, RAG, LLM </w:t>
-      </w:r>
-      <w:r>
-        <w:rPr>
-          <w:rFonts w:ascii="Calibri" w:hAnsi="Calibri"/>
-          <w:b/>
-          <w:i w:val="0"/>
-          <w:sz w:val="17"/>
-        </w:rPr>
-        <w:t>integrations</w:t>
-      </w:r>
-      <w:r>
-        <w:rPr>
-          <w:rFonts w:ascii="Calibri" w:hAnsi="Calibri"/>
-          <w:b w:val="0"/>
-          <w:i w:val="0"/>
-          <w:sz w:val="17"/>
-        </w:rPr>
-        <w:t xml:space="preserve">, </w:t>
-      </w:r>
-      <w:r>
-        <w:rPr>
-          <w:rFonts w:ascii="Calibri" w:hAnsi="Calibri"/>
-          <w:b/>
-          <w:i w:val="0"/>
-          <w:sz w:val="17"/>
-        </w:rPr>
-        <w:t>vector search</w:t>
-      </w:r>
-      <w:r>
-        <w:rPr>
-          <w:rFonts w:ascii="Calibri" w:hAnsi="Calibri"/>
-          <w:b w:val="0"/>
-          <w:i w:val="0"/>
-          <w:sz w:val="17"/>
-        </w:rPr>
-        <w:t xml:space="preserve">, </w:t>
-      </w:r>
-      <w:r>
-        <w:rPr>
-          <w:rFonts w:ascii="Calibri" w:hAnsi="Calibri"/>
-          <w:b/>
-          <w:i w:val="0"/>
-          <w:sz w:val="17"/>
-        </w:rPr>
-        <w:t>scoped retrieval</w:t>
-      </w:r>
-      <w:r>
-        <w:rPr>
-          <w:rFonts w:ascii="Calibri" w:hAnsi="Calibri"/>
-          <w:b w:val="0"/>
-          <w:i w:val="0"/>
-          <w:sz w:val="17"/>
-        </w:rPr>
-        <w:t xml:space="preserve">, </w:t>
-      </w:r>
-      <w:r>
-        <w:rPr>
-          <w:rFonts w:ascii="Calibri" w:hAnsi="Calibri"/>
-          <w:b/>
-          <w:i w:val="0"/>
-          <w:sz w:val="17"/>
-        </w:rPr>
-        <w:t>citations</w:t>
-      </w:r>
-      <w:r>
-        <w:rPr>
-          <w:rFonts w:ascii="Calibri" w:hAnsi="Calibri"/>
-          <w:b w:val="0"/>
-          <w:i w:val="0"/>
-          <w:sz w:val="17"/>
-        </w:rPr>
-        <w:t xml:space="preserve">, </w:t>
-      </w:r>
-      <w:r>
-        <w:rPr>
-          <w:rFonts w:ascii="Calibri" w:hAnsi="Calibri"/>
-          <w:b/>
-          <w:i w:val="0"/>
-          <w:sz w:val="17"/>
-        </w:rPr>
-        <w:t>production support workflows</w:t>
+        </w:rPr>
+        <w:t>, RAG/vector search, LLM-as-a-judge evaluations, guardrails, citations</w:t>
       </w:r>
     </w:p>
     <w:p>

--- a/SDE_ROLES/Yaswanth_Muppalla_SDE_Resume.docx
+++ b/SDE_ROLES/Yaswanth_Muppalla_SDE_Resume.docx
@@ -235,78 +235,34 @@
       </w:pPr>
       <w:r>
         <w:rPr>
-          <w:rFonts w:ascii="Calibri" w:hAnsi="Calibri" w:eastAsia="Calibri"/>
           <w:b/>
           <w:i w:val="0"/>
-          <w:color w:val="141820"/>
-          <w:sz w:val="19"/>
-        </w:rPr>
-      </w:r>
-      <w:r>
-        <w:rPr>
-          <w:rFonts w:ascii="Calibri" w:hAnsi="Calibri" w:eastAsia="Calibri"/>
-          <w:b w:val="0"/>
-          <w:i w:val="0"/>
-          <w:color w:val="141820"/>
-          <w:sz w:val="19"/>
-        </w:rPr>
-      </w:r>
-      <w:r>
-        <w:rPr>
-          <w:sz w:val="19"/>
-        </w:rPr>
-      </w:r>
-      <w:r>
-        <w:rPr>
-          <w:rFonts w:ascii="Calibri" w:hAnsi="Calibri" w:eastAsia="Calibri"/>
-          <w:b/>
-          <w:i w:val="0"/>
-          <w:color w:val="141820"/>
-          <w:sz w:val="19"/>
-        </w:rPr>
-      </w:r>
-      <w:r>
-        <w:rPr>
-          <w:rFonts w:ascii="Calibri" w:hAnsi="Calibri"/>
-          <w:b w:val="0"/>
-          <w:i w:val="0"/>
-          <w:sz w:val="19"/>
-        </w:rPr>
-      </w:r>
-      <w:r>
-        <w:rPr>
-          <w:rFonts w:ascii="Calibri" w:hAnsi="Calibri"/>
-          <w:b/>
-          <w:i w:val="0"/>
-          <w:sz w:val="19"/>
-        </w:rPr>
-      </w:r>
-      <w:r>
-        <w:rPr>
-          <w:rFonts w:ascii="Calibri" w:hAnsi="Calibri"/>
-          <w:b w:val="0"/>
-          <w:i w:val="0"/>
-          <w:sz w:val="19"/>
-        </w:rPr>
-      </w:r>
-      <w:r>
-        <w:rPr>
-          <w:rFonts w:ascii="Calibri" w:hAnsi="Calibri"/>
-          <w:b/>
-          <w:i w:val="0"/>
-          <w:sz w:val="19"/>
+          <w:u w:val="none"/>
         </w:rPr>
         <w:t>Senior Software Engineer</w:t>
       </w:r>
       <w:r>
         <w:rPr>
-          <w:rFonts w:ascii="Calibri" w:hAnsi="Calibri"/>
           <w:b w:val="0"/>
           <w:i w:val="0"/>
-          <w:sz w:val="19"/>
+          <w:u w:val="none"/>
         </w:rPr>
         <w:t xml:space="preserve"> | American Express</w:t>
+      </w:r>
+      <w:r>
+        <w:rPr>
+          <w:b w:val="0"/>
+          <w:i w:val="0"/>
+          <w:u w:val="none"/>
+        </w:rPr>
         <w:tab/>
+      </w:r>
+      <w:r>
+        <w:rPr>
+          <w:b/>
+          <w:i w:val="0"/>
+          <w:u w:val="none"/>
+        </w:rPr>
         <w:t>Apr 2023 - Present</w:t>
       </w:r>
     </w:p>
@@ -320,6 +276,7 @@
         <w:rPr>
           <w:b/>
           <w:i w:val="0"/>
+          <w:u w:val="none"/>
         </w:rPr>
         <w:t>Impact:</w:t>
       </w:r>
@@ -327,6 +284,7 @@
         <w:rPr>
           <w:b w:val="0"/>
           <w:i w:val="0"/>
+          <w:u w:val="none"/>
         </w:rPr>
         <w:t xml:space="preserve"> Built a </w:t>
       </w:r>
@@ -334,13 +292,15 @@
         <w:rPr>
           <w:b/>
           <w:i w:val="0"/>
+          <w:u w:val="none"/>
         </w:rPr>
-        <w:t>cross-cloud GCP-to-AWS data and API platform</w:t>
+        <w:t>cross-cloud data and API platform</w:t>
       </w:r>
       <w:r>
         <w:rPr>
           <w:b w:val="0"/>
           <w:i w:val="0"/>
+          <w:u w:val="none"/>
         </w:rPr>
         <w:t xml:space="preserve"> processing </w:t>
       </w:r>
@@ -348,6 +308,7 @@
         <w:rPr>
           <w:b/>
           <w:i w:val="0"/>
+          <w:u w:val="none"/>
         </w:rPr>
         <w:t>10M+ financial records</w:t>
       </w:r>
@@ -355,6 +316,7 @@
         <w:rPr>
           <w:b w:val="0"/>
           <w:i w:val="0"/>
+          <w:u w:val="none"/>
         </w:rPr>
         <w:t xml:space="preserve">, improving reporting efficiency by </w:t>
       </w:r>
@@ -362,6 +324,7 @@
         <w:rPr>
           <w:b/>
           <w:i w:val="0"/>
+          <w:u w:val="none"/>
         </w:rPr>
         <w:t>35%</w:t>
       </w:r>
@@ -369,6 +332,7 @@
         <w:rPr>
           <w:b w:val="0"/>
           <w:i w:val="0"/>
+          <w:u w:val="none"/>
         </w:rPr>
         <w:t xml:space="preserve">, achieving </w:t>
       </w:r>
@@ -376,6 +340,7 @@
         <w:rPr>
           <w:b/>
           <w:i w:val="0"/>
+          <w:u w:val="none"/>
         </w:rPr>
         <w:t>99% data accuracy</w:t>
       </w:r>
@@ -383,6 +348,7 @@
         <w:rPr>
           <w:b w:val="0"/>
           <w:i w:val="0"/>
+          <w:u w:val="none"/>
         </w:rPr>
         <w:t xml:space="preserve">, and reducing rerun/debug cycles by </w:t>
       </w:r>
@@ -390,6 +356,7 @@
         <w:rPr>
           <w:b/>
           <w:i w:val="0"/>
+          <w:u w:val="none"/>
         </w:rPr>
         <w:t>3x</w:t>
       </w:r>
@@ -397,6 +364,7 @@
         <w:rPr>
           <w:b w:val="0"/>
           <w:i w:val="0"/>
+          <w:u w:val="none"/>
         </w:rPr>
         <w:t>.</w:t>
       </w:r>
@@ -415,62 +383,55 @@
         <w:rPr>
           <w:b w:val="0"/>
           <w:i w:val="0"/>
+          <w:u w:val="none"/>
         </w:rPr>
-        <w:t xml:space="preserve">Built </w:t>
+        <w:t xml:space="preserve">Engineered </w:t>
       </w:r>
       <w:r>
         <w:rPr>
           <w:b/>
           <w:i w:val="0"/>
+          <w:u w:val="none"/>
         </w:rPr>
-        <w:t>JSON-configurable GCP ingestion pipelines</w:t>
+        <w:t>JSON-configurable Java/Scala components</w:t>
       </w:r>
       <w:r>
         <w:rPr>
           <w:b w:val="0"/>
           <w:i w:val="0"/>
+          <w:u w:val="none"/>
         </w:rPr>
-        <w:t xml:space="preserve"> for </w:t>
+        <w:t xml:space="preserve"> and </w:t>
       </w:r>
       <w:r>
         <w:rPr>
           <w:b/>
           <w:i w:val="0"/>
+          <w:u w:val="none"/>
         </w:rPr>
-        <w:t>FIS files</w:t>
+        <w:t>Kafka/Flink pipelines</w:t>
       </w:r>
       <w:r>
         <w:rPr>
           <w:b w:val="0"/>
           <w:i w:val="0"/>
+          <w:u w:val="none"/>
         </w:rPr>
-        <w:t xml:space="preserve">, translating BCA/CCA reporting and reconciliation rules into reusable processing components and </w:t>
+        <w:t xml:space="preserve"> for batch and streaming ingestion, joins, deduplication, validation, enrichment, and governed publishing; migrated the platform from </w:t>
       </w:r>
       <w:r>
         <w:rPr>
           <w:b/>
           <w:i w:val="0"/>
+          <w:u w:val="none"/>
         </w:rPr>
-        <w:t>AI-ready data contracts</w:t>
+        <w:t>on-premises to GCP</w:t>
       </w:r>
       <w:r>
         <w:rPr>
           <w:b w:val="0"/>
           <w:i w:val="0"/>
-        </w:rPr>
-        <w:t xml:space="preserve"> for governed retrieval, reporting, and </w:t>
-      </w:r>
-      <w:r>
-        <w:rPr>
-          <w:b/>
-          <w:i w:val="0"/>
-        </w:rPr>
-        <w:t>downstream copilot APIs</w:t>
-      </w:r>
-      <w:r>
-        <w:rPr>
-          <w:b w:val="0"/>
-          <w:i w:val="0"/>
+          <w:u w:val="none"/>
         </w:rPr>
         <w:t>.</w:t>
       </w:r>
@@ -489,20 +450,39 @@
         <w:rPr>
           <w:b w:val="0"/>
           <w:i w:val="0"/>
+          <w:u w:val="none"/>
         </w:rPr>
-        <w:t xml:space="preserve">Implemented </w:t>
+        <w:t xml:space="preserve">Automated </w:t>
       </w:r>
       <w:r>
         <w:rPr>
           <w:b/>
           <w:i w:val="0"/>
+          <w:u w:val="none"/>
         </w:rPr>
-        <w:t>Kafka-backed ingestion</w:t>
+        <w:t>Airflow workflows</w:t>
       </w:r>
       <w:r>
         <w:rPr>
           <w:b w:val="0"/>
           <w:i w:val="0"/>
+          <w:u w:val="none"/>
+        </w:rPr>
+        <w:t xml:space="preserve"> with dependency controls, </w:t>
+      </w:r>
+      <w:r>
+        <w:rPr>
+          <w:b/>
+          <w:i w:val="0"/>
+          <w:u w:val="none"/>
+        </w:rPr>
+        <w:t>idempotent reruns</w:t>
+      </w:r>
+      <w:r>
+        <w:rPr>
+          <w:b w:val="0"/>
+          <w:i w:val="0"/>
+          <w:u w:val="none"/>
         </w:rPr>
         <w:t xml:space="preserve">, </w:t>
       </w:r>
@@ -510,48 +490,23 @@
         <w:rPr>
           <w:b/>
           <w:i w:val="0"/>
+          <w:u w:val="none"/>
         </w:rPr>
-        <w:t>Apache Flink processing</w:t>
+        <w:t>SLA monitoring</w:t>
       </w:r>
       <w:r>
         <w:rPr>
           <w:b w:val="0"/>
           <w:i w:val="0"/>
+          <w:u w:val="none"/>
         </w:rPr>
-        <w:t xml:space="preserve">, and </w:t>
+        <w:t xml:space="preserve">, data-quality gates, and </w:t>
       </w:r>
       <w:r>
         <w:rPr>
           <w:b/>
           <w:i w:val="0"/>
-        </w:rPr>
-        <w:t>Airflow orchestration</w:t>
-      </w:r>
-      <w:r>
-        <w:rPr>
-          <w:b w:val="0"/>
-          <w:i w:val="0"/>
-        </w:rPr>
-        <w:t xml:space="preserve"> for </w:t>
-      </w:r>
-      <w:r>
-        <w:rPr>
-          <w:b/>
-          <w:i w:val="0"/>
-        </w:rPr>
-        <w:t>validation, joins, deduplication, enrichment</w:t>
-      </w:r>
-      <w:r>
-        <w:rPr>
-          <w:b w:val="0"/>
-          <w:i w:val="0"/>
-        </w:rPr>
-        <w:t xml:space="preserve">, dependency controls, reruns, and </w:t>
-      </w:r>
-      <w:r>
-        <w:rPr>
-          <w:b/>
-          <w:i w:val="0"/>
+          <w:u w:val="none"/>
         </w:rPr>
         <w:t>failure recovery</w:t>
       </w:r>
@@ -559,34 +514,74 @@
         <w:rPr>
           <w:b w:val="0"/>
           <w:i w:val="0"/>
+          <w:u w:val="none"/>
         </w:rPr>
-        <w:t xml:space="preserve"> across reporting and </w:t>
+        <w:t xml:space="preserve"> across high-volume reporting workloads.</w:t>
+      </w:r>
+    </w:p>
+    <w:p>
+      <w:pPr>
+        <w:pStyle w:val="ResumeBullet"/>
+        <w:numPr>
+          <w:ilvl w:val="0"/>
+          <w:numId w:val="100"/>
+        </w:numPr>
+        <w:keepLines/>
+        <w:spacing w:before="0" w:after="6" w:line="240" w:lineRule="auto"/>
+      </w:pPr>
+      <w:r>
+        <w:rPr>
+          <w:b w:val="0"/>
+          <w:i w:val="0"/>
+          <w:u w:val="none"/>
+        </w:rPr>
+        <w:t xml:space="preserve">Published governed outputs to </w:t>
       </w:r>
       <w:r>
         <w:rPr>
           <w:b/>
           <w:i w:val="0"/>
+          <w:u w:val="none"/>
         </w:rPr>
-        <w:t>AI workloads</w:t>
+        <w:t>BigQuery</w:t>
       </w:r>
       <w:r>
         <w:rPr>
           <w:b w:val="0"/>
           <w:i w:val="0"/>
+          <w:u w:val="none"/>
         </w:rPr>
-        <w:t xml:space="preserve"> with </w:t>
+        <w:t xml:space="preserve"> and exposed analytical services through </w:t>
       </w:r>
       <w:r>
         <w:rPr>
           <w:b/>
           <w:i w:val="0"/>
+          <w:u w:val="none"/>
         </w:rPr>
-        <w:t>audit-ready execution</w:t>
+        <w:t>AWS API Gateway, Lambda, and ECS</w:t>
       </w:r>
       <w:r>
         <w:rPr>
           <w:b w:val="0"/>
           <w:i w:val="0"/>
+          <w:u w:val="none"/>
+        </w:rPr>
+        <w:t xml:space="preserve"> using </w:t>
+      </w:r>
+      <w:r>
+        <w:rPr>
+          <w:b/>
+          <w:i w:val="0"/>
+          <w:u w:val="none"/>
+        </w:rPr>
+        <w:t>stable contracts, retries, access controls, and tracing</w:t>
+      </w:r>
+      <w:r>
+        <w:rPr>
+          <w:b w:val="0"/>
+          <w:i w:val="0"/>
+          <w:u w:val="none"/>
         </w:rPr>
         <w:t>.</w:t>
       </w:r>
@@ -605,136 +600,39 @@
         <w:rPr>
           <w:b w:val="0"/>
           <w:i w:val="0"/>
+          <w:u w:val="none"/>
         </w:rPr>
-        <w:t xml:space="preserve">Published governed outputs to </w:t>
+        <w:t xml:space="preserve">Improved </w:t>
       </w:r>
       <w:r>
         <w:rPr>
           <w:b/>
           <w:i w:val="0"/>
+          <w:u w:val="none"/>
         </w:rPr>
-        <w:t>BigQuery curated tables</w:t>
+        <w:t>platform reliability and auditability</w:t>
       </w:r>
       <w:r>
         <w:rPr>
           <w:b w:val="0"/>
           <w:i w:val="0"/>
+          <w:u w:val="none"/>
         </w:rPr>
-        <w:t xml:space="preserve"> with </w:t>
+        <w:t xml:space="preserve"> through reconciliation checks, lineage, structured logging, failure diagnostics, and production support across </w:t>
       </w:r>
       <w:r>
         <w:rPr>
           <w:b/>
           <w:i w:val="0"/>
+          <w:u w:val="none"/>
         </w:rPr>
-        <w:t>quality checks, lineage, and audit controls</w:t>
+        <w:t>cross-cloud workflows</w:t>
       </w:r>
       <w:r>
         <w:rPr>
           <w:b w:val="0"/>
           <w:i w:val="0"/>
-        </w:rPr>
-        <w:t xml:space="preserve"> for consumption by APIs, reporting applications, and </w:t>
-      </w:r>
-      <w:r>
-        <w:rPr>
-          <w:b/>
-          <w:i w:val="0"/>
-        </w:rPr>
-        <w:t>downstream AI copilots</w:t>
-      </w:r>
-      <w:r>
-        <w:rPr>
-          <w:b w:val="0"/>
-          <w:i w:val="0"/>
-        </w:rPr>
-        <w:t xml:space="preserve"> through </w:t>
-      </w:r>
-      <w:r>
-        <w:rPr>
-          <w:b/>
-          <w:i w:val="0"/>
-        </w:rPr>
-        <w:t>stable service contracts</w:t>
-      </w:r>
-      <w:r>
-        <w:rPr>
-          <w:b w:val="0"/>
-          <w:i w:val="0"/>
-        </w:rPr>
-        <w:t xml:space="preserve"> and traceable access patterns.</w:t>
-      </w:r>
-    </w:p>
-    <w:p>
-      <w:pPr>
-        <w:pStyle w:val="ResumeBullet"/>
-        <w:numPr>
-          <w:ilvl w:val="0"/>
-          <w:numId w:val="100"/>
-        </w:numPr>
-        <w:keepLines/>
-        <w:spacing w:before="0" w:after="6" w:line="240" w:lineRule="auto"/>
-      </w:pPr>
-      <w:r>
-        <w:rPr>
-          <w:b w:val="0"/>
-          <w:i w:val="0"/>
-        </w:rPr>
-        <w:t xml:space="preserve">Exposed curated data through </w:t>
-      </w:r>
-      <w:r>
-        <w:rPr>
-          <w:b/>
-          <w:i w:val="0"/>
-        </w:rPr>
-        <w:t>AWS API Gateway and Lambda services</w:t>
-      </w:r>
-      <w:r>
-        <w:rPr>
-          <w:b w:val="0"/>
-          <w:i w:val="0"/>
-        </w:rPr>
-        <w:t xml:space="preserve"> for </w:t>
-      </w:r>
-      <w:r>
-        <w:rPr>
-          <w:b/>
-          <w:i w:val="0"/>
-        </w:rPr>
-        <w:t>analytical reads and low-latency reporting</w:t>
-      </w:r>
-      <w:r>
-        <w:rPr>
-          <w:b w:val="0"/>
-          <w:i w:val="0"/>
-        </w:rPr>
-        <w:t xml:space="preserve">, with </w:t>
-      </w:r>
-      <w:r>
-        <w:rPr>
-          <w:b/>
-          <w:i w:val="0"/>
-        </w:rPr>
-        <w:t>API contracts, retries, SLA monitoring, and tracing</w:t>
-      </w:r>
-      <w:r>
-        <w:rPr>
-          <w:b w:val="0"/>
-          <w:i w:val="0"/>
-        </w:rPr>
-        <w:t xml:space="preserve"> for reporting and </w:t>
-      </w:r>
-      <w:r>
-        <w:rPr>
-          <w:b/>
-          <w:i w:val="0"/>
-        </w:rPr>
-        <w:t>copilot consumers</w:t>
-      </w:r>
-      <w:r>
-        <w:rPr>
-          <w:b w:val="0"/>
-          <w:i w:val="0"/>
+          <w:u w:val="none"/>
         </w:rPr>
         <w:t>.</w:t>
       </w:r>
@@ -753,48 +651,39 @@
         <w:rPr>
           <w:b w:val="0"/>
           <w:i w:val="0"/>
+          <w:u w:val="none"/>
         </w:rPr>
-        <w:t xml:space="preserve">Designed an </w:t>
+        <w:t xml:space="preserve">Extended the data foundation with an </w:t>
       </w:r>
       <w:r>
         <w:rPr>
           <w:b/>
           <w:i w:val="0"/>
+          <w:u w:val="none"/>
         </w:rPr>
-        <w:t>IRIS-backed AI ingestion and semantic retrieval layer</w:t>
+        <w:t>IRIS-backed RAG ingestion layer</w:t>
       </w:r>
       <w:r>
         <w:rPr>
           <w:b w:val="0"/>
           <w:i w:val="0"/>
+          <w:u w:val="none"/>
         </w:rPr>
-        <w:t xml:space="preserve"> with document extraction, chunking, metadata enrichment, scoped search, and batch publishing for </w:t>
+        <w:t xml:space="preserve"> for extraction, chunking, metadata enrichment, </w:t>
       </w:r>
       <w:r>
         <w:rPr>
           <w:b/>
           <w:i w:val="0"/>
+          <w:u w:val="none"/>
         </w:rPr>
-        <w:t>grounded copilot retrieval</w:t>
+        <w:t>scoped retrieval, citations, and grounded responses</w:t>
       </w:r>
       <w:r>
         <w:rPr>
           <w:b w:val="0"/>
           <w:i w:val="0"/>
-        </w:rPr>
-        <w:t xml:space="preserve"> with source-level traceability and </w:t>
-      </w:r>
-      <w:r>
-        <w:rPr>
-          <w:b/>
-          <w:i w:val="0"/>
-        </w:rPr>
-        <w:t>retrieval quality controls</w:t>
-      </w:r>
-      <w:r>
-        <w:rPr>
-          <w:b w:val="0"/>
-          <w:i w:val="0"/>
+          <w:u w:val="none"/>
         </w:rPr>
         <w:t>.</w:t>
       </w:r>
@@ -813,76 +702,39 @@
         <w:rPr>
           <w:b w:val="0"/>
           <w:i w:val="0"/>
+          <w:u w:val="none"/>
         </w:rPr>
-        <w:t xml:space="preserve">Developed </w:t>
+        <w:t xml:space="preserve">Built </w:t>
       </w:r>
       <w:r>
         <w:rPr>
           <w:b/>
           <w:i w:val="0"/>
+          <w:u w:val="none"/>
         </w:rPr>
-        <w:t>AI copilot services</w:t>
+        <w:t>MCP/API and agent-context services</w:t>
       </w:r>
       <w:r>
         <w:rPr>
           <w:b w:val="0"/>
           <w:i w:val="0"/>
+          <w:u w:val="none"/>
         </w:rPr>
-        <w:t xml:space="preserve"> with </w:t>
+        <w:t xml:space="preserve"> for controlled tool execution, session state, prompt assembly, </w:t>
       </w:r>
       <w:r>
         <w:rPr>
           <w:b/>
           <w:i w:val="0"/>
+          <w:u w:val="none"/>
         </w:rPr>
-        <w:t>agent/context orchestration</w:t>
+        <w:t>guardrails, execution traces, and audit-ready source tracking</w:t>
       </w:r>
       <w:r>
         <w:rPr>
           <w:b w:val="0"/>
           <w:i w:val="0"/>
-        </w:rPr>
-        <w:t xml:space="preserve">, source-ledger tracking, controlled prompt assembly, </w:t>
-      </w:r>
-      <w:r>
-        <w:rPr>
-          <w:b/>
-          <w:i w:val="0"/>
-        </w:rPr>
-        <w:t>citations, guardrails</w:t>
-      </w:r>
-      <w:r>
-        <w:rPr>
-          <w:b w:val="0"/>
-          <w:i w:val="0"/>
-        </w:rPr>
-        <w:t xml:space="preserve">, </w:t>
-      </w:r>
-      <w:r>
-        <w:rPr>
-          <w:b/>
-          <w:i w:val="0"/>
-        </w:rPr>
-        <w:t>evaluation traces</w:t>
-      </w:r>
-      <w:r>
-        <w:rPr>
-          <w:b w:val="0"/>
-          <w:i w:val="0"/>
-        </w:rPr>
-        <w:t xml:space="preserve">, and audit-friendly response logs for production support and </w:t>
-      </w:r>
-      <w:r>
-        <w:rPr>
-          <w:b/>
-          <w:i w:val="0"/>
-        </w:rPr>
-        <w:t>response-quality diagnostics</w:t>
-      </w:r>
-      <w:r>
-        <w:rPr>
-          <w:b w:val="0"/>
-          <w:i w:val="0"/>
+          <w:u w:val="none"/>
         </w:rPr>
         <w:t>.</w:t>
       </w:r>
@@ -898,61 +750,34 @@
       </w:pPr>
       <w:r>
         <w:rPr>
-          <w:rFonts w:ascii="Calibri" w:hAnsi="Calibri" w:eastAsia="Calibri"/>
           <w:b/>
           <w:i w:val="0"/>
-          <w:color w:val="141820"/>
-          <w:sz w:val="19"/>
+          <w:u w:val="none"/>
         </w:rPr>
+        <w:t>Software Engineer</w:t>
       </w:r>
       <w:r>
         <w:rPr>
-          <w:rFonts w:ascii="Calibri" w:hAnsi="Calibri" w:eastAsia="Calibri"/>
           <w:b w:val="0"/>
           <w:i w:val="0"/>
-          <w:color w:val="141820"/>
-          <w:sz w:val="19"/>
+          <w:u w:val="none"/>
         </w:rPr>
+        <w:t xml:space="preserve"> | Skechers</w:t>
       </w:r>
       <w:r>
         <w:rPr>
-          <w:sz w:val="19"/>
+          <w:b w:val="0"/>
+          <w:i w:val="0"/>
+          <w:u w:val="none"/>
         </w:rPr>
+        <w:tab/>
       </w:r>
       <w:r>
         <w:rPr>
-          <w:rFonts w:ascii="Calibri" w:hAnsi="Calibri" w:eastAsia="Calibri"/>
           <w:b/>
           <w:i w:val="0"/>
-          <w:color w:val="141820"/>
-          <w:sz w:val="19"/>
+          <w:u w:val="none"/>
         </w:rPr>
-      </w:r>
-      <w:r>
-        <w:rPr>
-          <w:rFonts w:ascii="Calibri" w:hAnsi="Calibri"/>
-          <w:b w:val="0"/>
-          <w:i w:val="0"/>
-          <w:sz w:val="19"/>
-        </w:rPr>
-      </w:r>
-      <w:r>
-        <w:rPr>
-          <w:rFonts w:ascii="Calibri" w:hAnsi="Calibri"/>
-          <w:b w:val="0"/>
-          <w:i w:val="0"/>
-          <w:sz w:val="19"/>
-        </w:rPr>
-      </w:r>
-      <w:r>
-        <w:rPr>
-          <w:rFonts w:ascii="Calibri" w:hAnsi="Calibri"/>
-          <w:b w:val="0"/>
-          <w:i w:val="0"/>
-          <w:sz w:val="19"/>
-        </w:rPr>
-        <w:t>Software Engineer | Skechers</w:t>
-        <w:tab/>
         <w:t>Oct 2020 - Mar 2023</w:t>
       </w:r>
     </w:p>
@@ -1388,70 +1213,34 @@
       </w:pPr>
       <w:r>
         <w:rPr>
-          <w:rFonts w:ascii="Calibri" w:hAnsi="Calibri" w:eastAsia="Calibri"/>
           <w:b/>
           <w:i w:val="0"/>
-          <w:color w:val="141820"/>
-          <w:sz w:val="19"/>
+          <w:u w:val="none"/>
         </w:rPr>
+        <w:t>Full-Stack Developer</w:t>
       </w:r>
       <w:r>
         <w:rPr>
-          <w:rFonts w:ascii="Calibri" w:hAnsi="Calibri" w:eastAsia="Calibri"/>
           <w:b w:val="0"/>
           <w:i w:val="0"/>
-          <w:color w:val="141820"/>
-          <w:sz w:val="19"/>
+          <w:u w:val="none"/>
         </w:rPr>
+        <w:t xml:space="preserve"> | SOCH Inc. - Richmond, VA</w:t>
       </w:r>
       <w:r>
         <w:rPr>
-          <w:rFonts w:ascii="Calibri" w:hAnsi="Calibri" w:eastAsia="Calibri"/>
           <w:b w:val="0"/>
           <w:i w:val="0"/>
-          <w:color w:val="525866"/>
-          <w:sz w:val="19"/>
+          <w:u w:val="none"/>
         </w:rPr>
+        <w:tab/>
       </w:r>
       <w:r>
         <w:rPr>
-          <w:sz w:val="19"/>
-        </w:rPr>
-      </w:r>
-      <w:r>
-        <w:rPr>
-          <w:rFonts w:ascii="Calibri" w:hAnsi="Calibri" w:eastAsia="Calibri"/>
           <w:b/>
           <w:i w:val="0"/>
-          <w:color w:val="141820"/>
-          <w:sz w:val="19"/>
+          <w:u w:val="none"/>
         </w:rPr>
-      </w:r>
-      <w:r>
-        <w:rPr>
-          <w:rFonts w:ascii="Calibri" w:hAnsi="Calibri"/>
-          <w:b w:val="0"/>
-          <w:i w:val="0"/>
-          <w:sz w:val="19"/>
-        </w:rPr>
-      </w:r>
-      <w:r>
-        <w:rPr>
-          <w:rFonts w:ascii="Calibri" w:hAnsi="Calibri"/>
-          <w:b w:val="0"/>
-          <w:i w:val="0"/>
-          <w:sz w:val="19"/>
-        </w:rPr>
-      </w:r>
-      <w:r>
-        <w:rPr>
-          <w:rFonts w:ascii="Calibri" w:hAnsi="Calibri"/>
-          <w:b w:val="0"/>
-          <w:i w:val="0"/>
-          <w:sz w:val="19"/>
-        </w:rPr>
-        <w:t>Full-Stack Developer | SOCH Inc. - Richmond, VA</w:t>
-        <w:tab/>
         <w:t>Jan 2020 - Sep 2020</w:t>
       </w:r>
     </w:p>
@@ -1709,6 +1498,7 @@
         <w:rPr>
           <w:b/>
           <w:i w:val="0"/>
+          <w:u w:val="none"/>
         </w:rPr>
         <w:t>OmInsights</w:t>
       </w:r>
@@ -1716,13 +1506,15 @@
         <w:rPr>
           <w:b w:val="0"/>
           <w:i w:val="0"/>
+          <w:u w:val="none"/>
         </w:rPr>
-        <w:t xml:space="preserve"> - Founder-Led Backend &amp; AI Platform Build</w:t>
+        <w:t xml:space="preserve"> - Founder-Led Applied AI Platform Build</w:t>
       </w:r>
       <w:r>
         <w:rPr>
           <w:b w:val="0"/>
           <w:i w:val="0"/>
+          <w:u w:val="none"/>
         </w:rPr>
         <w:tab/>
       </w:r>
@@ -1730,6 +1522,7 @@
         <w:rPr>
           <w:b/>
           <w:i w:val="0"/>
+          <w:u w:val="none"/>
         </w:rPr>
         <w:t>Jan 2024 - Present</w:t>
       </w:r>
@@ -1744,6 +1537,7 @@
         <w:rPr>
           <w:b/>
           <w:i w:val="0"/>
+          <w:u w:val="none"/>
         </w:rPr>
         <w:t>Impact:</w:t>
       </w:r>
@@ -1751,6 +1545,7 @@
         <w:rPr>
           <w:b w:val="0"/>
           <w:i w:val="0"/>
+          <w:u w:val="none"/>
         </w:rPr>
         <w:t xml:space="preserve"> Built a </w:t>
       </w:r>
@@ -1758,13 +1553,15 @@
         <w:rPr>
           <w:b/>
           <w:i w:val="0"/>
+          <w:u w:val="none"/>
         </w:rPr>
-        <w:t>six-component backend and AI platform</w:t>
+        <w:t>6-component AI platform</w:t>
       </w:r>
       <w:r>
         <w:rPr>
           <w:b w:val="0"/>
           <w:i w:val="0"/>
+          <w:u w:val="none"/>
         </w:rPr>
         <w:t xml:space="preserve"> with </w:t>
       </w:r>
@@ -1772,6 +1569,7 @@
         <w:rPr>
           <w:b/>
           <w:i w:val="0"/>
+          <w:u w:val="none"/>
         </w:rPr>
         <w:t>tenant-scoped APIs</w:t>
       </w:r>
@@ -1779,50 +1577,25 @@
         <w:rPr>
           <w:b w:val="0"/>
           <w:i w:val="0"/>
+          <w:u w:val="none"/>
         </w:rPr>
-        <w:t xml:space="preserve">, async processing, </w:t>
+        <w:t xml:space="preserve">, agent/context orchestration, MCP tool execution, async file processing, and </w:t>
       </w:r>
       <w:r>
         <w:rPr>
           <w:b/>
           <w:i w:val="0"/>
+          <w:u w:val="none"/>
         </w:rPr>
-        <w:t>CDK-managed AWS infrastructure</w:t>
+        <w:t>source-backed intelligence</w:t>
       </w:r>
       <w:r>
         <w:rPr>
           <w:b w:val="0"/>
           <w:i w:val="0"/>
+          <w:u w:val="none"/>
         </w:rPr>
-        <w:t xml:space="preserve">, </w:t>
-      </w:r>
-      <w:r>
-        <w:rPr>
-          <w:b/>
-          <w:i w:val="0"/>
-        </w:rPr>
-        <w:t>ECS/Fargate services</w:t>
-      </w:r>
-      <w:r>
-        <w:rPr>
-          <w:b w:val="0"/>
-          <w:i w:val="0"/>
-        </w:rPr>
-        <w:t xml:space="preserve">, and controlled agent workflows with </w:t>
-      </w:r>
-      <w:r>
-        <w:rPr>
-          <w:b/>
-          <w:i w:val="0"/>
-        </w:rPr>
-        <w:t>evaluation and traceability</w:t>
-      </w:r>
-      <w:r>
-        <w:rPr>
-          <w:b w:val="0"/>
-          <w:i w:val="0"/>
-        </w:rPr>
-        <w:t xml:space="preserve"> across tenant-aware AI responses.</w:t>
+        <w:t xml:space="preserve"> with tenant isolation, citations, and traceability.</w:t>
       </w:r>
     </w:p>
     <w:p>
@@ -1839,6 +1612,7 @@
         <w:rPr>
           <w:b w:val="0"/>
           <w:i w:val="0"/>
+          <w:u w:val="none"/>
         </w:rPr>
         <w:t xml:space="preserve">Architected </w:t>
       </w:r>
@@ -1846,85 +1620,17 @@
         <w:rPr>
           <w:b/>
           <w:i w:val="0"/>
+          <w:u w:val="none"/>
         </w:rPr>
-        <w:t>FastAPI services</w:t>
+        <w:t>Angular UI, FastAPI Business Service, Context Engine, MCP Server</w:t>
       </w:r>
       <w:r>
         <w:rPr>
           <w:b w:val="0"/>
           <w:i w:val="0"/>
+          <w:u w:val="none"/>
         </w:rPr>
-        <w:t xml:space="preserve"> with </w:t>
-      </w:r>
-      <w:r>
-        <w:rPr>
-          <w:b/>
-          <w:i w:val="0"/>
-        </w:rPr>
-        <w:t>auth/tenant isolation</w:t>
-      </w:r>
-      <w:r>
-        <w:rPr>
-          <w:b w:val="0"/>
-          <w:i w:val="0"/>
-        </w:rPr>
-        <w:t xml:space="preserve">, typed REST contracts, </w:t>
-      </w:r>
-      <w:r>
-        <w:rPr>
-          <w:b/>
-          <w:i w:val="0"/>
-        </w:rPr>
-        <w:t>repository/service boundaries</w:t>
-      </w:r>
-      <w:r>
-        <w:rPr>
-          <w:b w:val="0"/>
-          <w:i w:val="0"/>
-        </w:rPr>
-        <w:t xml:space="preserve">, </w:t>
-      </w:r>
-      <w:r>
-        <w:rPr>
-          <w:b/>
-          <w:i w:val="0"/>
-        </w:rPr>
-        <w:t>MongoDB/OpenSearch</w:t>
-      </w:r>
-      <w:r>
-        <w:rPr>
-          <w:b w:val="0"/>
-          <w:i w:val="0"/>
-        </w:rPr>
-        <w:t xml:space="preserve"> persistence, and background workers for </w:t>
-      </w:r>
-      <w:r>
-        <w:rPr>
-          <w:b/>
-          <w:i w:val="0"/>
-        </w:rPr>
-        <w:t>AI-enabled application workflows</w:t>
-      </w:r>
-      <w:r>
-        <w:rPr>
-          <w:b w:val="0"/>
-          <w:i w:val="0"/>
-        </w:rPr>
-        <w:t xml:space="preserve"> and </w:t>
-      </w:r>
-      <w:r>
-        <w:rPr>
-          <w:b/>
-          <w:i w:val="0"/>
-        </w:rPr>
-        <w:t>policy-aware orchestration</w:t>
-      </w:r>
-      <w:r>
-        <w:rPr>
-          <w:b w:val="0"/>
-          <w:i w:val="0"/>
-        </w:rPr>
-        <w:t>.</w:t>
+        <w:t>, File Processing worker, and AWS deployment paths with CI/CD, environment promotion, secrets/config handling, and tenant-aware operations.</w:t>
       </w:r>
     </w:p>
     <w:p>
@@ -1941,64 +1647,41 @@
         <w:rPr>
           <w:b w:val="0"/>
           <w:i w:val="0"/>
+          <w:u w:val="none"/>
         </w:rPr>
-        <w:t xml:space="preserve">Provisioned </w:t>
+        <w:t xml:space="preserve">Built an </w:t>
       </w:r>
       <w:r>
         <w:rPr>
           <w:b/>
           <w:i w:val="0"/>
+          <w:u w:val="none"/>
         </w:rPr>
-        <w:t>AWS environments with CDK and CI/CD</w:t>
+        <w:t>AI evaluation layer</w:t>
       </w:r>
       <w:r>
         <w:rPr>
           <w:b w:val="0"/>
           <w:i w:val="0"/>
+          <w:u w:val="none"/>
         </w:rPr>
-        <w:t xml:space="preserve">, deploying containerized Context Engine/MCP services to </w:t>
+        <w:t xml:space="preserve"> with groundedness, relevance, citation, and policy checks, </w:t>
       </w:r>
       <w:r>
         <w:rPr>
           <w:b/>
           <w:i w:val="0"/>
+          <w:u w:val="none"/>
         </w:rPr>
-        <w:t>ECS/Fargate</w:t>
+        <w:t>LLM-as-a-judge scoring</w:t>
       </w:r>
       <w:r>
         <w:rPr>
           <w:b w:val="0"/>
           <w:i w:val="0"/>
+          <w:u w:val="none"/>
         </w:rPr>
-        <w:t xml:space="preserve"> with </w:t>
-      </w:r>
-      <w:r>
-        <w:rPr>
-          <w:b/>
-          <w:i w:val="0"/>
-        </w:rPr>
-        <w:t>S3/SQS</w:t>
-      </w:r>
-      <w:r>
-        <w:rPr>
-          <w:b w:val="0"/>
-          <w:i w:val="0"/>
-        </w:rPr>
-        <w:t xml:space="preserve">, secrets/config, autoscaling, and observability for </w:t>
-      </w:r>
-      <w:r>
-        <w:rPr>
-          <w:b/>
-          <w:i w:val="0"/>
-        </w:rPr>
-        <w:t>backend and agent services</w:t>
-      </w:r>
-      <w:r>
-        <w:rPr>
-          <w:b w:val="0"/>
-          <w:i w:val="0"/>
-        </w:rPr>
-        <w:t xml:space="preserve"> across repeatable environments.</w:t>
+        <w:t>, and regression tracking.</w:t>
       </w:r>
     </w:p>
     <w:p>
@@ -2013,78 +1696,57 @@
         <w:rPr>
           <w:b w:val="0"/>
           <w:i w:val="0"/>
+          <w:u w:val="none"/>
         </w:rPr>
-        <w:t xml:space="preserve">Implemented </w:t>
+        <w:t xml:space="preserve">Designed </w:t>
       </w:r>
       <w:r>
         <w:rPr>
           <w:b/>
           <w:i w:val="0"/>
+          <w:u w:val="none"/>
         </w:rPr>
-        <w:t>asynchronous document processing</w:t>
+        <w:t>Context Engine flows</w:t>
       </w:r>
       <w:r>
         <w:rPr>
           <w:b w:val="0"/>
           <w:i w:val="0"/>
+          <w:u w:val="none"/>
         </w:rPr>
-        <w:t xml:space="preserve"> through </w:t>
+        <w:t xml:space="preserve"> for </w:t>
       </w:r>
       <w:r>
         <w:rPr>
           <w:b/>
           <w:i w:val="0"/>
+          <w:u w:val="none"/>
         </w:rPr>
-        <w:t>S3, SQS router/worker Lambdas</w:t>
+        <w:t>chat/session memory</w:t>
       </w:r>
       <w:r>
         <w:rPr>
           <w:b w:val="0"/>
           <w:i w:val="0"/>
+          <w:u w:val="none"/>
         </w:rPr>
-        <w:t xml:space="preserve">, </w:t>
+        <w:t xml:space="preserve">, selected context, KB injection, prompt assembly, and </w:t>
       </w:r>
       <w:r>
         <w:rPr>
           <w:b/>
           <w:i w:val="0"/>
+          <w:u w:val="none"/>
         </w:rPr>
-        <w:t>DLQs, idempotency keys</w:t>
+        <w:t>LLM/context harness design</w:t>
       </w:r>
       <w:r>
         <w:rPr>
           <w:b w:val="0"/>
           <w:i w:val="0"/>
+          <w:u w:val="none"/>
         </w:rPr>
-        <w:t xml:space="preserve">, and MongoDB/OpenSearch publishing with </w:t>
-      </w:r>
-      <w:r>
-        <w:rPr>
-          <w:b/>
-          <w:i w:val="0"/>
-        </w:rPr>
-        <w:t>retry-aware error classification</w:t>
-      </w:r>
-      <w:r>
-        <w:rPr>
-          <w:b w:val="0"/>
-          <w:i w:val="0"/>
-        </w:rPr>
-        <w:t xml:space="preserve">, reliable reprocessing, and </w:t>
-      </w:r>
-      <w:r>
-        <w:rPr>
-          <w:b/>
-          <w:i w:val="0"/>
-        </w:rPr>
-        <w:t>retrieval indexing</w:t>
-      </w:r>
-      <w:r>
-        <w:rPr>
-          <w:b w:val="0"/>
-          <w:i w:val="0"/>
-        </w:rPr>
-        <w:t>.</w:t>
+        <w:t xml:space="preserve"> for multi-turn agent orchestration, policy-aware grounding, and session continuity.</w:t>
       </w:r>
     </w:p>
     <w:p>
@@ -2101,13 +1763,15 @@
         <w:rPr>
           <w:b w:val="0"/>
           <w:i w:val="0"/>
+          <w:u w:val="none"/>
         </w:rPr>
-        <w:t xml:space="preserve">Built </w:t>
+        <w:t xml:space="preserve">Implemented </w:t>
       </w:r>
       <w:r>
         <w:rPr>
           <w:b/>
           <w:i w:val="0"/>
+          <w:u w:val="none"/>
         </w:rPr>
         <w:t>MCP/API runtime patterns</w:t>
       </w:r>
@@ -2115,64 +1779,25 @@
         <w:rPr>
           <w:b w:val="0"/>
           <w:i w:val="0"/>
+          <w:u w:val="none"/>
         </w:rPr>
-        <w:t xml:space="preserve"> and a </w:t>
+        <w:t xml:space="preserve"> and a shared </w:t>
       </w:r>
       <w:r>
         <w:rPr>
           <w:b/>
           <w:i w:val="0"/>
+          <w:u w:val="none"/>
         </w:rPr>
-        <w:t>shared LLM gateway</w:t>
+        <w:t>LLM gateway across platform layers</w:t>
       </w:r>
       <w:r>
         <w:rPr>
           <w:b w:val="0"/>
           <w:i w:val="0"/>
+          <w:u w:val="none"/>
         </w:rPr>
-        <w:t xml:space="preserve"> for model routing, tool execution, </w:t>
-      </w:r>
-      <w:r>
-        <w:rPr>
-          <w:b/>
-          <w:i w:val="0"/>
-        </w:rPr>
-        <w:t>retries/fallbacks</w:t>
-      </w:r>
-      <w:r>
-        <w:rPr>
-          <w:b w:val="0"/>
-          <w:i w:val="0"/>
-        </w:rPr>
-        <w:t xml:space="preserve">, usage logging, and execution traces for </w:t>
-      </w:r>
-      <w:r>
-        <w:rPr>
-          <w:b/>
-          <w:i w:val="0"/>
-        </w:rPr>
-        <w:t>production agent workflows</w:t>
-      </w:r>
-      <w:r>
-        <w:rPr>
-          <w:b w:val="0"/>
-          <w:i w:val="0"/>
-        </w:rPr>
-        <w:t xml:space="preserve">, model/provider behavior, and </w:t>
-      </w:r>
-      <w:r>
-        <w:rPr>
-          <w:b/>
-          <w:i w:val="0"/>
-        </w:rPr>
-        <w:t>operational diagnostics</w:t>
-      </w:r>
-      <w:r>
-        <w:rPr>
-          <w:b w:val="0"/>
-          <w:i w:val="0"/>
-        </w:rPr>
-        <w:t>.</w:t>
+        <w:t>, centralizing model/provider routing, request policies, retries/fallbacks, tool access, usage logging, and execution traces.</w:t>
       </w:r>
     </w:p>
     <w:p>
@@ -2187,78 +1812,25 @@
         <w:rPr>
           <w:b w:val="0"/>
           <w:i w:val="0"/>
+          <w:u w:val="none"/>
         </w:rPr>
-        <w:t xml:space="preserve">Engineered </w:t>
+        <w:t xml:space="preserve">Created </w:t>
       </w:r>
       <w:r>
         <w:rPr>
           <w:b/>
           <w:i w:val="0"/>
+          <w:u w:val="none"/>
         </w:rPr>
-        <w:t>context orchestration and retrieval</w:t>
+        <w:t>single-founder execution playbooks</w:t>
       </w:r>
       <w:r>
         <w:rPr>
           <w:b w:val="0"/>
           <w:i w:val="0"/>
+          <w:u w:val="none"/>
         </w:rPr>
-        <w:t xml:space="preserve"> with session state, selected documents, source ledgers, </w:t>
-      </w:r>
-      <w:r>
-        <w:rPr>
-          <w:b/>
-          <w:i w:val="0"/>
-        </w:rPr>
-        <w:t>LLM-as-a-judge evaluations</w:t>
-      </w:r>
-      <w:r>
-        <w:rPr>
-          <w:b w:val="0"/>
-          <w:i w:val="0"/>
-        </w:rPr>
-        <w:t xml:space="preserve">, </w:t>
-      </w:r>
-      <w:r>
-        <w:rPr>
-          <w:b/>
-          <w:i w:val="0"/>
-        </w:rPr>
-        <w:t>guardrails, and citations</w:t>
-      </w:r>
-      <w:r>
-        <w:rPr>
-          <w:b w:val="0"/>
-          <w:i w:val="0"/>
-        </w:rPr>
-        <w:t xml:space="preserve"> for </w:t>
-      </w:r>
-      <w:r>
-        <w:rPr>
-          <w:b/>
-          <w:i w:val="0"/>
-        </w:rPr>
-        <w:t>grounded, policy-aware responses</w:t>
-      </w:r>
-      <w:r>
-        <w:rPr>
-          <w:b w:val="0"/>
-          <w:i w:val="0"/>
-        </w:rPr>
-        <w:t xml:space="preserve"> under </w:t>
-      </w:r>
-      <w:r>
-        <w:rPr>
-          <w:b/>
-          <w:i w:val="0"/>
-        </w:rPr>
-        <w:t>tenant-scoped context controls</w:t>
-      </w:r>
-      <w:r>
-        <w:rPr>
-          <w:b w:val="0"/>
-          <w:i w:val="0"/>
-        </w:rPr>
-        <w:t>.</w:t>
+        <w:t xml:space="preserve"> across each platform layer for architecture decisions, implementation, deployment, testing, observability, and recovery, standardizing repeatable delivery and accelerating execution.</w:t>
       </w:r>
     </w:p>
     <w:p>
@@ -2787,61 +2359,34 @@
       </w:pPr>
       <w:r>
         <w:rPr>
-          <w:rFonts w:ascii="Calibri" w:hAnsi="Calibri" w:eastAsia="Calibri"/>
           <w:b/>
           <w:i w:val="0"/>
-          <w:color w:val="141820"/>
-          <w:sz w:val="19"/>
+          <w:u w:val="none"/>
         </w:rPr>
+        <w:t>State University of New York, New Paltz</w:t>
       </w:r>
       <w:r>
         <w:rPr>
-          <w:rFonts w:ascii="Calibri" w:hAnsi="Calibri" w:eastAsia="Calibri"/>
           <w:b w:val="0"/>
           <w:i w:val="0"/>
-          <w:color w:val="141820"/>
-          <w:sz w:val="19"/>
+          <w:u w:val="none"/>
         </w:rPr>
+        <w:t xml:space="preserve"> | Master of Science, Computer Science | CGPA: 3.6/4.0</w:t>
       </w:r>
       <w:r>
         <w:rPr>
-          <w:sz w:val="19"/>
+          <w:b w:val="0"/>
+          <w:i w:val="0"/>
+          <w:u w:val="none"/>
         </w:rPr>
+        <w:tab/>
       </w:r>
       <w:r>
         <w:rPr>
-          <w:rFonts w:ascii="Calibri" w:hAnsi="Calibri" w:eastAsia="Calibri"/>
-          <w:b w:val="0"/>
-          <w:i/>
-          <w:color w:val="141820"/>
-          <w:sz w:val="19"/>
+          <w:b/>
+          <w:i w:val="0"/>
+          <w:u w:val="none"/>
         </w:rPr>
-      </w:r>
-      <w:r>
-        <w:rPr>
-          <w:rFonts w:ascii="Calibri" w:hAnsi="Calibri"/>
-          <w:b w:val="0"/>
-          <w:i w:val="0"/>
-          <w:sz w:val="19"/>
-        </w:rPr>
-      </w:r>
-      <w:r>
-        <w:rPr>
-          <w:rFonts w:ascii="Calibri" w:hAnsi="Calibri"/>
-          <w:b w:val="0"/>
-          <w:i w:val="0"/>
-          <w:sz w:val="19"/>
-        </w:rPr>
-      </w:r>
-      <w:r>
-        <w:rPr>
-          <w:rFonts w:ascii="Calibri" w:hAnsi="Calibri"/>
-          <w:b w:val="0"/>
-          <w:i w:val="0"/>
-          <w:sz w:val="19"/>
-        </w:rPr>
-        <w:t>State University of New York, New Paltz | Master of Science, Computer Science | CGPA: 3.6/4.0</w:t>
-        <w:tab/>
         <w:t>May 2020</w:t>
       </w:r>
     </w:p>
@@ -2855,61 +2400,34 @@
       </w:pPr>
       <w:r>
         <w:rPr>
-          <w:rFonts w:ascii="Calibri" w:hAnsi="Calibri" w:eastAsia="Calibri"/>
           <w:b/>
           <w:i w:val="0"/>
-          <w:color w:val="141820"/>
-          <w:sz w:val="19"/>
+          <w:u w:val="none"/>
         </w:rPr>
+        <w:t>JNTUK</w:t>
       </w:r>
       <w:r>
         <w:rPr>
-          <w:rFonts w:ascii="Calibri" w:hAnsi="Calibri" w:eastAsia="Calibri"/>
           <w:b w:val="0"/>
           <w:i w:val="0"/>
-          <w:color w:val="141820"/>
-          <w:sz w:val="19"/>
+          <w:u w:val="none"/>
         </w:rPr>
+        <w:t xml:space="preserve"> | Bachelor of Technology | CGPA: 8.5/10</w:t>
       </w:r>
       <w:r>
         <w:rPr>
-          <w:sz w:val="19"/>
+          <w:b w:val="0"/>
+          <w:i w:val="0"/>
+          <w:u w:val="none"/>
         </w:rPr>
+        <w:tab/>
       </w:r>
       <w:r>
         <w:rPr>
-          <w:rFonts w:ascii="Calibri" w:hAnsi="Calibri" w:eastAsia="Calibri"/>
-          <w:b w:val="0"/>
-          <w:i/>
-          <w:color w:val="141820"/>
-          <w:sz w:val="19"/>
+          <w:b/>
+          <w:i w:val="0"/>
+          <w:u w:val="none"/>
         </w:rPr>
-      </w:r>
-      <w:r>
-        <w:rPr>
-          <w:rFonts w:ascii="Calibri" w:hAnsi="Calibri"/>
-          <w:b w:val="0"/>
-          <w:i w:val="0"/>
-          <w:sz w:val="19"/>
-        </w:rPr>
-      </w:r>
-      <w:r>
-        <w:rPr>
-          <w:rFonts w:ascii="Calibri" w:hAnsi="Calibri"/>
-          <w:b w:val="0"/>
-          <w:i w:val="0"/>
-          <w:sz w:val="19"/>
-        </w:rPr>
-      </w:r>
-      <w:r>
-        <w:rPr>
-          <w:rFonts w:ascii="Calibri" w:hAnsi="Calibri"/>
-          <w:b w:val="0"/>
-          <w:i w:val="0"/>
-          <w:sz w:val="19"/>
-        </w:rPr>
-        <w:t>JNTUK | Bachelor of Technology | CGPA: 8.5/10</w:t>
-        <w:tab/>
         <w:t>2018</w:t>
       </w:r>
     </w:p>
